--- a/TryHackMe/overpass/MLT22/writeup.docx
+++ b/TryHackMe/overpass/MLT22/writeup.docx
@@ -1,36 +1,38 @@
 
 <file path=word/document.xml><?xml version="1.0" encoding="utf-8"?>
-<w:document xmlns:mc="http://schemas.openxmlformats.org/markup-compatibility/2006" xmlns:o="urn:schemas-microsoft-com:office:office" xmlns:r="http://schemas.openxmlformats.org/officeDocument/2006/relationships" xmlns:m="http://schemas.openxmlformats.org/officeDocument/2006/math" xmlns:v="urn:schemas-microsoft-com:vml" xmlns:wp="http://schemas.openxmlformats.org/drawingml/2006/wordprocessingDrawing" xmlns:w10="urn:schemas-microsoft-com:office:word" xmlns:w="http://schemas.openxmlformats.org/wordprocessingml/2006/main" xmlns:wne="http://schemas.microsoft.com/office/word/2006/wordml" xmlns:sl="http://schemas.openxmlformats.org/schemaLibrary/2006/main" xmlns:a="http://schemas.openxmlformats.org/drawingml/2006/main" xmlns:pic="http://schemas.openxmlformats.org/drawingml/2006/picture" xmlns:c="http://schemas.openxmlformats.org/drawingml/2006/chart" xmlns:lc="http://schemas.openxmlformats.org/drawingml/2006/lockedCanvas" xmlns:dgm="http://schemas.openxmlformats.org/drawingml/2006/diagram" xmlns:wps="http://schemas.microsoft.com/office/word/2010/wordprocessingShape" xmlns:wpg="http://schemas.microsoft.com/office/word/2010/wordprocessingGroup" xmlns:w14="http://schemas.microsoft.com/office/word/2010/wordml" xmlns:w15="http://schemas.microsoft.com/office/word/2012/wordml" xmlns:w16="http://schemas.microsoft.com/office/word/2018/wordml" xmlns:w16cex="http://schemas.microsoft.com/office/word/2018/wordml/cex" xmlns:w16cid="http://schemas.microsoft.com/office/word/2016/wordml/cid" xmlns="http://schemas.microsoft.com/office/tasks/2019/documenttasks" xmlns:cr="http://schemas.microsoft.com/office/comments/2020/reactions">
+<w:document xmlns:wpc="http://schemas.microsoft.com/office/word/2010/wordprocessingCanvas" xmlns:cx="http://schemas.microsoft.com/office/drawing/2014/chartex" xmlns:cx1="http://schemas.microsoft.com/office/drawing/2015/9/8/chartex" xmlns:cx2="http://schemas.microsoft.com/office/drawing/2015/10/21/chartex" xmlns:cx3="http://schemas.microsoft.com/office/drawing/2016/5/9/chartex" xmlns:cx4="http://schemas.microsoft.com/office/drawing/2016/5/10/chartex" xmlns:cx5="http://schemas.microsoft.com/office/drawing/2016/5/11/chartex" xmlns:cx6="http://schemas.microsoft.com/office/drawing/2016/5/12/chartex" xmlns:cx7="http://schemas.microsoft.com/office/drawing/2016/5/13/chartex" xmlns:cx8="http://schemas.microsoft.com/office/drawing/2016/5/14/chartex" xmlns:mc="http://schemas.openxmlformats.org/markup-compatibility/2006" xmlns:aink="http://schemas.microsoft.com/office/drawing/2016/ink" xmlns:am3d="http://schemas.microsoft.com/office/drawing/2017/model3d" xmlns:o="urn:schemas-microsoft-com:office:office" xmlns:oel="http://schemas.microsoft.com/office/2019/extlst" xmlns:r="http://schemas.openxmlformats.org/officeDocument/2006/relationships" xmlns:m="http://schemas.openxmlformats.org/officeDocument/2006/math" xmlns:v="urn:schemas-microsoft-com:vml" xmlns:wp14="http://schemas.microsoft.com/office/word/2010/wordprocessingDrawing" xmlns:wp="http://schemas.openxmlformats.org/drawingml/2006/wordprocessingDrawing" xmlns:w10="urn:schemas-microsoft-com:office:word" xmlns:w="http://schemas.openxmlformats.org/wordprocessingml/2006/main" xmlns:w14="http://schemas.microsoft.com/office/word/2010/wordml" xmlns:w15="http://schemas.microsoft.com/office/word/2012/wordml" xmlns:w16cex="http://schemas.microsoft.com/office/word/2018/wordml/cex" xmlns:w16cid="http://schemas.microsoft.com/office/word/2016/wordml/cid" xmlns:w16="http://schemas.microsoft.com/office/word/2018/wordml" xmlns:w16du="http://schemas.microsoft.com/office/word/2023/wordml/word16du" xmlns:w16sdtdh="http://schemas.microsoft.com/office/word/2020/wordml/sdtdatahash" xmlns:w16sdtfl="http://schemas.microsoft.com/office/word/2024/wordml/sdtformatlock" xmlns:w16se="http://schemas.microsoft.com/office/word/2015/wordml/symex" xmlns:wpg="http://schemas.microsoft.com/office/word/2010/wordprocessingGroup" xmlns:wpi="http://schemas.microsoft.com/office/word/2010/wordprocessingInk" xmlns:wne="http://schemas.microsoft.com/office/word/2006/wordml" xmlns:wps="http://schemas.microsoft.com/office/word/2010/wordprocessingShape" mc:Ignorable="w14 w15 w16se w16cid w16 w16cex w16sdtdh w16sdtfl w16du wp14">
   <w:body>
     <w:p>
       <w:pPr>
         <w:rPr>
-          <w:rFonts w:ascii="Arial" w:cs="Arial" w:eastAsia="Arial" w:hAnsi="Arial"/>
-          <w:sz w:val="24"/>
-          <w:szCs w:val="24"/>
-        </w:rPr>
-      </w:pPr>
-      <w:r>
-        <w:rPr>
-          <w:rFonts w:ascii="Arial" w:cs="Arial" w:eastAsia="Arial" w:hAnsi="Arial"/>
+          <w:rFonts w:ascii="Arial" w:eastAsia="Arial" w:hAnsi="Arial" w:cs="Arial"/>
+          <w:sz w:val="24"/>
+          <w:szCs w:val="24"/>
+        </w:rPr>
+      </w:pPr>
+      <w:r>
+        <w:rPr>
+          <w:rFonts w:ascii="Arial" w:eastAsia="Arial" w:hAnsi="Arial" w:cs="Arial"/>
+          <w:noProof/>
           <w:sz w:val="24"/>
           <w:szCs w:val="24"/>
         </w:rPr>
         <w:drawing>
-          <wp:inline distB="0" distT="0" distL="0" distR="0">
+          <wp:inline distT="0" distB="0" distL="0" distR="0" wp14:anchorId="010303AC" wp14:editId="6BB08844">
             <wp:extent cx="5400040" cy="2169795"/>
-            <wp:effectExtent b="0" l="0" r="0" t="0"/>
-            <wp:docPr descr="Logotipo&#10;&#10;Descrição gerada automaticamente com confiança baixa" id="1030422482" name="image8.png"/>
-            <a:graphic>
+            <wp:effectExtent l="0" t="0" r="0" b="0"/>
+            <wp:docPr id="1030422482" name="image8.png" descr="Logotipo&#10;&#10;Descrição gerada automaticamente com confiança baixa"/>
+            <wp:cNvGraphicFramePr/>
+            <a:graphic xmlns:a="http://schemas.openxmlformats.org/drawingml/2006/main">
               <a:graphicData uri="http://schemas.openxmlformats.org/drawingml/2006/picture">
-                <pic:pic>
+                <pic:pic xmlns:pic="http://schemas.openxmlformats.org/drawingml/2006/picture">
                   <pic:nvPicPr>
-                    <pic:cNvPr descr="Logotipo&#10;&#10;Descrição gerada automaticamente com confiança baixa" id="0" name="image8.png"/>
+                    <pic:cNvPr id="0" name="image8.png" descr="Logotipo&#10;&#10;Descrição gerada automaticamente com confiança baixa"/>
                     <pic:cNvPicPr preferRelativeResize="0"/>
                   </pic:nvPicPr>
                   <pic:blipFill>
-                    <a:blip r:embed="rId7"/>
-                    <a:srcRect b="0" l="0" r="0" t="0"/>
+                    <a:blip r:embed="rId8"/>
+                    <a:srcRect/>
                     <a:stretch>
                       <a:fillRect/>
                     </a:stretch>
@@ -40,7 +42,9 @@
                       <a:off x="0" y="0"/>
                       <a:ext cx="5400040" cy="2169795"/>
                     </a:xfrm>
-                    <a:prstGeom prst="rect"/>
+                    <a:prstGeom prst="rect">
+                      <a:avLst/>
+                    </a:prstGeom>
                     <a:ln/>
                   </pic:spPr>
                 </pic:pic>
@@ -49,356 +53,363 @@
           </wp:inline>
         </w:drawing>
       </w:r>
-      <w:r>
-        <w:rPr>
-          <w:rtl w:val="0"/>
-        </w:rPr>
-      </w:r>
-    </w:p>
-    <w:p>
-      <w:pPr>
-        <w:rPr>
-          <w:rFonts w:ascii="Arial" w:cs="Arial" w:eastAsia="Arial" w:hAnsi="Arial"/>
-          <w:sz w:val="24"/>
-          <w:szCs w:val="24"/>
-        </w:rPr>
-      </w:pPr>
-      <w:r>
-        <w:rPr>
-          <w:rtl w:val="0"/>
-        </w:rPr>
-      </w:r>
+    </w:p>
+    <w:p>
+      <w:pPr>
+        <w:rPr>
+          <w:rFonts w:ascii="Arial" w:eastAsia="Arial" w:hAnsi="Arial" w:cs="Arial"/>
+          <w:sz w:val="24"/>
+          <w:szCs w:val="24"/>
+        </w:rPr>
+      </w:pPr>
     </w:p>
     <w:p>
       <w:pPr>
         <w:jc w:val="center"/>
         <w:rPr>
-          <w:rFonts w:ascii="Arial" w:cs="Arial" w:eastAsia="Arial" w:hAnsi="Arial"/>
+          <w:rFonts w:ascii="Arial" w:eastAsia="Arial" w:hAnsi="Arial" w:cs="Arial"/>
           <w:sz w:val="72"/>
           <w:szCs w:val="72"/>
         </w:rPr>
       </w:pPr>
       <w:r>
         <w:rPr>
-          <w:rFonts w:ascii="Arial" w:cs="Arial" w:eastAsia="Arial" w:hAnsi="Arial"/>
+          <w:rFonts w:ascii="Arial" w:eastAsia="Arial" w:hAnsi="Arial" w:cs="Arial"/>
           <w:sz w:val="72"/>
           <w:szCs w:val="72"/>
-          <w:rtl w:val="0"/>
-        </w:rPr>
-        <w:t xml:space="preserve">Relatório de CTF</w:t>
+        </w:rPr>
+        <w:t>Relatório de CTF</w:t>
       </w:r>
     </w:p>
     <w:p>
       <w:pPr>
         <w:jc w:val="center"/>
         <w:rPr>
-          <w:rFonts w:ascii="Arial" w:cs="Arial" w:eastAsia="Arial" w:hAnsi="Arial"/>
+          <w:rFonts w:ascii="Arial" w:eastAsia="Arial" w:hAnsi="Arial" w:cs="Arial"/>
           <w:sz w:val="32"/>
           <w:szCs w:val="32"/>
         </w:rPr>
       </w:pPr>
-      <w:r>
-        <w:rPr>
-          <w:rFonts w:ascii="Arial" w:cs="Arial" w:eastAsia="Arial" w:hAnsi="Arial"/>
+      <w:proofErr w:type="spellStart"/>
+      <w:r>
+        <w:rPr>
+          <w:rFonts w:ascii="Arial" w:eastAsia="Arial" w:hAnsi="Arial" w:cs="Arial"/>
           <w:sz w:val="32"/>
           <w:szCs w:val="32"/>
-          <w:rtl w:val="0"/>
-        </w:rPr>
-        <w:t xml:space="preserve">Overpass – TryHackMe</w:t>
-      </w:r>
+        </w:rPr>
+        <w:t>Overpass</w:t>
+      </w:r>
+      <w:proofErr w:type="spellEnd"/>
+      <w:r>
+        <w:rPr>
+          <w:rFonts w:ascii="Arial" w:eastAsia="Arial" w:hAnsi="Arial" w:cs="Arial"/>
+          <w:sz w:val="32"/>
+          <w:szCs w:val="32"/>
+        </w:rPr>
+        <w:t xml:space="preserve"> – </w:t>
+      </w:r>
+      <w:proofErr w:type="spellStart"/>
+      <w:r>
+        <w:rPr>
+          <w:rFonts w:ascii="Arial" w:eastAsia="Arial" w:hAnsi="Arial" w:cs="Arial"/>
+          <w:sz w:val="32"/>
+          <w:szCs w:val="32"/>
+        </w:rPr>
+        <w:t>TryHackMe</w:t>
+      </w:r>
+      <w:proofErr w:type="spellEnd"/>
     </w:p>
     <w:p>
       <w:pPr>
         <w:jc w:val="center"/>
         <w:rPr>
-          <w:rFonts w:ascii="Arial" w:cs="Arial" w:eastAsia="Arial" w:hAnsi="Arial"/>
-          <w:sz w:val="24"/>
-          <w:szCs w:val="24"/>
-        </w:rPr>
-      </w:pPr>
-      <w:r>
-        <w:rPr>
-          <w:rtl w:val="0"/>
-        </w:rPr>
-      </w:r>
+          <w:rFonts w:ascii="Arial" w:eastAsia="Arial" w:hAnsi="Arial" w:cs="Arial"/>
+          <w:sz w:val="24"/>
+          <w:szCs w:val="24"/>
+        </w:rPr>
+      </w:pPr>
     </w:p>
     <w:tbl>
       <w:tblPr>
-        <w:tblStyle w:val="Table1"/>
-        <w:tblW w:w="8494.0" w:type="dxa"/>
-        <w:jc w:val="left"/>
+        <w:tblStyle w:val="a2"/>
+        <w:tblW w:w="8494" w:type="dxa"/>
+        <w:tblInd w:w="0" w:type="dxa"/>
         <w:tblBorders>
-          <w:top w:color="000000" w:space="0" w:sz="4" w:val="single"/>
-          <w:left w:color="000000" w:space="0" w:sz="4" w:val="single"/>
-          <w:bottom w:color="000000" w:space="0" w:sz="4" w:val="single"/>
-          <w:right w:color="000000" w:space="0" w:sz="4" w:val="single"/>
-          <w:insideH w:color="000000" w:space="0" w:sz="4" w:val="single"/>
-          <w:insideV w:color="000000" w:space="0" w:sz="4" w:val="single"/>
+          <w:top w:val="single" w:sz="4" w:space="0" w:color="000000"/>
+          <w:left w:val="single" w:sz="4" w:space="0" w:color="000000"/>
+          <w:bottom w:val="single" w:sz="4" w:space="0" w:color="000000"/>
+          <w:right w:val="single" w:sz="4" w:space="0" w:color="000000"/>
+          <w:insideH w:val="single" w:sz="4" w:space="0" w:color="000000"/>
+          <w:insideV w:val="single" w:sz="4" w:space="0" w:color="000000"/>
         </w:tblBorders>
         <w:tblLayout w:type="fixed"/>
-        <w:tblLook w:val="0400"/>
+        <w:tblLook w:val="0400" w:firstRow="0" w:lastRow="0" w:firstColumn="0" w:lastColumn="0" w:noHBand="0" w:noVBand="1"/>
       </w:tblPr>
       <w:tblGrid>
         <w:gridCol w:w="4247"/>
         <w:gridCol w:w="4247"/>
-        <w:tblGridChange w:id="0">
-          <w:tblGrid>
-            <w:gridCol w:w="4247"/>
-            <w:gridCol w:w="4247"/>
-          </w:tblGrid>
-        </w:tblGridChange>
       </w:tblGrid>
       <w:tr>
         <w:trPr>
-          <w:cantSplit w:val="0"/>
-          <w:trHeight w:val="440" w:hRule="atLeast"/>
-          <w:tblHeader w:val="0"/>
+          <w:trHeight w:val="440"/>
         </w:trPr>
         <w:tc>
           <w:tcPr>
+            <w:tcW w:w="8494" w:type="dxa"/>
             <w:gridSpan w:val="2"/>
-            <w:shd w:fill="c1e4f5" w:val="clear"/>
+            <w:shd w:val="clear" w:color="auto" w:fill="C1E4F5"/>
             <w:vAlign w:val="center"/>
           </w:tcPr>
           <w:p>
             <w:pPr>
               <w:jc w:val="center"/>
               <w:rPr>
-                <w:rFonts w:ascii="Arial" w:cs="Arial" w:eastAsia="Arial" w:hAnsi="Arial"/>
-                <w:b w:val="1"/>
+                <w:rFonts w:ascii="Arial" w:eastAsia="Arial" w:hAnsi="Arial" w:cs="Arial"/>
+                <w:b/>
                 <w:sz w:val="24"/>
                 <w:szCs w:val="24"/>
               </w:rPr>
             </w:pPr>
             <w:r>
               <w:rPr>
-                <w:rFonts w:ascii="Arial" w:cs="Arial" w:eastAsia="Arial" w:hAnsi="Arial"/>
-                <w:b w:val="1"/>
-                <w:sz w:val="24"/>
-                <w:szCs w:val="24"/>
-                <w:rtl w:val="0"/>
-              </w:rPr>
-              <w:t xml:space="preserve">Informações do documento</w:t>
+                <w:rFonts w:ascii="Arial" w:eastAsia="Arial" w:hAnsi="Arial" w:cs="Arial"/>
+                <w:b/>
+                <w:sz w:val="24"/>
+                <w:szCs w:val="24"/>
+              </w:rPr>
+              <w:t>Informações do documento</w:t>
             </w:r>
           </w:p>
         </w:tc>
       </w:tr>
       <w:tr>
         <w:trPr>
-          <w:cantSplit w:val="0"/>
-          <w:trHeight w:val="417" w:hRule="atLeast"/>
-          <w:tblHeader w:val="0"/>
+          <w:trHeight w:val="417"/>
         </w:trPr>
         <w:tc>
           <w:tcPr>
+            <w:tcW w:w="4247" w:type="dxa"/>
             <w:vAlign w:val="center"/>
           </w:tcPr>
           <w:p>
             <w:pPr>
               <w:rPr>
-                <w:rFonts w:ascii="Arial" w:cs="Arial" w:eastAsia="Arial" w:hAnsi="Arial"/>
-                <w:b w:val="1"/>
+                <w:rFonts w:ascii="Arial" w:eastAsia="Arial" w:hAnsi="Arial" w:cs="Arial"/>
+                <w:b/>
                 <w:sz w:val="24"/>
                 <w:szCs w:val="24"/>
               </w:rPr>
             </w:pPr>
             <w:r>
               <w:rPr>
-                <w:rFonts w:ascii="Arial" w:cs="Arial" w:eastAsia="Arial" w:hAnsi="Arial"/>
-                <w:b w:val="1"/>
-                <w:sz w:val="24"/>
-                <w:szCs w:val="24"/>
-                <w:rtl w:val="0"/>
-              </w:rPr>
-              <w:t xml:space="preserve">Referência</w:t>
+                <w:rFonts w:ascii="Arial" w:eastAsia="Arial" w:hAnsi="Arial" w:cs="Arial"/>
+                <w:b/>
+                <w:sz w:val="24"/>
+                <w:szCs w:val="24"/>
+              </w:rPr>
+              <w:t>Referência</w:t>
             </w:r>
           </w:p>
         </w:tc>
         <w:tc>
           <w:tcPr>
+            <w:tcW w:w="4247" w:type="dxa"/>
             <w:vAlign w:val="center"/>
           </w:tcPr>
           <w:p>
             <w:pPr>
               <w:rPr>
-                <w:rFonts w:ascii="Arial" w:cs="Arial" w:eastAsia="Arial" w:hAnsi="Arial"/>
+                <w:rFonts w:ascii="Arial" w:eastAsia="Arial" w:hAnsi="Arial" w:cs="Arial"/>
                 <w:sz w:val="24"/>
                 <w:szCs w:val="24"/>
               </w:rPr>
             </w:pPr>
-            <w:r>
-              <w:rPr>
-                <w:rFonts w:ascii="Arial" w:cs="Arial" w:eastAsia="Arial" w:hAnsi="Arial"/>
-                <w:sz w:val="24"/>
-                <w:szCs w:val="24"/>
-                <w:rtl w:val="0"/>
-              </w:rPr>
-              <w:t xml:space="preserve">Overpass – Tryhackme</w:t>
-            </w:r>
+            <w:proofErr w:type="spellStart"/>
+            <w:r>
+              <w:rPr>
+                <w:rFonts w:ascii="Arial" w:eastAsia="Arial" w:hAnsi="Arial" w:cs="Arial"/>
+                <w:sz w:val="24"/>
+                <w:szCs w:val="24"/>
+              </w:rPr>
+              <w:t>Overpass</w:t>
+            </w:r>
+            <w:proofErr w:type="spellEnd"/>
+            <w:r>
+              <w:rPr>
+                <w:rFonts w:ascii="Arial" w:eastAsia="Arial" w:hAnsi="Arial" w:cs="Arial"/>
+                <w:sz w:val="24"/>
+                <w:szCs w:val="24"/>
+              </w:rPr>
+              <w:t xml:space="preserve"> – </w:t>
+            </w:r>
+            <w:proofErr w:type="spellStart"/>
+            <w:r>
+              <w:rPr>
+                <w:rFonts w:ascii="Arial" w:eastAsia="Arial" w:hAnsi="Arial" w:cs="Arial"/>
+                <w:sz w:val="24"/>
+                <w:szCs w:val="24"/>
+              </w:rPr>
+              <w:t>Tryhackme</w:t>
+            </w:r>
+            <w:proofErr w:type="spellEnd"/>
           </w:p>
         </w:tc>
       </w:tr>
       <w:tr>
         <w:trPr>
-          <w:cantSplit w:val="0"/>
-          <w:trHeight w:val="422" w:hRule="atLeast"/>
-          <w:tblHeader w:val="0"/>
+          <w:trHeight w:val="422"/>
         </w:trPr>
         <w:tc>
           <w:tcPr>
+            <w:tcW w:w="4247" w:type="dxa"/>
             <w:vAlign w:val="center"/>
           </w:tcPr>
           <w:p>
             <w:pPr>
               <w:rPr>
-                <w:rFonts w:ascii="Arial" w:cs="Arial" w:eastAsia="Arial" w:hAnsi="Arial"/>
-                <w:b w:val="1"/>
+                <w:rFonts w:ascii="Arial" w:eastAsia="Arial" w:hAnsi="Arial" w:cs="Arial"/>
+                <w:b/>
                 <w:sz w:val="24"/>
                 <w:szCs w:val="24"/>
               </w:rPr>
             </w:pPr>
             <w:r>
               <w:rPr>
-                <w:rFonts w:ascii="Arial" w:cs="Arial" w:eastAsia="Arial" w:hAnsi="Arial"/>
-                <w:b w:val="1"/>
-                <w:sz w:val="24"/>
-                <w:szCs w:val="24"/>
-                <w:rtl w:val="0"/>
-              </w:rPr>
-              <w:t xml:space="preserve">N° Revisão</w:t>
+                <w:rFonts w:ascii="Arial" w:eastAsia="Arial" w:hAnsi="Arial" w:cs="Arial"/>
+                <w:b/>
+                <w:sz w:val="24"/>
+                <w:szCs w:val="24"/>
+              </w:rPr>
+              <w:t>N° Revisão</w:t>
             </w:r>
           </w:p>
         </w:tc>
         <w:tc>
           <w:tcPr>
+            <w:tcW w:w="4247" w:type="dxa"/>
             <w:vAlign w:val="center"/>
           </w:tcPr>
           <w:p>
             <w:pPr>
               <w:rPr>
-                <w:rFonts w:ascii="Arial" w:cs="Arial" w:eastAsia="Arial" w:hAnsi="Arial"/>
+                <w:rFonts w:ascii="Arial" w:eastAsia="Arial" w:hAnsi="Arial" w:cs="Arial"/>
                 <w:sz w:val="24"/>
                 <w:szCs w:val="24"/>
               </w:rPr>
             </w:pPr>
             <w:r>
               <w:rPr>
-                <w:rFonts w:ascii="Arial" w:cs="Arial" w:eastAsia="Arial" w:hAnsi="Arial"/>
-                <w:sz w:val="24"/>
-                <w:szCs w:val="24"/>
-                <w:rtl w:val="0"/>
-              </w:rPr>
-              <w:t xml:space="preserve">1</w:t>
+                <w:rFonts w:ascii="Arial" w:eastAsia="Arial" w:hAnsi="Arial" w:cs="Arial"/>
+                <w:sz w:val="24"/>
+                <w:szCs w:val="24"/>
+              </w:rPr>
+              <w:t>1</w:t>
             </w:r>
           </w:p>
         </w:tc>
       </w:tr>
       <w:tr>
         <w:trPr>
-          <w:cantSplit w:val="0"/>
-          <w:trHeight w:val="412" w:hRule="atLeast"/>
-          <w:tblHeader w:val="0"/>
+          <w:trHeight w:val="412"/>
         </w:trPr>
         <w:tc>
           <w:tcPr>
+            <w:tcW w:w="4247" w:type="dxa"/>
             <w:vAlign w:val="center"/>
           </w:tcPr>
           <w:p>
             <w:pPr>
               <w:rPr>
-                <w:rFonts w:ascii="Arial" w:cs="Arial" w:eastAsia="Arial" w:hAnsi="Arial"/>
-                <w:b w:val="1"/>
+                <w:rFonts w:ascii="Arial" w:eastAsia="Arial" w:hAnsi="Arial" w:cs="Arial"/>
+                <w:b/>
                 <w:sz w:val="24"/>
                 <w:szCs w:val="24"/>
               </w:rPr>
             </w:pPr>
             <w:r>
               <w:rPr>
-                <w:rFonts w:ascii="Arial" w:cs="Arial" w:eastAsia="Arial" w:hAnsi="Arial"/>
-                <w:b w:val="1"/>
-                <w:sz w:val="24"/>
-                <w:szCs w:val="24"/>
-                <w:rtl w:val="0"/>
-              </w:rPr>
-              <w:t xml:space="preserve">Data de publicação</w:t>
+                <w:rFonts w:ascii="Arial" w:eastAsia="Arial" w:hAnsi="Arial" w:cs="Arial"/>
+                <w:b/>
+                <w:sz w:val="24"/>
+                <w:szCs w:val="24"/>
+              </w:rPr>
+              <w:t>Data de publicação</w:t>
             </w:r>
           </w:p>
         </w:tc>
         <w:tc>
           <w:tcPr>
+            <w:tcW w:w="4247" w:type="dxa"/>
             <w:vAlign w:val="center"/>
           </w:tcPr>
           <w:p>
             <w:pPr>
               <w:rPr>
-                <w:rFonts w:ascii="Arial" w:cs="Arial" w:eastAsia="Arial" w:hAnsi="Arial"/>
+                <w:rFonts w:ascii="Arial" w:eastAsia="Arial" w:hAnsi="Arial" w:cs="Arial"/>
                 <w:sz w:val="24"/>
                 <w:szCs w:val="24"/>
               </w:rPr>
             </w:pPr>
             <w:r>
               <w:rPr>
-                <w:rFonts w:ascii="Arial" w:cs="Arial" w:eastAsia="Arial" w:hAnsi="Arial"/>
-                <w:sz w:val="24"/>
-                <w:szCs w:val="24"/>
-                <w:rtl w:val="0"/>
-              </w:rPr>
-              <w:t xml:space="preserve">6/11/2025</w:t>
+                <w:rFonts w:ascii="Arial" w:eastAsia="Arial" w:hAnsi="Arial" w:cs="Arial"/>
+                <w:sz w:val="24"/>
+                <w:szCs w:val="24"/>
+              </w:rPr>
+              <w:t>6/11/2025</w:t>
             </w:r>
           </w:p>
         </w:tc>
       </w:tr>
       <w:tr>
         <w:trPr>
-          <w:cantSplit w:val="0"/>
-          <w:trHeight w:val="412" w:hRule="atLeast"/>
-          <w:tblHeader w:val="0"/>
+          <w:trHeight w:val="412"/>
         </w:trPr>
         <w:tc>
           <w:tcPr>
+            <w:tcW w:w="4247" w:type="dxa"/>
             <w:vAlign w:val="center"/>
           </w:tcPr>
           <w:p>
             <w:pPr>
               <w:rPr>
-                <w:rFonts w:ascii="Arial" w:cs="Arial" w:eastAsia="Arial" w:hAnsi="Arial"/>
-                <w:b w:val="1"/>
+                <w:rFonts w:ascii="Arial" w:eastAsia="Arial" w:hAnsi="Arial" w:cs="Arial"/>
+                <w:b/>
                 <w:sz w:val="24"/>
                 <w:szCs w:val="24"/>
               </w:rPr>
             </w:pPr>
             <w:r>
               <w:rPr>
-                <w:rFonts w:ascii="Arial" w:cs="Arial" w:eastAsia="Arial" w:hAnsi="Arial"/>
-                <w:b w:val="1"/>
-                <w:sz w:val="24"/>
-                <w:szCs w:val="24"/>
-                <w:rtl w:val="0"/>
-              </w:rPr>
-              <w:t xml:space="preserve">Link</w:t>
+                <w:rFonts w:ascii="Arial" w:eastAsia="Arial" w:hAnsi="Arial" w:cs="Arial"/>
+                <w:b/>
+                <w:sz w:val="24"/>
+                <w:szCs w:val="24"/>
+              </w:rPr>
+              <w:t>Link</w:t>
             </w:r>
           </w:p>
         </w:tc>
         <w:tc>
           <w:tcPr>
+            <w:tcW w:w="4247" w:type="dxa"/>
             <w:vAlign w:val="center"/>
           </w:tcPr>
           <w:p>
             <w:pPr>
               <w:rPr>
-                <w:rFonts w:ascii="Arial" w:cs="Arial" w:eastAsia="Arial" w:hAnsi="Arial"/>
+                <w:rFonts w:ascii="Arial" w:eastAsia="Arial" w:hAnsi="Arial" w:cs="Arial"/>
                 <w:sz w:val="24"/>
                 <w:szCs w:val="24"/>
               </w:rPr>
             </w:pPr>
             <w:r>
               <w:rPr>
-                <w:rFonts w:ascii="Arial" w:cs="Arial" w:eastAsia="Arial" w:hAnsi="Arial"/>
-                <w:sz w:val="24"/>
-                <w:szCs w:val="24"/>
-                <w:rtl w:val="0"/>
-              </w:rPr>
-              <w:t xml:space="preserve">https://tryhackme.com/room/overpass</w:t>
+                <w:rFonts w:ascii="Arial" w:eastAsia="Arial" w:hAnsi="Arial" w:cs="Arial"/>
+                <w:sz w:val="24"/>
+                <w:szCs w:val="24"/>
+              </w:rPr>
+              <w:t>https://tryhackme.com/room/overpass</w:t>
             </w:r>
           </w:p>
         </w:tc>
@@ -408,275 +419,267 @@
       <w:pPr>
         <w:jc w:val="center"/>
         <w:rPr>
-          <w:rFonts w:ascii="Arial" w:cs="Arial" w:eastAsia="Arial" w:hAnsi="Arial"/>
-          <w:sz w:val="24"/>
-          <w:szCs w:val="24"/>
-        </w:rPr>
-      </w:pPr>
-      <w:r>
-        <w:rPr>
-          <w:rtl w:val="0"/>
-        </w:rPr>
-      </w:r>
+          <w:rFonts w:ascii="Arial" w:eastAsia="Arial" w:hAnsi="Arial" w:cs="Arial"/>
+          <w:sz w:val="24"/>
+          <w:szCs w:val="24"/>
+        </w:rPr>
+      </w:pPr>
     </w:p>
     <w:tbl>
       <w:tblPr>
-        <w:tblStyle w:val="Table2"/>
-        <w:tblW w:w="8494.0" w:type="dxa"/>
-        <w:jc w:val="left"/>
+        <w:tblStyle w:val="a3"/>
+        <w:tblW w:w="8494" w:type="dxa"/>
+        <w:tblInd w:w="0" w:type="dxa"/>
         <w:tblBorders>
-          <w:top w:color="000000" w:space="0" w:sz="4" w:val="single"/>
-          <w:left w:color="000000" w:space="0" w:sz="4" w:val="single"/>
-          <w:bottom w:color="000000" w:space="0" w:sz="4" w:val="single"/>
-          <w:right w:color="000000" w:space="0" w:sz="4" w:val="single"/>
-          <w:insideH w:color="000000" w:space="0" w:sz="4" w:val="single"/>
-          <w:insideV w:color="000000" w:space="0" w:sz="4" w:val="single"/>
+          <w:top w:val="single" w:sz="4" w:space="0" w:color="000000"/>
+          <w:left w:val="single" w:sz="4" w:space="0" w:color="000000"/>
+          <w:bottom w:val="single" w:sz="4" w:space="0" w:color="000000"/>
+          <w:right w:val="single" w:sz="4" w:space="0" w:color="000000"/>
+          <w:insideH w:val="single" w:sz="4" w:space="0" w:color="000000"/>
+          <w:insideV w:val="single" w:sz="4" w:space="0" w:color="000000"/>
         </w:tblBorders>
         <w:tblLayout w:type="fixed"/>
-        <w:tblLook w:val="0400"/>
+        <w:tblLook w:val="0400" w:firstRow="0" w:lastRow="0" w:firstColumn="0" w:lastColumn="0" w:noHBand="0" w:noVBand="1"/>
       </w:tblPr>
       <w:tblGrid>
         <w:gridCol w:w="2832"/>
         <w:gridCol w:w="2831"/>
         <w:gridCol w:w="2831"/>
-        <w:tblGridChange w:id="0">
-          <w:tblGrid>
-            <w:gridCol w:w="2832"/>
-            <w:gridCol w:w="2831"/>
-            <w:gridCol w:w="2831"/>
-          </w:tblGrid>
-        </w:tblGridChange>
       </w:tblGrid>
       <w:tr>
         <w:trPr>
-          <w:cantSplit w:val="0"/>
-          <w:trHeight w:val="358" w:hRule="atLeast"/>
-          <w:tblHeader w:val="0"/>
+          <w:trHeight w:val="358"/>
         </w:trPr>
         <w:tc>
           <w:tcPr>
+            <w:tcW w:w="2832" w:type="dxa"/>
             <w:vAlign w:val="center"/>
           </w:tcPr>
           <w:p>
             <w:pPr>
               <w:rPr>
-                <w:rFonts w:ascii="Arial" w:cs="Arial" w:eastAsia="Arial" w:hAnsi="Arial"/>
-                <w:b w:val="1"/>
+                <w:rFonts w:ascii="Arial" w:eastAsia="Arial" w:hAnsi="Arial" w:cs="Arial"/>
+                <w:b/>
                 <w:sz w:val="24"/>
                 <w:szCs w:val="24"/>
               </w:rPr>
             </w:pPr>
             <w:r>
               <w:rPr>
-                <w:rFonts w:ascii="Arial" w:cs="Arial" w:eastAsia="Arial" w:hAnsi="Arial"/>
-                <w:b w:val="1"/>
-                <w:sz w:val="24"/>
-                <w:szCs w:val="24"/>
-                <w:rtl w:val="0"/>
-              </w:rPr>
-              <w:t xml:space="preserve">Redação</w:t>
+                <w:rFonts w:ascii="Arial" w:eastAsia="Arial" w:hAnsi="Arial" w:cs="Arial"/>
+                <w:b/>
+                <w:sz w:val="24"/>
+                <w:szCs w:val="24"/>
+              </w:rPr>
+              <w:t>Redação</w:t>
             </w:r>
           </w:p>
         </w:tc>
         <w:tc>
           <w:tcPr>
+            <w:tcW w:w="2831" w:type="dxa"/>
             <w:vAlign w:val="center"/>
           </w:tcPr>
           <w:p>
             <w:pPr>
               <w:rPr>
-                <w:rFonts w:ascii="Arial" w:cs="Arial" w:eastAsia="Arial" w:hAnsi="Arial"/>
+                <w:rFonts w:ascii="Arial" w:eastAsia="Arial" w:hAnsi="Arial" w:cs="Arial"/>
                 <w:sz w:val="24"/>
                 <w:szCs w:val="24"/>
               </w:rPr>
             </w:pPr>
             <w:r>
               <w:rPr>
-                <w:rFonts w:ascii="Arial" w:cs="Arial" w:eastAsia="Arial" w:hAnsi="Arial"/>
-                <w:sz w:val="24"/>
-                <w:szCs w:val="24"/>
-                <w:rtl w:val="0"/>
-              </w:rPr>
-              <w:t xml:space="preserve">Gustavo Fernandes Arantes Maluta</w:t>
-            </w:r>
+                <w:rFonts w:ascii="Arial" w:eastAsia="Arial" w:hAnsi="Arial" w:cs="Arial"/>
+                <w:sz w:val="24"/>
+                <w:szCs w:val="24"/>
+              </w:rPr>
+              <w:t xml:space="preserve">Gustavo Fernandes Arantes </w:t>
+            </w:r>
+            <w:proofErr w:type="spellStart"/>
+            <w:r>
+              <w:rPr>
+                <w:rFonts w:ascii="Arial" w:eastAsia="Arial" w:hAnsi="Arial" w:cs="Arial"/>
+                <w:sz w:val="24"/>
+                <w:szCs w:val="24"/>
+              </w:rPr>
+              <w:t>Maluta</w:t>
+            </w:r>
+            <w:proofErr w:type="spellEnd"/>
           </w:p>
         </w:tc>
         <w:tc>
           <w:tcPr>
+            <w:tcW w:w="2831" w:type="dxa"/>
             <w:vAlign w:val="center"/>
           </w:tcPr>
           <w:p>
             <w:pPr>
               <w:rPr>
-                <w:rFonts w:ascii="Arial" w:cs="Arial" w:eastAsia="Arial" w:hAnsi="Arial"/>
+                <w:rFonts w:ascii="Arial" w:eastAsia="Arial" w:hAnsi="Arial" w:cs="Arial"/>
                 <w:sz w:val="24"/>
                 <w:szCs w:val="24"/>
               </w:rPr>
             </w:pPr>
             <w:r>
               <w:rPr>
-                <w:rFonts w:ascii="Arial" w:cs="Arial" w:eastAsia="Arial" w:hAnsi="Arial"/>
-                <w:sz w:val="24"/>
-                <w:szCs w:val="24"/>
-                <w:rtl w:val="0"/>
-              </w:rPr>
-              <w:t xml:space="preserve">Estudante</w:t>
+                <w:rFonts w:ascii="Arial" w:eastAsia="Arial" w:hAnsi="Arial" w:cs="Arial"/>
+                <w:sz w:val="24"/>
+                <w:szCs w:val="24"/>
+              </w:rPr>
+              <w:t>Estudante</w:t>
             </w:r>
           </w:p>
         </w:tc>
       </w:tr>
       <w:tr>
         <w:trPr>
-          <w:cantSplit w:val="0"/>
-          <w:trHeight w:val="420" w:hRule="atLeast"/>
-          <w:tblHeader w:val="0"/>
+          <w:trHeight w:val="420"/>
         </w:trPr>
         <w:tc>
           <w:tcPr>
+            <w:tcW w:w="2832" w:type="dxa"/>
             <w:vAlign w:val="center"/>
           </w:tcPr>
           <w:p>
             <w:pPr>
               <w:rPr>
-                <w:rFonts w:ascii="Arial" w:cs="Arial" w:eastAsia="Arial" w:hAnsi="Arial"/>
-                <w:b w:val="1"/>
+                <w:rFonts w:ascii="Arial" w:eastAsia="Arial" w:hAnsi="Arial" w:cs="Arial"/>
+                <w:b/>
                 <w:sz w:val="24"/>
                 <w:szCs w:val="24"/>
               </w:rPr>
             </w:pPr>
             <w:r>
               <w:rPr>
-                <w:rFonts w:ascii="Arial" w:cs="Arial" w:eastAsia="Arial" w:hAnsi="Arial"/>
-                <w:b w:val="1"/>
-                <w:sz w:val="24"/>
-                <w:szCs w:val="24"/>
-                <w:rtl w:val="0"/>
-              </w:rPr>
-              <w:t xml:space="preserve">Revisão</w:t>
+                <w:rFonts w:ascii="Arial" w:eastAsia="Arial" w:hAnsi="Arial" w:cs="Arial"/>
+                <w:b/>
+                <w:sz w:val="24"/>
+                <w:szCs w:val="24"/>
+              </w:rPr>
+              <w:t>Revisão</w:t>
             </w:r>
           </w:p>
         </w:tc>
         <w:tc>
           <w:tcPr>
+            <w:tcW w:w="2831" w:type="dxa"/>
             <w:vAlign w:val="center"/>
           </w:tcPr>
           <w:p>
             <w:pPr>
               <w:rPr>
-                <w:rFonts w:ascii="Arial" w:cs="Arial" w:eastAsia="Arial" w:hAnsi="Arial"/>
+                <w:rFonts w:ascii="Arial" w:eastAsia="Arial" w:hAnsi="Arial" w:cs="Arial"/>
                 <w:sz w:val="24"/>
                 <w:szCs w:val="24"/>
               </w:rPr>
             </w:pPr>
             <w:r>
               <w:rPr>
-                <w:rFonts w:ascii="Arial" w:cs="Arial" w:eastAsia="Arial" w:hAnsi="Arial"/>
-                <w:sz w:val="24"/>
-                <w:szCs w:val="24"/>
-                <w:rtl w:val="0"/>
-              </w:rPr>
-              <w:t xml:space="preserve">Nome do revisor</w:t>
+                <w:rFonts w:ascii="Arial" w:eastAsia="Arial" w:hAnsi="Arial" w:cs="Arial"/>
+                <w:sz w:val="24"/>
+                <w:szCs w:val="24"/>
+              </w:rPr>
+              <w:t>Larissa Gomes</w:t>
             </w:r>
           </w:p>
         </w:tc>
         <w:tc>
           <w:tcPr>
+            <w:tcW w:w="2831" w:type="dxa"/>
             <w:vAlign w:val="center"/>
           </w:tcPr>
           <w:p>
             <w:pPr>
               <w:rPr>
-                <w:rFonts w:ascii="Arial" w:cs="Arial" w:eastAsia="Arial" w:hAnsi="Arial"/>
+                <w:rFonts w:ascii="Arial" w:eastAsia="Arial" w:hAnsi="Arial" w:cs="Arial"/>
                 <w:sz w:val="24"/>
                 <w:szCs w:val="24"/>
               </w:rPr>
             </w:pPr>
             <w:r>
               <w:rPr>
-                <w:rFonts w:ascii="Arial" w:cs="Arial" w:eastAsia="Arial" w:hAnsi="Arial"/>
-                <w:sz w:val="24"/>
-                <w:szCs w:val="24"/>
-                <w:rtl w:val="0"/>
-              </w:rPr>
-              <w:t xml:space="preserve">Orientador</w:t>
+                <w:rFonts w:ascii="Arial" w:eastAsia="Arial" w:hAnsi="Arial" w:cs="Arial"/>
+                <w:sz w:val="24"/>
+                <w:szCs w:val="24"/>
+              </w:rPr>
+              <w:t>Coordenador</w:t>
             </w:r>
           </w:p>
         </w:tc>
       </w:tr>
       <w:tr>
         <w:trPr>
-          <w:cantSplit w:val="0"/>
-          <w:trHeight w:val="426" w:hRule="atLeast"/>
-          <w:tblHeader w:val="0"/>
+          <w:trHeight w:val="426"/>
         </w:trPr>
         <w:tc>
           <w:tcPr>
+            <w:tcW w:w="2832" w:type="dxa"/>
             <w:vAlign w:val="center"/>
           </w:tcPr>
           <w:p>
             <w:pPr>
               <w:rPr>
-                <w:rFonts w:ascii="Arial" w:cs="Arial" w:eastAsia="Arial" w:hAnsi="Arial"/>
-                <w:b w:val="1"/>
+                <w:rFonts w:ascii="Arial" w:eastAsia="Arial" w:hAnsi="Arial" w:cs="Arial"/>
+                <w:b/>
                 <w:sz w:val="24"/>
                 <w:szCs w:val="24"/>
               </w:rPr>
             </w:pPr>
             <w:r>
               <w:rPr>
-                <w:rFonts w:ascii="Arial" w:cs="Arial" w:eastAsia="Arial" w:hAnsi="Arial"/>
-                <w:b w:val="1"/>
-                <w:sz w:val="24"/>
-                <w:szCs w:val="24"/>
-                <w:rtl w:val="0"/>
-              </w:rPr>
-              <w:t xml:space="preserve">Aprovação</w:t>
+                <w:rFonts w:ascii="Arial" w:eastAsia="Arial" w:hAnsi="Arial" w:cs="Arial"/>
+                <w:b/>
+                <w:sz w:val="24"/>
+                <w:szCs w:val="24"/>
+              </w:rPr>
+              <w:t>Aprovação</w:t>
             </w:r>
           </w:p>
         </w:tc>
         <w:tc>
           <w:tcPr>
+            <w:tcW w:w="2831" w:type="dxa"/>
             <w:vAlign w:val="center"/>
           </w:tcPr>
           <w:p>
             <w:pPr>
               <w:rPr>
-                <w:rFonts w:ascii="Arial" w:cs="Arial" w:eastAsia="Arial" w:hAnsi="Arial"/>
+                <w:rFonts w:ascii="Arial" w:eastAsia="Arial" w:hAnsi="Arial" w:cs="Arial"/>
                 <w:sz w:val="24"/>
                 <w:szCs w:val="24"/>
               </w:rPr>
             </w:pPr>
             <w:r>
               <w:rPr>
-                <w:rFonts w:ascii="Arial" w:cs="Arial" w:eastAsia="Arial" w:hAnsi="Arial"/>
-                <w:sz w:val="24"/>
-                <w:szCs w:val="24"/>
-                <w:rtl w:val="0"/>
-              </w:rPr>
-              <w:t xml:space="preserve">Nome do aprovador</w:t>
+                <w:rFonts w:ascii="Arial" w:eastAsia="Arial" w:hAnsi="Arial" w:cs="Arial"/>
+                <w:sz w:val="24"/>
+                <w:szCs w:val="24"/>
+              </w:rPr>
+              <w:t>Larissa Gomes</w:t>
             </w:r>
           </w:p>
         </w:tc>
         <w:tc>
           <w:tcPr>
+            <w:tcW w:w="2831" w:type="dxa"/>
             <w:vAlign w:val="center"/>
           </w:tcPr>
           <w:p>
             <w:pPr>
               <w:rPr>
-                <w:rFonts w:ascii="Arial" w:cs="Arial" w:eastAsia="Arial" w:hAnsi="Arial"/>
+                <w:rFonts w:ascii="Arial" w:eastAsia="Arial" w:hAnsi="Arial" w:cs="Arial"/>
                 <w:sz w:val="24"/>
                 <w:szCs w:val="24"/>
               </w:rPr>
             </w:pPr>
             <w:r>
               <w:rPr>
-                <w:rFonts w:ascii="Arial" w:cs="Arial" w:eastAsia="Arial" w:hAnsi="Arial"/>
-                <w:sz w:val="24"/>
-                <w:szCs w:val="24"/>
-                <w:rtl w:val="0"/>
-              </w:rPr>
-              <w:t xml:space="preserve">Diretor</w:t>
+                <w:rFonts w:ascii="Arial" w:eastAsia="Arial" w:hAnsi="Arial" w:cs="Arial"/>
+                <w:sz w:val="24"/>
+                <w:szCs w:val="24"/>
+              </w:rPr>
+              <w:t>Coordenador</w:t>
             </w:r>
           </w:p>
         </w:tc>
@@ -686,53 +689,40 @@
       <w:pPr>
         <w:jc w:val="center"/>
         <w:rPr>
-          <w:rFonts w:ascii="Arial" w:cs="Arial" w:eastAsia="Arial" w:hAnsi="Arial"/>
-          <w:sz w:val="24"/>
-          <w:szCs w:val="24"/>
-        </w:rPr>
-      </w:pPr>
-      <w:r>
-        <w:rPr>
-          <w:rtl w:val="0"/>
-        </w:rPr>
-      </w:r>
+          <w:rFonts w:ascii="Arial" w:eastAsia="Arial" w:hAnsi="Arial" w:cs="Arial"/>
+          <w:sz w:val="24"/>
+          <w:szCs w:val="24"/>
+        </w:rPr>
+      </w:pPr>
     </w:p>
     <w:tbl>
       <w:tblPr>
-        <w:tblStyle w:val="Table3"/>
-        <w:tblW w:w="8494.0" w:type="dxa"/>
-        <w:jc w:val="left"/>
+        <w:tblStyle w:val="a4"/>
+        <w:tblW w:w="8494" w:type="dxa"/>
+        <w:tblInd w:w="0" w:type="dxa"/>
         <w:tblBorders>
-          <w:top w:color="000000" w:space="0" w:sz="4" w:val="single"/>
-          <w:left w:color="000000" w:space="0" w:sz="4" w:val="single"/>
-          <w:bottom w:color="000000" w:space="0" w:sz="4" w:val="single"/>
-          <w:right w:color="000000" w:space="0" w:sz="4" w:val="single"/>
-          <w:insideH w:color="000000" w:space="0" w:sz="4" w:val="single"/>
-          <w:insideV w:color="000000" w:space="0" w:sz="4" w:val="single"/>
+          <w:top w:val="single" w:sz="4" w:space="0" w:color="000000"/>
+          <w:left w:val="single" w:sz="4" w:space="0" w:color="000000"/>
+          <w:bottom w:val="single" w:sz="4" w:space="0" w:color="000000"/>
+          <w:right w:val="single" w:sz="4" w:space="0" w:color="000000"/>
+          <w:insideH w:val="single" w:sz="4" w:space="0" w:color="000000"/>
+          <w:insideV w:val="single" w:sz="4" w:space="0" w:color="000000"/>
         </w:tblBorders>
         <w:tblLayout w:type="fixed"/>
-        <w:tblLook w:val="0400"/>
+        <w:tblLook w:val="0400" w:firstRow="0" w:lastRow="0" w:firstColumn="0" w:lastColumn="0" w:noHBand="0" w:noVBand="1"/>
       </w:tblPr>
       <w:tblGrid>
         <w:gridCol w:w="704"/>
         <w:gridCol w:w="2126"/>
         <w:gridCol w:w="5664"/>
-        <w:tblGridChange w:id="0">
-          <w:tblGrid>
-            <w:gridCol w:w="704"/>
-            <w:gridCol w:w="2126"/>
-            <w:gridCol w:w="5664"/>
-          </w:tblGrid>
-        </w:tblGridChange>
       </w:tblGrid>
       <w:tr>
         <w:trPr>
-          <w:cantSplit w:val="0"/>
-          <w:trHeight w:val="368" w:hRule="atLeast"/>
-          <w:tblHeader w:val="0"/>
+          <w:trHeight w:val="368"/>
         </w:trPr>
         <w:tc>
           <w:tcPr>
+            <w:tcW w:w="8494" w:type="dxa"/>
             <w:gridSpan w:val="3"/>
             <w:vAlign w:val="center"/>
           </w:tcPr>
@@ -740,337 +730,328 @@
             <w:pPr>
               <w:jc w:val="center"/>
               <w:rPr>
-                <w:rFonts w:ascii="Arial" w:cs="Arial" w:eastAsia="Arial" w:hAnsi="Arial"/>
-                <w:b w:val="1"/>
+                <w:rFonts w:ascii="Arial" w:eastAsia="Arial" w:hAnsi="Arial" w:cs="Arial"/>
+                <w:b/>
                 <w:sz w:val="24"/>
                 <w:szCs w:val="24"/>
               </w:rPr>
             </w:pPr>
             <w:r>
               <w:rPr>
-                <w:rFonts w:ascii="Arial" w:cs="Arial" w:eastAsia="Arial" w:hAnsi="Arial"/>
-                <w:b w:val="1"/>
-                <w:sz w:val="24"/>
-                <w:szCs w:val="24"/>
-                <w:rtl w:val="0"/>
-              </w:rPr>
-              <w:t xml:space="preserve">Histórico de revisões</w:t>
+                <w:rFonts w:ascii="Arial" w:eastAsia="Arial" w:hAnsi="Arial" w:cs="Arial"/>
+                <w:b/>
+                <w:sz w:val="24"/>
+                <w:szCs w:val="24"/>
+              </w:rPr>
+              <w:t>Histórico de revisões</w:t>
             </w:r>
           </w:p>
         </w:tc>
       </w:tr>
       <w:tr>
         <w:trPr>
-          <w:cantSplit w:val="0"/>
-          <w:trHeight w:val="416" w:hRule="atLeast"/>
-          <w:tblHeader w:val="0"/>
+          <w:trHeight w:val="416"/>
         </w:trPr>
         <w:tc>
           <w:tcPr>
+            <w:tcW w:w="704" w:type="dxa"/>
             <w:vAlign w:val="center"/>
           </w:tcPr>
           <w:p>
             <w:pPr>
               <w:rPr>
-                <w:rFonts w:ascii="Arial" w:cs="Arial" w:eastAsia="Arial" w:hAnsi="Arial"/>
-                <w:b w:val="1"/>
+                <w:rFonts w:ascii="Arial" w:eastAsia="Arial" w:hAnsi="Arial" w:cs="Arial"/>
+                <w:b/>
                 <w:sz w:val="24"/>
                 <w:szCs w:val="24"/>
               </w:rPr>
             </w:pPr>
             <w:r>
               <w:rPr>
-                <w:rFonts w:ascii="Arial" w:cs="Arial" w:eastAsia="Arial" w:hAnsi="Arial"/>
-                <w:b w:val="1"/>
-                <w:sz w:val="24"/>
-                <w:szCs w:val="24"/>
-                <w:rtl w:val="0"/>
-              </w:rPr>
-              <w:t xml:space="preserve">N°</w:t>
+                <w:rFonts w:ascii="Arial" w:eastAsia="Arial" w:hAnsi="Arial" w:cs="Arial"/>
+                <w:b/>
+                <w:sz w:val="24"/>
+                <w:szCs w:val="24"/>
+              </w:rPr>
+              <w:t>N°</w:t>
             </w:r>
           </w:p>
         </w:tc>
         <w:tc>
           <w:tcPr>
+            <w:tcW w:w="2126" w:type="dxa"/>
             <w:vAlign w:val="center"/>
           </w:tcPr>
           <w:p>
             <w:pPr>
               <w:rPr>
-                <w:rFonts w:ascii="Arial" w:cs="Arial" w:eastAsia="Arial" w:hAnsi="Arial"/>
-                <w:b w:val="1"/>
+                <w:rFonts w:ascii="Arial" w:eastAsia="Arial" w:hAnsi="Arial" w:cs="Arial"/>
+                <w:b/>
                 <w:sz w:val="24"/>
                 <w:szCs w:val="24"/>
               </w:rPr>
             </w:pPr>
             <w:r>
               <w:rPr>
-                <w:rFonts w:ascii="Arial" w:cs="Arial" w:eastAsia="Arial" w:hAnsi="Arial"/>
-                <w:b w:val="1"/>
-                <w:sz w:val="24"/>
-                <w:szCs w:val="24"/>
-                <w:rtl w:val="0"/>
-              </w:rPr>
-              <w:t xml:space="preserve">Entregas</w:t>
+                <w:rFonts w:ascii="Arial" w:eastAsia="Arial" w:hAnsi="Arial" w:cs="Arial"/>
+                <w:b/>
+                <w:sz w:val="24"/>
+                <w:szCs w:val="24"/>
+              </w:rPr>
+              <w:t>Entregas</w:t>
             </w:r>
           </w:p>
         </w:tc>
         <w:tc>
           <w:tcPr>
+            <w:tcW w:w="5664" w:type="dxa"/>
             <w:vAlign w:val="center"/>
           </w:tcPr>
           <w:p>
             <w:pPr>
               <w:rPr>
-                <w:rFonts w:ascii="Arial" w:cs="Arial" w:eastAsia="Arial" w:hAnsi="Arial"/>
-                <w:b w:val="1"/>
+                <w:rFonts w:ascii="Arial" w:eastAsia="Arial" w:hAnsi="Arial" w:cs="Arial"/>
+                <w:b/>
                 <w:sz w:val="24"/>
                 <w:szCs w:val="24"/>
               </w:rPr>
             </w:pPr>
             <w:r>
               <w:rPr>
-                <w:rFonts w:ascii="Arial" w:cs="Arial" w:eastAsia="Arial" w:hAnsi="Arial"/>
-                <w:b w:val="1"/>
-                <w:sz w:val="24"/>
-                <w:szCs w:val="24"/>
-                <w:rtl w:val="0"/>
-              </w:rPr>
-              <w:t xml:space="preserve">Descrição</w:t>
+                <w:rFonts w:ascii="Arial" w:eastAsia="Arial" w:hAnsi="Arial" w:cs="Arial"/>
+                <w:b/>
+                <w:sz w:val="24"/>
+                <w:szCs w:val="24"/>
+              </w:rPr>
+              <w:t>Descrição</w:t>
             </w:r>
           </w:p>
         </w:tc>
       </w:tr>
       <w:tr>
         <w:trPr>
-          <w:cantSplit w:val="0"/>
-          <w:trHeight w:val="408" w:hRule="atLeast"/>
-          <w:tblHeader w:val="0"/>
+          <w:trHeight w:val="408"/>
         </w:trPr>
         <w:tc>
           <w:tcPr>
+            <w:tcW w:w="704" w:type="dxa"/>
             <w:vAlign w:val="center"/>
           </w:tcPr>
           <w:p>
             <w:pPr>
               <w:rPr>
-                <w:rFonts w:ascii="Arial" w:cs="Arial" w:eastAsia="Arial" w:hAnsi="Arial"/>
-                <w:b w:val="1"/>
+                <w:rFonts w:ascii="Arial" w:eastAsia="Arial" w:hAnsi="Arial" w:cs="Arial"/>
+                <w:b/>
                 <w:sz w:val="24"/>
                 <w:szCs w:val="24"/>
               </w:rPr>
             </w:pPr>
             <w:r>
               <w:rPr>
-                <w:rFonts w:ascii="Arial" w:cs="Arial" w:eastAsia="Arial" w:hAnsi="Arial"/>
-                <w:b w:val="1"/>
-                <w:sz w:val="24"/>
-                <w:szCs w:val="24"/>
-                <w:rtl w:val="0"/>
-              </w:rPr>
-              <w:t xml:space="preserve">0</w:t>
+                <w:rFonts w:ascii="Arial" w:eastAsia="Arial" w:hAnsi="Arial" w:cs="Arial"/>
+                <w:b/>
+                <w:sz w:val="24"/>
+                <w:szCs w:val="24"/>
+              </w:rPr>
+              <w:t>0</w:t>
             </w:r>
           </w:p>
         </w:tc>
         <w:tc>
           <w:tcPr>
+            <w:tcW w:w="2126" w:type="dxa"/>
             <w:vAlign w:val="center"/>
           </w:tcPr>
           <w:p>
             <w:pPr>
               <w:rPr>
-                <w:rFonts w:ascii="Arial" w:cs="Arial" w:eastAsia="Arial" w:hAnsi="Arial"/>
+                <w:rFonts w:ascii="Arial" w:eastAsia="Arial" w:hAnsi="Arial" w:cs="Arial"/>
                 <w:sz w:val="24"/>
                 <w:szCs w:val="24"/>
               </w:rPr>
             </w:pPr>
             <w:r>
               <w:rPr>
-                <w:rFonts w:ascii="Arial" w:cs="Arial" w:eastAsia="Arial" w:hAnsi="Arial"/>
-                <w:sz w:val="24"/>
-                <w:szCs w:val="24"/>
-                <w:rtl w:val="0"/>
-              </w:rPr>
-              <w:t xml:space="preserve">6/11/2025</w:t>
+                <w:rFonts w:ascii="Arial" w:eastAsia="Arial" w:hAnsi="Arial" w:cs="Arial"/>
+                <w:sz w:val="24"/>
+                <w:szCs w:val="24"/>
+              </w:rPr>
+              <w:t>6/11/2025</w:t>
             </w:r>
           </w:p>
         </w:tc>
         <w:tc>
           <w:tcPr>
+            <w:tcW w:w="5664" w:type="dxa"/>
             <w:vAlign w:val="center"/>
           </w:tcPr>
           <w:p>
             <w:pPr>
               <w:rPr>
-                <w:rFonts w:ascii="Arial" w:cs="Arial" w:eastAsia="Arial" w:hAnsi="Arial"/>
+                <w:rFonts w:ascii="Arial" w:eastAsia="Arial" w:hAnsi="Arial" w:cs="Arial"/>
                 <w:sz w:val="24"/>
                 <w:szCs w:val="24"/>
               </w:rPr>
             </w:pPr>
             <w:r>
               <w:rPr>
-                <w:rFonts w:ascii="Arial" w:cs="Arial" w:eastAsia="Arial" w:hAnsi="Arial"/>
-                <w:sz w:val="24"/>
-                <w:szCs w:val="24"/>
-                <w:rtl w:val="0"/>
-              </w:rPr>
-              <w:t xml:space="preserve">Produção</w:t>
+                <w:rFonts w:ascii="Arial" w:eastAsia="Arial" w:hAnsi="Arial" w:cs="Arial"/>
+                <w:sz w:val="24"/>
+                <w:szCs w:val="24"/>
+              </w:rPr>
+              <w:t>Produção</w:t>
             </w:r>
           </w:p>
         </w:tc>
       </w:tr>
       <w:tr>
         <w:trPr>
-          <w:cantSplit w:val="0"/>
-          <w:trHeight w:val="428" w:hRule="atLeast"/>
-          <w:tblHeader w:val="0"/>
+          <w:trHeight w:val="428"/>
         </w:trPr>
         <w:tc>
           <w:tcPr>
+            <w:tcW w:w="704" w:type="dxa"/>
             <w:vAlign w:val="center"/>
           </w:tcPr>
           <w:p>
             <w:pPr>
               <w:rPr>
-                <w:rFonts w:ascii="Arial" w:cs="Arial" w:eastAsia="Arial" w:hAnsi="Arial"/>
-                <w:b w:val="1"/>
+                <w:rFonts w:ascii="Arial" w:eastAsia="Arial" w:hAnsi="Arial" w:cs="Arial"/>
+                <w:b/>
                 <w:sz w:val="24"/>
                 <w:szCs w:val="24"/>
               </w:rPr>
             </w:pPr>
             <w:r>
               <w:rPr>
-                <w:rFonts w:ascii="Arial" w:cs="Arial" w:eastAsia="Arial" w:hAnsi="Arial"/>
-                <w:b w:val="1"/>
-                <w:sz w:val="24"/>
-                <w:szCs w:val="24"/>
-                <w:rtl w:val="0"/>
-              </w:rPr>
-              <w:t xml:space="preserve">1</w:t>
+                <w:rFonts w:ascii="Arial" w:eastAsia="Arial" w:hAnsi="Arial" w:cs="Arial"/>
+                <w:b/>
+                <w:sz w:val="24"/>
+                <w:szCs w:val="24"/>
+              </w:rPr>
+              <w:t>1</w:t>
             </w:r>
           </w:p>
         </w:tc>
         <w:tc>
           <w:tcPr>
+            <w:tcW w:w="2126" w:type="dxa"/>
             <w:vAlign w:val="center"/>
           </w:tcPr>
           <w:p>
             <w:pPr>
               <w:rPr>
-                <w:rFonts w:ascii="Arial" w:cs="Arial" w:eastAsia="Arial" w:hAnsi="Arial"/>
+                <w:rFonts w:ascii="Arial" w:eastAsia="Arial" w:hAnsi="Arial" w:cs="Arial"/>
                 <w:sz w:val="24"/>
                 <w:szCs w:val="24"/>
               </w:rPr>
             </w:pPr>
             <w:r>
               <w:rPr>
-                <w:rFonts w:ascii="Arial" w:cs="Arial" w:eastAsia="Arial" w:hAnsi="Arial"/>
-                <w:sz w:val="24"/>
-                <w:szCs w:val="24"/>
-                <w:rtl w:val="0"/>
-              </w:rPr>
-              <w:t xml:space="preserve">DD/MM/AAAA</w:t>
+                <w:rFonts w:ascii="Arial" w:eastAsia="Arial" w:hAnsi="Arial" w:cs="Arial"/>
+                <w:sz w:val="24"/>
+                <w:szCs w:val="24"/>
+              </w:rPr>
+              <w:t>23/03/2026</w:t>
             </w:r>
           </w:p>
         </w:tc>
         <w:tc>
           <w:tcPr>
+            <w:tcW w:w="5664" w:type="dxa"/>
             <w:vAlign w:val="center"/>
           </w:tcPr>
           <w:p>
             <w:pPr>
               <w:rPr>
-                <w:rFonts w:ascii="Arial" w:cs="Arial" w:eastAsia="Arial" w:hAnsi="Arial"/>
+                <w:rFonts w:ascii="Arial" w:eastAsia="Arial" w:hAnsi="Arial" w:cs="Arial"/>
                 <w:sz w:val="24"/>
                 <w:szCs w:val="24"/>
               </w:rPr>
             </w:pPr>
             <w:r>
               <w:rPr>
-                <w:rFonts w:ascii="Arial" w:cs="Arial" w:eastAsia="Arial" w:hAnsi="Arial"/>
-                <w:sz w:val="24"/>
-                <w:szCs w:val="24"/>
-                <w:rtl w:val="0"/>
-              </w:rPr>
-              <w:t xml:space="preserve">Revisão</w:t>
+                <w:rFonts w:ascii="Arial" w:eastAsia="Arial" w:hAnsi="Arial" w:cs="Arial"/>
+                <w:sz w:val="24"/>
+                <w:szCs w:val="24"/>
+              </w:rPr>
+              <w:t>Revisão</w:t>
             </w:r>
           </w:p>
         </w:tc>
       </w:tr>
       <w:tr>
         <w:trPr>
-          <w:cantSplit w:val="0"/>
-          <w:trHeight w:val="406" w:hRule="atLeast"/>
-          <w:tblHeader w:val="0"/>
+          <w:trHeight w:val="406"/>
         </w:trPr>
         <w:tc>
           <w:tcPr>
+            <w:tcW w:w="704" w:type="dxa"/>
             <w:vAlign w:val="center"/>
           </w:tcPr>
           <w:p>
             <w:pPr>
               <w:rPr>
-                <w:rFonts w:ascii="Arial" w:cs="Arial" w:eastAsia="Arial" w:hAnsi="Arial"/>
-                <w:b w:val="1"/>
+                <w:rFonts w:ascii="Arial" w:eastAsia="Arial" w:hAnsi="Arial" w:cs="Arial"/>
+                <w:b/>
                 <w:sz w:val="24"/>
                 <w:szCs w:val="24"/>
               </w:rPr>
             </w:pPr>
             <w:r>
               <w:rPr>
-                <w:rFonts w:ascii="Arial" w:cs="Arial" w:eastAsia="Arial" w:hAnsi="Arial"/>
-                <w:b w:val="1"/>
-                <w:sz w:val="24"/>
-                <w:szCs w:val="24"/>
-                <w:rtl w:val="0"/>
-              </w:rPr>
-              <w:t xml:space="preserve">2</w:t>
+                <w:rFonts w:ascii="Arial" w:eastAsia="Arial" w:hAnsi="Arial" w:cs="Arial"/>
+                <w:b/>
+                <w:sz w:val="24"/>
+                <w:szCs w:val="24"/>
+              </w:rPr>
+              <w:t>2</w:t>
             </w:r>
           </w:p>
         </w:tc>
         <w:tc>
           <w:tcPr>
+            <w:tcW w:w="2126" w:type="dxa"/>
             <w:vAlign w:val="center"/>
           </w:tcPr>
           <w:p>
             <w:pPr>
               <w:rPr>
-                <w:rFonts w:ascii="Arial" w:cs="Arial" w:eastAsia="Arial" w:hAnsi="Arial"/>
+                <w:rFonts w:ascii="Arial" w:eastAsia="Arial" w:hAnsi="Arial" w:cs="Arial"/>
                 <w:sz w:val="24"/>
                 <w:szCs w:val="24"/>
               </w:rPr>
             </w:pPr>
             <w:r>
               <w:rPr>
-                <w:rFonts w:ascii="Arial" w:cs="Arial" w:eastAsia="Arial" w:hAnsi="Arial"/>
-                <w:sz w:val="24"/>
-                <w:szCs w:val="24"/>
-                <w:rtl w:val="0"/>
-              </w:rPr>
-              <w:t xml:space="preserve">DD/MM/AAAA</w:t>
+                <w:rFonts w:ascii="Arial" w:eastAsia="Arial" w:hAnsi="Arial" w:cs="Arial"/>
+                <w:sz w:val="24"/>
+                <w:szCs w:val="24"/>
+              </w:rPr>
+              <w:t>23/03/2026</w:t>
             </w:r>
           </w:p>
         </w:tc>
         <w:tc>
           <w:tcPr>
+            <w:tcW w:w="5664" w:type="dxa"/>
             <w:vAlign w:val="center"/>
           </w:tcPr>
           <w:p>
             <w:pPr>
               <w:rPr>
-                <w:rFonts w:ascii="Arial" w:cs="Arial" w:eastAsia="Arial" w:hAnsi="Arial"/>
+                <w:rFonts w:ascii="Arial" w:eastAsia="Arial" w:hAnsi="Arial" w:cs="Arial"/>
                 <w:sz w:val="24"/>
                 <w:szCs w:val="24"/>
               </w:rPr>
             </w:pPr>
             <w:r>
               <w:rPr>
-                <w:rFonts w:ascii="Arial" w:cs="Arial" w:eastAsia="Arial" w:hAnsi="Arial"/>
-                <w:sz w:val="24"/>
-                <w:szCs w:val="24"/>
-                <w:rtl w:val="0"/>
-              </w:rPr>
-              <w:t xml:space="preserve">Aprovação</w:t>
+                <w:rFonts w:ascii="Arial" w:eastAsia="Arial" w:hAnsi="Arial" w:cs="Arial"/>
+                <w:sz w:val="24"/>
+                <w:szCs w:val="24"/>
+              </w:rPr>
+              <w:t>Aprovação</w:t>
             </w:r>
           </w:p>
         </w:tc>
@@ -1079,132 +1060,108 @@
     <w:p>
       <w:pPr>
         <w:rPr>
-          <w:rFonts w:ascii="Arial" w:cs="Arial" w:eastAsia="Arial" w:hAnsi="Arial"/>
-          <w:sz w:val="24"/>
-          <w:szCs w:val="24"/>
-        </w:rPr>
-      </w:pPr>
-      <w:r>
-        <w:rPr>
-          <w:rtl w:val="0"/>
-        </w:rPr>
-      </w:r>
-    </w:p>
-    <w:p>
-      <w:pPr>
-        <w:rPr>
-          <w:rFonts w:ascii="Arial" w:cs="Arial" w:eastAsia="Arial" w:hAnsi="Arial"/>
-          <w:sz w:val="24"/>
-          <w:szCs w:val="24"/>
-        </w:rPr>
-      </w:pPr>
-      <w:r>
-        <w:rPr>
-          <w:rtl w:val="0"/>
-        </w:rPr>
-      </w:r>
-    </w:p>
-    <w:p>
-      <w:pPr>
-        <w:rPr>
-          <w:rFonts w:ascii="Arial" w:cs="Arial" w:eastAsia="Arial" w:hAnsi="Arial"/>
-          <w:sz w:val="24"/>
-          <w:szCs w:val="24"/>
-        </w:rPr>
-      </w:pPr>
-      <w:r>
-        <w:rPr>
-          <w:rtl w:val="0"/>
-        </w:rPr>
-      </w:r>
+          <w:rFonts w:ascii="Arial" w:eastAsia="Arial" w:hAnsi="Arial" w:cs="Arial"/>
+          <w:sz w:val="24"/>
+          <w:szCs w:val="24"/>
+        </w:rPr>
+      </w:pPr>
+    </w:p>
+    <w:p>
+      <w:pPr>
+        <w:rPr>
+          <w:rFonts w:ascii="Arial" w:eastAsia="Arial" w:hAnsi="Arial" w:cs="Arial"/>
+          <w:sz w:val="24"/>
+          <w:szCs w:val="24"/>
+        </w:rPr>
+      </w:pPr>
+    </w:p>
+    <w:p>
+      <w:pPr>
+        <w:rPr>
+          <w:rFonts w:ascii="Arial" w:eastAsia="Arial" w:hAnsi="Arial" w:cs="Arial"/>
+          <w:sz w:val="24"/>
+          <w:szCs w:val="24"/>
+        </w:rPr>
+      </w:pPr>
     </w:p>
     <w:tbl>
       <w:tblPr>
-        <w:tblStyle w:val="Table4"/>
-        <w:tblW w:w="8494.0" w:type="dxa"/>
-        <w:jc w:val="left"/>
+        <w:tblStyle w:val="a5"/>
+        <w:tblW w:w="8494" w:type="dxa"/>
+        <w:tblInd w:w="0" w:type="dxa"/>
         <w:tblBorders>
-          <w:top w:color="000000" w:space="0" w:sz="4" w:val="single"/>
-          <w:left w:color="000000" w:space="0" w:sz="4" w:val="single"/>
-          <w:bottom w:color="000000" w:space="0" w:sz="4" w:val="single"/>
-          <w:right w:color="000000" w:space="0" w:sz="4" w:val="single"/>
-          <w:insideH w:color="000000" w:space="0" w:sz="4" w:val="single"/>
-          <w:insideV w:color="000000" w:space="0" w:sz="4" w:val="single"/>
+          <w:top w:val="single" w:sz="4" w:space="0" w:color="000000"/>
+          <w:left w:val="single" w:sz="4" w:space="0" w:color="000000"/>
+          <w:bottom w:val="single" w:sz="4" w:space="0" w:color="000000"/>
+          <w:right w:val="single" w:sz="4" w:space="0" w:color="000000"/>
+          <w:insideH w:val="single" w:sz="4" w:space="0" w:color="000000"/>
+          <w:insideV w:val="single" w:sz="4" w:space="0" w:color="000000"/>
         </w:tblBorders>
         <w:tblLayout w:type="fixed"/>
-        <w:tblLook w:val="0400"/>
+        <w:tblLook w:val="0400" w:firstRow="0" w:lastRow="0" w:firstColumn="0" w:lastColumn="0" w:noHBand="0" w:noVBand="1"/>
       </w:tblPr>
       <w:tblGrid>
         <w:gridCol w:w="4247"/>
         <w:gridCol w:w="4247"/>
-        <w:tblGridChange w:id="0">
-          <w:tblGrid>
-            <w:gridCol w:w="4247"/>
-            <w:gridCol w:w="4247"/>
-          </w:tblGrid>
-        </w:tblGridChange>
       </w:tblGrid>
       <w:tr>
         <w:trPr>
-          <w:cantSplit w:val="0"/>
-          <w:trHeight w:val="440" w:hRule="atLeast"/>
-          <w:tblHeader w:val="0"/>
+          <w:trHeight w:val="440"/>
         </w:trPr>
         <w:tc>
           <w:tcPr>
+            <w:tcW w:w="8494" w:type="dxa"/>
             <w:gridSpan w:val="2"/>
-            <w:shd w:fill="c1e4f5" w:val="clear"/>
+            <w:shd w:val="clear" w:color="auto" w:fill="C1E4F5"/>
             <w:vAlign w:val="center"/>
           </w:tcPr>
           <w:p>
             <w:pPr>
               <w:jc w:val="center"/>
               <w:rPr>
-                <w:rFonts w:ascii="Arial" w:cs="Arial" w:eastAsia="Arial" w:hAnsi="Arial"/>
-                <w:b w:val="1"/>
+                <w:rFonts w:ascii="Arial" w:eastAsia="Arial" w:hAnsi="Arial" w:cs="Arial"/>
+                <w:b/>
                 <w:sz w:val="24"/>
                 <w:szCs w:val="24"/>
               </w:rPr>
             </w:pPr>
             <w:r>
               <w:rPr>
-                <w:rFonts w:ascii="Arial" w:cs="Arial" w:eastAsia="Arial" w:hAnsi="Arial"/>
-                <w:b w:val="1"/>
-                <w:sz w:val="24"/>
-                <w:szCs w:val="24"/>
-                <w:rtl w:val="0"/>
-              </w:rPr>
-              <w:t xml:space="preserve">Informações do CTF</w:t>
+                <w:rFonts w:ascii="Arial" w:eastAsia="Arial" w:hAnsi="Arial" w:cs="Arial"/>
+                <w:b/>
+                <w:sz w:val="24"/>
+                <w:szCs w:val="24"/>
+              </w:rPr>
+              <w:lastRenderedPageBreak/>
+              <w:t>Informações do CTF</w:t>
             </w:r>
           </w:p>
         </w:tc>
       </w:tr>
       <w:tr>
         <w:trPr>
-          <w:cantSplit w:val="0"/>
-          <w:trHeight w:val="417" w:hRule="atLeast"/>
-          <w:tblHeader w:val="0"/>
+          <w:trHeight w:val="417"/>
         </w:trPr>
         <w:tc>
           <w:tcPr>
+            <w:tcW w:w="4247" w:type="dxa"/>
             <w:vAlign w:val="center"/>
           </w:tcPr>
           <w:p>
             <w:pPr>
               <w:rPr>
-                <w:rFonts w:ascii="Arial" w:cs="Arial" w:eastAsia="Arial" w:hAnsi="Arial"/>
-                <w:b w:val="1"/>
+                <w:rFonts w:ascii="Arial" w:eastAsia="Arial" w:hAnsi="Arial" w:cs="Arial"/>
+                <w:b/>
                 <w:sz w:val="24"/>
                 <w:szCs w:val="24"/>
               </w:rPr>
             </w:pPr>
             <w:r>
               <w:rPr>
-                <w:rFonts w:ascii="Arial" w:cs="Arial" w:eastAsia="Arial" w:hAnsi="Arial"/>
-                <w:b w:val="1"/>
-                <w:sz w:val="24"/>
-                <w:szCs w:val="24"/>
-                <w:rtl w:val="0"/>
+                <w:rFonts w:ascii="Arial" w:eastAsia="Arial" w:hAnsi="Arial" w:cs="Arial"/>
+                <w:b/>
+                <w:sz w:val="24"/>
+                <w:szCs w:val="24"/>
               </w:rPr>
               <w:t xml:space="preserve">Nível de Dificuldade </w:t>
             </w:r>
@@ -1212,22 +1169,22 @@
         </w:tc>
         <w:tc>
           <w:tcPr>
+            <w:tcW w:w="4247" w:type="dxa"/>
             <w:vAlign w:val="center"/>
           </w:tcPr>
           <w:p>
             <w:pPr>
               <w:rPr>
-                <w:rFonts w:ascii="Arial" w:cs="Arial" w:eastAsia="Arial" w:hAnsi="Arial"/>
+                <w:rFonts w:ascii="Arial" w:eastAsia="Arial" w:hAnsi="Arial" w:cs="Arial"/>
                 <w:sz w:val="24"/>
                 <w:szCs w:val="24"/>
               </w:rPr>
             </w:pPr>
             <w:r>
               <w:rPr>
-                <w:rFonts w:ascii="Arial" w:cs="Arial" w:eastAsia="Arial" w:hAnsi="Arial"/>
-                <w:sz w:val="24"/>
-                <w:szCs w:val="24"/>
-                <w:rtl w:val="0"/>
+                <w:rFonts w:ascii="Arial" w:eastAsia="Arial" w:hAnsi="Arial" w:cs="Arial"/>
+                <w:sz w:val="24"/>
+                <w:szCs w:val="24"/>
               </w:rPr>
               <w:t xml:space="preserve">Fácil </w:t>
             </w:r>
@@ -1236,195 +1193,253 @@
       </w:tr>
       <w:tr>
         <w:trPr>
-          <w:cantSplit w:val="0"/>
-          <w:trHeight w:val="422" w:hRule="atLeast"/>
-          <w:tblHeader w:val="0"/>
+          <w:trHeight w:val="422"/>
         </w:trPr>
         <w:tc>
           <w:tcPr>
+            <w:tcW w:w="4247" w:type="dxa"/>
             <w:vAlign w:val="center"/>
           </w:tcPr>
           <w:p>
             <w:pPr>
               <w:rPr>
-                <w:rFonts w:ascii="Arial" w:cs="Arial" w:eastAsia="Arial" w:hAnsi="Arial"/>
-                <w:b w:val="1"/>
+                <w:rFonts w:ascii="Arial" w:eastAsia="Arial" w:hAnsi="Arial" w:cs="Arial"/>
+                <w:b/>
                 <w:sz w:val="24"/>
                 <w:szCs w:val="24"/>
               </w:rPr>
             </w:pPr>
             <w:r>
               <w:rPr>
-                <w:rFonts w:ascii="Arial" w:cs="Arial" w:eastAsia="Arial" w:hAnsi="Arial"/>
-                <w:b w:val="1"/>
-                <w:sz w:val="24"/>
-                <w:szCs w:val="24"/>
-                <w:rtl w:val="0"/>
-              </w:rPr>
-              <w:t xml:space="preserve">Tipo de acesso</w:t>
+                <w:rFonts w:ascii="Arial" w:eastAsia="Arial" w:hAnsi="Arial" w:cs="Arial"/>
+                <w:b/>
+                <w:sz w:val="24"/>
+                <w:szCs w:val="24"/>
+              </w:rPr>
+              <w:t>Tipo de acesso</w:t>
             </w:r>
           </w:p>
         </w:tc>
         <w:tc>
           <w:tcPr>
+            <w:tcW w:w="4247" w:type="dxa"/>
             <w:vAlign w:val="center"/>
           </w:tcPr>
           <w:p>
             <w:pPr>
               <w:rPr>
-                <w:rFonts w:ascii="Arial" w:cs="Arial" w:eastAsia="Arial" w:hAnsi="Arial"/>
+                <w:rFonts w:ascii="Arial" w:eastAsia="Arial" w:hAnsi="Arial" w:cs="Arial"/>
                 <w:sz w:val="24"/>
                 <w:szCs w:val="24"/>
               </w:rPr>
             </w:pPr>
             <w:r>
               <w:rPr>
-                <w:rFonts w:ascii="Arial" w:cs="Arial" w:eastAsia="Arial" w:hAnsi="Arial"/>
-                <w:sz w:val="24"/>
-                <w:szCs w:val="24"/>
-                <w:rtl w:val="0"/>
-              </w:rPr>
-              <w:t xml:space="preserve">Gratuito</w:t>
+                <w:rFonts w:ascii="Arial" w:eastAsia="Arial" w:hAnsi="Arial" w:cs="Arial"/>
+                <w:sz w:val="24"/>
+                <w:szCs w:val="24"/>
+              </w:rPr>
+              <w:t>Gratuito</w:t>
             </w:r>
           </w:p>
         </w:tc>
       </w:tr>
       <w:tr>
         <w:trPr>
-          <w:cantSplit w:val="0"/>
-          <w:trHeight w:val="412" w:hRule="atLeast"/>
-          <w:tblHeader w:val="0"/>
+          <w:trHeight w:val="412"/>
         </w:trPr>
         <w:tc>
           <w:tcPr>
+            <w:tcW w:w="4247" w:type="dxa"/>
             <w:vAlign w:val="center"/>
           </w:tcPr>
           <w:p>
             <w:pPr>
               <w:rPr>
-                <w:rFonts w:ascii="Arial" w:cs="Arial" w:eastAsia="Arial" w:hAnsi="Arial"/>
-                <w:b w:val="1"/>
+                <w:rFonts w:ascii="Arial" w:eastAsia="Arial" w:hAnsi="Arial" w:cs="Arial"/>
+                <w:b/>
                 <w:sz w:val="24"/>
                 <w:szCs w:val="24"/>
               </w:rPr>
             </w:pPr>
             <w:r>
               <w:rPr>
-                <w:rFonts w:ascii="Arial" w:cs="Arial" w:eastAsia="Arial" w:hAnsi="Arial"/>
-                <w:b w:val="1"/>
-                <w:sz w:val="24"/>
-                <w:szCs w:val="24"/>
-                <w:rtl w:val="0"/>
-              </w:rPr>
-              <w:t xml:space="preserve">Conceitos envolvidos</w:t>
+                <w:rFonts w:ascii="Arial" w:eastAsia="Arial" w:hAnsi="Arial" w:cs="Arial"/>
+                <w:b/>
+                <w:sz w:val="24"/>
+                <w:szCs w:val="24"/>
+              </w:rPr>
+              <w:t>Conceitos envolvidos</w:t>
             </w:r>
           </w:p>
         </w:tc>
         <w:tc>
           <w:tcPr>
+            <w:tcW w:w="4247" w:type="dxa"/>
             <w:vAlign w:val="center"/>
           </w:tcPr>
           <w:p>
             <w:pPr>
               <w:rPr>
-                <w:rFonts w:ascii="Arial" w:cs="Arial" w:eastAsia="Arial" w:hAnsi="Arial"/>
+                <w:rFonts w:ascii="Arial" w:eastAsia="Arial" w:hAnsi="Arial" w:cs="Arial"/>
                 <w:sz w:val="24"/>
                 <w:szCs w:val="24"/>
               </w:rPr>
             </w:pPr>
-            <w:r>
-              <w:rPr>
-                <w:rFonts w:ascii="Arial" w:cs="Arial" w:eastAsia="Arial" w:hAnsi="Arial"/>
-                <w:sz w:val="24"/>
-                <w:szCs w:val="24"/>
-                <w:rtl w:val="0"/>
-              </w:rPr>
-              <w:t xml:space="preserve">brute force, reverse shell, crontab, hash crack</w:t>
+            <w:proofErr w:type="spellStart"/>
+            <w:r>
+              <w:rPr>
+                <w:rFonts w:ascii="Arial" w:eastAsia="Arial" w:hAnsi="Arial" w:cs="Arial"/>
+                <w:sz w:val="24"/>
+                <w:szCs w:val="24"/>
+              </w:rPr>
+              <w:t>brute</w:t>
+            </w:r>
+            <w:proofErr w:type="spellEnd"/>
+            <w:r>
+              <w:rPr>
+                <w:rFonts w:ascii="Arial" w:eastAsia="Arial" w:hAnsi="Arial" w:cs="Arial"/>
+                <w:sz w:val="24"/>
+                <w:szCs w:val="24"/>
+              </w:rPr>
+              <w:t xml:space="preserve"> force, reverse </w:t>
+            </w:r>
+            <w:proofErr w:type="spellStart"/>
+            <w:r>
+              <w:rPr>
+                <w:rFonts w:ascii="Arial" w:eastAsia="Arial" w:hAnsi="Arial" w:cs="Arial"/>
+                <w:sz w:val="24"/>
+                <w:szCs w:val="24"/>
+              </w:rPr>
+              <w:t>shell</w:t>
+            </w:r>
+            <w:proofErr w:type="spellEnd"/>
+            <w:r>
+              <w:rPr>
+                <w:rFonts w:ascii="Arial" w:eastAsia="Arial" w:hAnsi="Arial" w:cs="Arial"/>
+                <w:sz w:val="24"/>
+                <w:szCs w:val="24"/>
+              </w:rPr>
+              <w:t xml:space="preserve">, </w:t>
+            </w:r>
+            <w:proofErr w:type="spellStart"/>
+            <w:r>
+              <w:rPr>
+                <w:rFonts w:ascii="Arial" w:eastAsia="Arial" w:hAnsi="Arial" w:cs="Arial"/>
+                <w:sz w:val="24"/>
+                <w:szCs w:val="24"/>
+              </w:rPr>
+              <w:t>crontab</w:t>
+            </w:r>
+            <w:proofErr w:type="spellEnd"/>
+            <w:r>
+              <w:rPr>
+                <w:rFonts w:ascii="Arial" w:eastAsia="Arial" w:hAnsi="Arial" w:cs="Arial"/>
+                <w:sz w:val="24"/>
+                <w:szCs w:val="24"/>
+              </w:rPr>
+              <w:t xml:space="preserve">, </w:t>
+            </w:r>
+            <w:proofErr w:type="spellStart"/>
+            <w:r>
+              <w:rPr>
+                <w:rFonts w:ascii="Arial" w:eastAsia="Arial" w:hAnsi="Arial" w:cs="Arial"/>
+                <w:sz w:val="24"/>
+                <w:szCs w:val="24"/>
+              </w:rPr>
+              <w:t>hash</w:t>
+            </w:r>
+            <w:proofErr w:type="spellEnd"/>
+            <w:r>
+              <w:rPr>
+                <w:rFonts w:ascii="Arial" w:eastAsia="Arial" w:hAnsi="Arial" w:cs="Arial"/>
+                <w:sz w:val="24"/>
+                <w:szCs w:val="24"/>
+              </w:rPr>
+              <w:t xml:space="preserve"> crack</w:t>
             </w:r>
           </w:p>
         </w:tc>
       </w:tr>
       <w:tr>
         <w:trPr>
-          <w:cantSplit w:val="0"/>
-          <w:trHeight w:val="412" w:hRule="atLeast"/>
-          <w:tblHeader w:val="0"/>
+          <w:trHeight w:val="412"/>
         </w:trPr>
         <w:tc>
           <w:tcPr>
+            <w:tcW w:w="4247" w:type="dxa"/>
             <w:vAlign w:val="center"/>
           </w:tcPr>
           <w:p>
             <w:pPr>
               <w:rPr>
-                <w:rFonts w:ascii="Arial" w:cs="Arial" w:eastAsia="Arial" w:hAnsi="Arial"/>
-                <w:b w:val="1"/>
+                <w:rFonts w:ascii="Arial" w:eastAsia="Arial" w:hAnsi="Arial" w:cs="Arial"/>
+                <w:b/>
                 <w:sz w:val="24"/>
                 <w:szCs w:val="24"/>
               </w:rPr>
             </w:pPr>
             <w:r>
               <w:rPr>
-                <w:rFonts w:ascii="Arial" w:cs="Arial" w:eastAsia="Arial" w:hAnsi="Arial"/>
-                <w:b w:val="1"/>
-                <w:sz w:val="24"/>
-                <w:szCs w:val="24"/>
-                <w:rtl w:val="0"/>
-              </w:rPr>
-              <w:t xml:space="preserve">Plataforma</w:t>
+                <w:rFonts w:ascii="Arial" w:eastAsia="Arial" w:hAnsi="Arial" w:cs="Arial"/>
+                <w:b/>
+                <w:sz w:val="24"/>
+                <w:szCs w:val="24"/>
+              </w:rPr>
+              <w:t>Plataforma</w:t>
             </w:r>
           </w:p>
         </w:tc>
         <w:tc>
           <w:tcPr>
+            <w:tcW w:w="4247" w:type="dxa"/>
             <w:vAlign w:val="center"/>
           </w:tcPr>
           <w:p>
             <w:pPr>
               <w:rPr>
-                <w:rFonts w:ascii="Arial" w:cs="Arial" w:eastAsia="Arial" w:hAnsi="Arial"/>
+                <w:rFonts w:ascii="Arial" w:eastAsia="Arial" w:hAnsi="Arial" w:cs="Arial"/>
                 <w:sz w:val="24"/>
                 <w:szCs w:val="24"/>
               </w:rPr>
             </w:pPr>
-            <w:r>
-              <w:rPr>
-                <w:rFonts w:ascii="Arial" w:cs="Arial" w:eastAsia="Arial" w:hAnsi="Arial"/>
-                <w:sz w:val="24"/>
-                <w:szCs w:val="24"/>
-                <w:rtl w:val="0"/>
-              </w:rPr>
-              <w:t xml:space="preserve">Tryhackme</w:t>
-            </w:r>
+            <w:proofErr w:type="spellStart"/>
+            <w:r>
+              <w:rPr>
+                <w:rFonts w:ascii="Arial" w:eastAsia="Arial" w:hAnsi="Arial" w:cs="Arial"/>
+                <w:sz w:val="24"/>
+                <w:szCs w:val="24"/>
+              </w:rPr>
+              <w:t>Tryhackme</w:t>
+            </w:r>
+            <w:proofErr w:type="spellEnd"/>
           </w:p>
         </w:tc>
       </w:tr>
       <w:tr>
         <w:trPr>
-          <w:cantSplit w:val="0"/>
-          <w:trHeight w:val="412" w:hRule="atLeast"/>
-          <w:tblHeader w:val="0"/>
+          <w:trHeight w:val="412"/>
         </w:trPr>
         <w:tc>
           <w:tcPr>
+            <w:tcW w:w="4247" w:type="dxa"/>
             <w:vAlign w:val="center"/>
           </w:tcPr>
           <w:p>
             <w:pPr>
               <w:rPr>
-                <w:rFonts w:ascii="Arial" w:cs="Arial" w:eastAsia="Arial" w:hAnsi="Arial"/>
-                <w:b w:val="1"/>
+                <w:rFonts w:ascii="Arial" w:eastAsia="Arial" w:hAnsi="Arial" w:cs="Arial"/>
+                <w:b/>
                 <w:sz w:val="24"/>
                 <w:szCs w:val="24"/>
               </w:rPr>
             </w:pPr>
             <w:r>
               <w:rPr>
-                <w:rFonts w:ascii="Arial" w:cs="Arial" w:eastAsia="Arial" w:hAnsi="Arial"/>
-                <w:b w:val="1"/>
-                <w:sz w:val="24"/>
-                <w:szCs w:val="24"/>
-                <w:rtl w:val="0"/>
+                <w:rFonts w:ascii="Arial" w:eastAsia="Arial" w:hAnsi="Arial" w:cs="Arial"/>
+                <w:b/>
+                <w:sz w:val="24"/>
+                <w:szCs w:val="24"/>
               </w:rPr>
               <w:t xml:space="preserve">Área </w:t>
             </w:r>
@@ -1432,70 +1447,67 @@
         </w:tc>
         <w:tc>
           <w:tcPr>
+            <w:tcW w:w="4247" w:type="dxa"/>
             <w:vAlign w:val="center"/>
           </w:tcPr>
           <w:p>
             <w:pPr>
               <w:rPr>
-                <w:rFonts w:ascii="Arial" w:cs="Arial" w:eastAsia="Arial" w:hAnsi="Arial"/>
+                <w:rFonts w:ascii="Arial" w:eastAsia="Arial" w:hAnsi="Arial" w:cs="Arial"/>
                 <w:sz w:val="24"/>
                 <w:szCs w:val="24"/>
               </w:rPr>
             </w:pPr>
-            <w:r>
-              <w:rPr>
-                <w:rFonts w:ascii="Arial" w:cs="Arial" w:eastAsia="Arial" w:hAnsi="Arial"/>
-                <w:sz w:val="24"/>
-                <w:szCs w:val="24"/>
-                <w:rtl w:val="0"/>
-              </w:rPr>
-              <w:t xml:space="preserve">Red</w:t>
-            </w:r>
+            <w:proofErr w:type="spellStart"/>
+            <w:r>
+              <w:rPr>
+                <w:rFonts w:ascii="Arial" w:eastAsia="Arial" w:hAnsi="Arial" w:cs="Arial"/>
+                <w:sz w:val="24"/>
+                <w:szCs w:val="24"/>
+              </w:rPr>
+              <w:t>Red</w:t>
+            </w:r>
+            <w:proofErr w:type="spellEnd"/>
           </w:p>
         </w:tc>
       </w:tr>
     </w:tbl>
     <w:p>
       <w:pPr>
-        <w:keepNext w:val="1"/>
-        <w:keepLines w:val="1"/>
+        <w:keepNext/>
+        <w:keepLines/>
         <w:pBdr>
-          <w:top w:space="0" w:sz="0" w:val="nil"/>
-          <w:left w:space="0" w:sz="0" w:val="nil"/>
-          <w:bottom w:space="0" w:sz="0" w:val="nil"/>
-          <w:right w:space="0" w:sz="0" w:val="nil"/>
-          <w:between w:space="0" w:sz="0" w:val="nil"/>
+          <w:top w:val="nil"/>
+          <w:left w:val="nil"/>
+          <w:bottom w:val="nil"/>
+          <w:right w:val="nil"/>
+          <w:between w:val="nil"/>
         </w:pBdr>
-        <w:spacing w:after="0" w:before="240" w:lineRule="auto"/>
-        <w:rPr>
-          <w:rFonts w:ascii="Arial" w:cs="Arial" w:eastAsia="Arial" w:hAnsi="Arial"/>
-          <w:b w:val="1"/>
+        <w:spacing w:before="240" w:after="0"/>
+        <w:rPr>
+          <w:rFonts w:ascii="Arial" w:eastAsia="Arial" w:hAnsi="Arial" w:cs="Arial"/>
+          <w:b/>
           <w:color w:val="000000"/>
           <w:sz w:val="32"/>
           <w:szCs w:val="32"/>
         </w:rPr>
       </w:pPr>
-      <w:r>
-        <w:rPr>
-          <w:rtl w:val="0"/>
-        </w:rPr>
-      </w:r>
-    </w:p>
-    <w:p>
-      <w:pPr>
-        <w:keepNext w:val="1"/>
-        <w:keepLines w:val="1"/>
+    </w:p>
+    <w:p>
+      <w:pPr>
+        <w:keepNext/>
+        <w:keepLines/>
         <w:pBdr>
-          <w:top w:space="0" w:sz="0" w:val="nil"/>
-          <w:left w:space="0" w:sz="0" w:val="nil"/>
-          <w:bottom w:space="0" w:sz="0" w:val="nil"/>
-          <w:right w:space="0" w:sz="0" w:val="nil"/>
-          <w:between w:space="0" w:sz="0" w:val="nil"/>
+          <w:top w:val="nil"/>
+          <w:left w:val="nil"/>
+          <w:bottom w:val="nil"/>
+          <w:right w:val="nil"/>
+          <w:between w:val="nil"/>
         </w:pBdr>
-        <w:spacing w:after="0" w:before="240" w:lineRule="auto"/>
-        <w:rPr>
-          <w:rFonts w:ascii="Arial" w:cs="Arial" w:eastAsia="Arial" w:hAnsi="Arial"/>
-          <w:b w:val="1"/>
+        <w:spacing w:before="240" w:after="0"/>
+        <w:rPr>
+          <w:rFonts w:ascii="Arial" w:eastAsia="Arial" w:hAnsi="Arial" w:cs="Arial"/>
+          <w:b/>
           <w:color w:val="000000"/>
           <w:sz w:val="32"/>
           <w:szCs w:val="32"/>
@@ -1503,14 +1515,13 @@
       </w:pPr>
       <w:r>
         <w:rPr>
-          <w:rFonts w:ascii="Arial" w:cs="Arial" w:eastAsia="Arial" w:hAnsi="Arial"/>
-          <w:b w:val="1"/>
+          <w:rFonts w:ascii="Arial" w:eastAsia="Arial" w:hAnsi="Arial" w:cs="Arial"/>
+          <w:b/>
           <w:color w:val="000000"/>
           <w:sz w:val="32"/>
           <w:szCs w:val="32"/>
-          <w:rtl w:val="0"/>
-        </w:rPr>
-        <w:t xml:space="preserve">Sumário</w:t>
+        </w:rPr>
+        <w:t>Sumário</w:t>
       </w:r>
     </w:p>
     <w:sdt>
@@ -1518,23 +1529,23 @@
         <w:id w:val="915958082"/>
         <w:docPartObj>
           <w:docPartGallery w:val="Table of Contents"/>
-          <w:docPartUnique w:val="1"/>
+          <w:docPartUnique/>
         </w:docPartObj>
       </w:sdtPr>
       <w:sdtContent>
         <w:p>
           <w:pPr>
             <w:pBdr>
-              <w:top w:space="0" w:sz="0" w:val="nil"/>
-              <w:left w:space="0" w:sz="0" w:val="nil"/>
-              <w:bottom w:space="0" w:sz="0" w:val="nil"/>
-              <w:right w:space="0" w:sz="0" w:val="nil"/>
-              <w:between w:space="0" w:sz="0" w:val="nil"/>
+              <w:top w:val="nil"/>
+              <w:left w:val="nil"/>
+              <w:bottom w:val="nil"/>
+              <w:right w:val="nil"/>
+              <w:between w:val="nil"/>
             </w:pBdr>
             <w:tabs>
-              <w:tab w:val="right" w:leader="none" w:pos="8494"/>
+              <w:tab w:val="right" w:pos="8494"/>
             </w:tabs>
-            <w:spacing w:after="100" w:lineRule="auto"/>
+            <w:spacing w:after="100"/>
             <w:rPr>
               <w:color w:val="000000"/>
               <w:sz w:val="24"/>
@@ -1543,39 +1554,42 @@
           </w:pPr>
           <w:r>
             <w:fldChar w:fldCharType="begin"/>
+          </w:r>
+          <w:r>
             <w:instrText xml:space="preserve"> TOC \h \u \z \t "Heading 1,1,Heading 2,2,Heading 3,3,"</w:instrText>
+          </w:r>
+          <w:r>
             <w:fldChar w:fldCharType="separate"/>
           </w:r>
           <w:hyperlink w:anchor="_heading=h.gjdgxs">
             <w:r>
               <w:rPr>
                 <w:color w:val="000000"/>
-                <w:rtl w:val="0"/>
-              </w:rPr>
-              <w:t xml:space="preserve">Contextualização</w:t>
+              </w:rPr>
+              <w:t>Contextualização</w:t>
+            </w:r>
+            <w:r>
+              <w:rPr>
+                <w:color w:val="000000"/>
+              </w:rPr>
               <w:tab/>
-              <w:t xml:space="preserve">3</w:t>
+              <w:t>3</w:t>
             </w:r>
           </w:hyperlink>
-          <w:r>
-            <w:rPr>
-              <w:rtl w:val="0"/>
-            </w:rPr>
-          </w:r>
         </w:p>
         <w:p>
           <w:pPr>
             <w:pBdr>
-              <w:top w:space="0" w:sz="0" w:val="nil"/>
-              <w:left w:space="0" w:sz="0" w:val="nil"/>
-              <w:bottom w:space="0" w:sz="0" w:val="nil"/>
-              <w:right w:space="0" w:sz="0" w:val="nil"/>
-              <w:between w:space="0" w:sz="0" w:val="nil"/>
+              <w:top w:val="nil"/>
+              <w:left w:val="nil"/>
+              <w:bottom w:val="nil"/>
+              <w:right w:val="nil"/>
+              <w:between w:val="nil"/>
             </w:pBdr>
             <w:tabs>
-              <w:tab w:val="right" w:leader="none" w:pos="8494"/>
+              <w:tab w:val="right" w:pos="8494"/>
             </w:tabs>
-            <w:spacing w:after="100" w:lineRule="auto"/>
+            <w:spacing w:after="100"/>
             <w:rPr>
               <w:color w:val="000000"/>
               <w:sz w:val="24"/>
@@ -1586,33 +1600,32 @@
             <w:r>
               <w:rPr>
                 <w:color w:val="000000"/>
-                <w:rtl w:val="0"/>
-              </w:rPr>
-              <w:t xml:space="preserve">Desenvolvimento</w:t>
+              </w:rPr>
+              <w:t>Desenvolvimento</w:t>
+            </w:r>
+            <w:r>
+              <w:rPr>
+                <w:color w:val="000000"/>
+              </w:rPr>
               <w:tab/>
-              <w:t xml:space="preserve">3</w:t>
+              <w:t>3</w:t>
             </w:r>
           </w:hyperlink>
-          <w:r>
-            <w:rPr>
-              <w:rtl w:val="0"/>
-            </w:rPr>
-          </w:r>
         </w:p>
         <w:p>
           <w:pPr>
             <w:pBdr>
-              <w:top w:space="0" w:sz="0" w:val="nil"/>
-              <w:left w:space="0" w:sz="0" w:val="nil"/>
-              <w:bottom w:space="0" w:sz="0" w:val="nil"/>
-              <w:right w:space="0" w:sz="0" w:val="nil"/>
-              <w:between w:space="0" w:sz="0" w:val="nil"/>
+              <w:top w:val="nil"/>
+              <w:left w:val="nil"/>
+              <w:bottom w:val="nil"/>
+              <w:right w:val="nil"/>
+              <w:between w:val="nil"/>
             </w:pBdr>
             <w:tabs>
-              <w:tab w:val="right" w:leader="none" w:pos="8494"/>
+              <w:tab w:val="right" w:pos="8494"/>
             </w:tabs>
-            <w:spacing w:after="100" w:lineRule="auto"/>
-            <w:ind w:left="220" w:firstLine="0"/>
+            <w:spacing w:after="100"/>
+            <w:ind w:left="220"/>
             <w:rPr>
               <w:color w:val="000000"/>
               <w:sz w:val="24"/>
@@ -1621,45 +1634,38 @@
           </w:pPr>
           <w:r>
             <w:rPr>
-              <w:rFonts w:ascii="Arial" w:cs="Arial" w:eastAsia="Arial" w:hAnsi="Arial"/>
-              <w:b w:val="1"/>
-              <w:smallCaps w:val="1"/>
+              <w:rFonts w:ascii="Arial" w:eastAsia="Arial" w:hAnsi="Arial" w:cs="Arial"/>
+              <w:b/>
+              <w:smallCaps/>
               <w:sz w:val="24"/>
               <w:szCs w:val="24"/>
-              <w:rtl w:val="0"/>
             </w:rPr>
-            <w:t xml:space="preserve">Hack the machine and get the flag in user.txt</w:t>
+            <w:t>Hack the machine and get the flag in user.txt</w:t>
           </w:r>
           <w:hyperlink w:anchor="_heading=h.3znysh7">
             <w:r>
               <w:rPr>
                 <w:color w:val="000000"/>
-                <w:rtl w:val="0"/>
               </w:rPr>
               <w:tab/>
-              <w:t xml:space="preserve">3</w:t>
+              <w:t>3</w:t>
             </w:r>
           </w:hyperlink>
-          <w:r>
-            <w:rPr>
-              <w:rtl w:val="0"/>
-            </w:rPr>
-          </w:r>
         </w:p>
         <w:p>
           <w:pPr>
             <w:pBdr>
-              <w:top w:space="0" w:sz="0" w:val="nil"/>
-              <w:left w:space="0" w:sz="0" w:val="nil"/>
-              <w:bottom w:space="0" w:sz="0" w:val="nil"/>
-              <w:right w:space="0" w:sz="0" w:val="nil"/>
-              <w:between w:space="0" w:sz="0" w:val="nil"/>
+              <w:top w:val="nil"/>
+              <w:left w:val="nil"/>
+              <w:bottom w:val="nil"/>
+              <w:right w:val="nil"/>
+              <w:between w:val="nil"/>
             </w:pBdr>
             <w:tabs>
-              <w:tab w:val="right" w:leader="none" w:pos="8494"/>
+              <w:tab w:val="right" w:pos="8494"/>
             </w:tabs>
-            <w:spacing w:after="100" w:lineRule="auto"/>
-            <w:ind w:left="220" w:firstLine="0"/>
+            <w:spacing w:after="100"/>
+            <w:ind w:left="220"/>
             <w:rPr>
               <w:color w:val="000000"/>
               <w:sz w:val="24"/>
@@ -1668,20 +1674,18 @@
           </w:pPr>
           <w:r>
             <w:rPr>
-              <w:rFonts w:ascii="Arial" w:cs="Arial" w:eastAsia="Arial" w:hAnsi="Arial"/>
-              <w:b w:val="1"/>
-              <w:smallCaps w:val="1"/>
+              <w:rFonts w:ascii="Arial" w:eastAsia="Arial" w:hAnsi="Arial" w:cs="Arial"/>
+              <w:b/>
+              <w:smallCaps/>
               <w:sz w:val="24"/>
               <w:szCs w:val="24"/>
-              <w:rtl w:val="0"/>
             </w:rPr>
-            <w:t xml:space="preserve">Escalate your privileges and get the flag in root.txt</w:t>
+            <w:t>Escalate your privileges and get the flag in root.txt</w:t>
           </w:r>
           <w:hyperlink w:anchor="_heading=h.2et92p0">
             <w:r>
               <w:rPr>
                 <w:color w:val="000000"/>
-                <w:rtl w:val="0"/>
               </w:rPr>
               <w:tab/>
             </w:r>
@@ -1690,29 +1694,23 @@
             <w:rPr>
               <w:sz w:val="24"/>
               <w:szCs w:val="24"/>
-              <w:rtl w:val="0"/>
             </w:rPr>
-            <w:t xml:space="preserve">8</w:t>
-          </w:r>
-          <w:r>
-            <w:rPr>
-              <w:rtl w:val="0"/>
-            </w:rPr>
+            <w:t>8</w:t>
           </w:r>
         </w:p>
         <w:p>
           <w:pPr>
             <w:pBdr>
-              <w:top w:space="0" w:sz="0" w:val="nil"/>
-              <w:left w:space="0" w:sz="0" w:val="nil"/>
-              <w:bottom w:space="0" w:sz="0" w:val="nil"/>
-              <w:right w:space="0" w:sz="0" w:val="nil"/>
-              <w:between w:space="0" w:sz="0" w:val="nil"/>
+              <w:top w:val="nil"/>
+              <w:left w:val="nil"/>
+              <w:bottom w:val="nil"/>
+              <w:right w:val="nil"/>
+              <w:between w:val="nil"/>
             </w:pBdr>
             <w:tabs>
-              <w:tab w:val="right" w:leader="none" w:pos="8494"/>
+              <w:tab w:val="right" w:pos="8494"/>
             </w:tabs>
-            <w:spacing w:after="100" w:lineRule="auto"/>
+            <w:spacing w:after="100"/>
             <w:rPr>
               <w:color w:val="000000"/>
               <w:sz w:val="24"/>
@@ -1723,9 +1721,13 @@
             <w:r>
               <w:rPr>
                 <w:color w:val="000000"/>
-                <w:rtl w:val="0"/>
-              </w:rPr>
-              <w:t xml:space="preserve">Conclusão</w:t>
+              </w:rPr>
+              <w:t>Conclusão</w:t>
+            </w:r>
+            <w:r>
+              <w:rPr>
+                <w:color w:val="000000"/>
+              </w:rPr>
               <w:tab/>
             </w:r>
           </w:hyperlink>
@@ -1733,29 +1735,23 @@
             <w:rPr>
               <w:sz w:val="24"/>
               <w:szCs w:val="24"/>
-              <w:rtl w:val="0"/>
             </w:rPr>
-            <w:t xml:space="preserve">9</w:t>
-          </w:r>
-          <w:r>
-            <w:rPr>
-              <w:rtl w:val="0"/>
-            </w:rPr>
+            <w:t>9</w:t>
           </w:r>
         </w:p>
         <w:p>
           <w:pPr>
             <w:pBdr>
-              <w:top w:space="0" w:sz="0" w:val="nil"/>
-              <w:left w:space="0" w:sz="0" w:val="nil"/>
-              <w:bottom w:space="0" w:sz="0" w:val="nil"/>
-              <w:right w:space="0" w:sz="0" w:val="nil"/>
-              <w:between w:space="0" w:sz="0" w:val="nil"/>
+              <w:top w:val="nil"/>
+              <w:left w:val="nil"/>
+              <w:bottom w:val="nil"/>
+              <w:right w:val="nil"/>
+              <w:between w:val="nil"/>
             </w:pBdr>
             <w:tabs>
-              <w:tab w:val="right" w:leader="none" w:pos="8494"/>
+              <w:tab w:val="right" w:pos="8494"/>
             </w:tabs>
-            <w:spacing w:after="100" w:lineRule="auto"/>
+            <w:spacing w:after="100"/>
             <w:rPr>
               <w:color w:val="000000"/>
               <w:sz w:val="24"/>
@@ -1766,9 +1762,13 @@
             <w:r>
               <w:rPr>
                 <w:color w:val="000000"/>
-                <w:rtl w:val="0"/>
-              </w:rPr>
-              <w:t xml:space="preserve">Referências</w:t>
+              </w:rPr>
+              <w:t>Referências</w:t>
+            </w:r>
+            <w:r>
+              <w:rPr>
+                <w:color w:val="000000"/>
+              </w:rPr>
               <w:tab/>
             </w:r>
           </w:hyperlink>
@@ -1776,25 +1776,11 @@
             <w:rPr>
               <w:sz w:val="24"/>
               <w:szCs w:val="24"/>
-              <w:rtl w:val="0"/>
             </w:rPr>
-            <w:t xml:space="preserve">9</w:t>
-          </w:r>
-          <w:r>
-            <w:rPr>
-              <w:rtl w:val="0"/>
-            </w:rPr>
+            <w:t>9</w:t>
           </w:r>
         </w:p>
         <w:p>
-          <w:pPr>
-            <w:rPr/>
-          </w:pPr>
-          <w:r>
-            <w:rPr>
-              <w:rtl w:val="0"/>
-            </w:rPr>
-          </w:r>
           <w:r>
             <w:fldChar w:fldCharType="end"/>
           </w:r>
@@ -1804,371 +1790,448 @@
     <w:p>
       <w:pPr>
         <w:rPr>
-          <w:rFonts w:ascii="Arial" w:cs="Arial" w:eastAsia="Arial" w:hAnsi="Arial"/>
-          <w:b w:val="1"/>
-          <w:sz w:val="24"/>
-          <w:szCs w:val="24"/>
-        </w:rPr>
-      </w:pPr>
-      <w:r>
-        <w:rPr>
-          <w:rtl w:val="0"/>
-        </w:rPr>
-      </w:r>
-    </w:p>
-    <w:p>
-      <w:pPr>
-        <w:rPr>
-          <w:rFonts w:ascii="Arial" w:cs="Arial" w:eastAsia="Arial" w:hAnsi="Arial"/>
-          <w:b w:val="1"/>
-          <w:sz w:val="24"/>
-          <w:szCs w:val="24"/>
-        </w:rPr>
-      </w:pPr>
-      <w:r>
-        <w:rPr>
-          <w:rtl w:val="0"/>
-        </w:rPr>
-      </w:r>
-    </w:p>
-    <w:p>
-      <w:pPr>
-        <w:rPr>
-          <w:rFonts w:ascii="Arial" w:cs="Arial" w:eastAsia="Arial" w:hAnsi="Arial"/>
-          <w:b w:val="1"/>
-          <w:sz w:val="24"/>
-          <w:szCs w:val="24"/>
-        </w:rPr>
-      </w:pPr>
-      <w:r>
-        <w:rPr>
-          <w:rtl w:val="0"/>
-        </w:rPr>
-      </w:r>
-    </w:p>
-    <w:p>
-      <w:pPr>
-        <w:rPr>
-          <w:rFonts w:ascii="Arial" w:cs="Arial" w:eastAsia="Arial" w:hAnsi="Arial"/>
-          <w:b w:val="1"/>
-          <w:sz w:val="24"/>
-          <w:szCs w:val="24"/>
-        </w:rPr>
-      </w:pPr>
-      <w:r>
-        <w:rPr>
-          <w:rtl w:val="0"/>
-        </w:rPr>
-      </w:r>
-    </w:p>
-    <w:p>
-      <w:pPr>
-        <w:rPr>
-          <w:rFonts w:ascii="Arial" w:cs="Arial" w:eastAsia="Arial" w:hAnsi="Arial"/>
-          <w:b w:val="1"/>
-          <w:sz w:val="24"/>
-          <w:szCs w:val="24"/>
-        </w:rPr>
-      </w:pPr>
-      <w:r>
-        <w:rPr>
-          <w:rtl w:val="0"/>
-        </w:rPr>
-      </w:r>
-    </w:p>
-    <w:p>
-      <w:pPr>
-        <w:rPr>
-          <w:rFonts w:ascii="Arial" w:cs="Arial" w:eastAsia="Arial" w:hAnsi="Arial"/>
-          <w:b w:val="1"/>
-          <w:sz w:val="24"/>
-          <w:szCs w:val="24"/>
-        </w:rPr>
-      </w:pPr>
-      <w:r>
-        <w:rPr>
-          <w:rtl w:val="0"/>
-        </w:rPr>
-      </w:r>
-    </w:p>
-    <w:p>
-      <w:pPr>
-        <w:rPr>
-          <w:rFonts w:ascii="Arial" w:cs="Arial" w:eastAsia="Arial" w:hAnsi="Arial"/>
-          <w:b w:val="1"/>
-          <w:sz w:val="24"/>
-          <w:szCs w:val="24"/>
-        </w:rPr>
-      </w:pPr>
-      <w:r>
-        <w:rPr>
-          <w:rtl w:val="0"/>
-        </w:rPr>
-      </w:r>
-    </w:p>
-    <w:p>
-      <w:pPr>
-        <w:rPr>
-          <w:rFonts w:ascii="Arial" w:cs="Arial" w:eastAsia="Arial" w:hAnsi="Arial"/>
-          <w:b w:val="1"/>
-          <w:sz w:val="24"/>
-          <w:szCs w:val="24"/>
-        </w:rPr>
-      </w:pPr>
-      <w:r>
-        <w:rPr>
-          <w:rtl w:val="0"/>
-        </w:rPr>
-      </w:r>
-    </w:p>
-    <w:p>
-      <w:pPr>
-        <w:rPr>
-          <w:rFonts w:ascii="Arial" w:cs="Arial" w:eastAsia="Arial" w:hAnsi="Arial"/>
-          <w:b w:val="1"/>
-          <w:sz w:val="24"/>
-          <w:szCs w:val="24"/>
-        </w:rPr>
-      </w:pPr>
-      <w:r>
-        <w:rPr>
-          <w:rtl w:val="0"/>
-        </w:rPr>
-      </w:r>
-    </w:p>
-    <w:p>
-      <w:pPr>
-        <w:rPr>
-          <w:rFonts w:ascii="Arial" w:cs="Arial" w:eastAsia="Arial" w:hAnsi="Arial"/>
-          <w:b w:val="1"/>
-          <w:sz w:val="24"/>
-          <w:szCs w:val="24"/>
-        </w:rPr>
-      </w:pPr>
-      <w:r>
-        <w:rPr>
-          <w:rtl w:val="0"/>
-        </w:rPr>
-      </w:r>
-    </w:p>
-    <w:p>
-      <w:pPr>
-        <w:rPr>
-          <w:rFonts w:ascii="Arial" w:cs="Arial" w:eastAsia="Arial" w:hAnsi="Arial"/>
-          <w:b w:val="1"/>
-          <w:sz w:val="24"/>
-          <w:szCs w:val="24"/>
-        </w:rPr>
-      </w:pPr>
-      <w:r>
-        <w:rPr>
-          <w:rtl w:val="0"/>
-        </w:rPr>
-      </w:r>
+          <w:rFonts w:ascii="Arial" w:eastAsia="Arial" w:hAnsi="Arial" w:cs="Arial"/>
+          <w:b/>
+          <w:sz w:val="24"/>
+          <w:szCs w:val="24"/>
+        </w:rPr>
+      </w:pPr>
+    </w:p>
+    <w:p>
+      <w:pPr>
+        <w:rPr>
+          <w:rFonts w:ascii="Arial" w:eastAsia="Arial" w:hAnsi="Arial" w:cs="Arial"/>
+          <w:b/>
+          <w:sz w:val="24"/>
+          <w:szCs w:val="24"/>
+        </w:rPr>
+      </w:pPr>
+    </w:p>
+    <w:p>
+      <w:pPr>
+        <w:rPr>
+          <w:rFonts w:ascii="Arial" w:eastAsia="Arial" w:hAnsi="Arial" w:cs="Arial"/>
+          <w:b/>
+          <w:sz w:val="24"/>
+          <w:szCs w:val="24"/>
+        </w:rPr>
+      </w:pPr>
+    </w:p>
+    <w:p>
+      <w:pPr>
+        <w:rPr>
+          <w:rFonts w:ascii="Arial" w:eastAsia="Arial" w:hAnsi="Arial" w:cs="Arial"/>
+          <w:b/>
+          <w:sz w:val="24"/>
+          <w:szCs w:val="24"/>
+        </w:rPr>
+      </w:pPr>
+    </w:p>
+    <w:p>
+      <w:pPr>
+        <w:rPr>
+          <w:rFonts w:ascii="Arial" w:eastAsia="Arial" w:hAnsi="Arial" w:cs="Arial"/>
+          <w:b/>
+          <w:sz w:val="24"/>
+          <w:szCs w:val="24"/>
+        </w:rPr>
+      </w:pPr>
+    </w:p>
+    <w:p>
+      <w:pPr>
+        <w:rPr>
+          <w:rFonts w:ascii="Arial" w:eastAsia="Arial" w:hAnsi="Arial" w:cs="Arial"/>
+          <w:b/>
+          <w:sz w:val="24"/>
+          <w:szCs w:val="24"/>
+        </w:rPr>
+      </w:pPr>
+    </w:p>
+    <w:p>
+      <w:pPr>
+        <w:rPr>
+          <w:rFonts w:ascii="Arial" w:eastAsia="Arial" w:hAnsi="Arial" w:cs="Arial"/>
+          <w:b/>
+          <w:sz w:val="24"/>
+          <w:szCs w:val="24"/>
+        </w:rPr>
+      </w:pPr>
+    </w:p>
+    <w:p>
+      <w:pPr>
+        <w:rPr>
+          <w:rFonts w:ascii="Arial" w:eastAsia="Arial" w:hAnsi="Arial" w:cs="Arial"/>
+          <w:b/>
+          <w:sz w:val="24"/>
+          <w:szCs w:val="24"/>
+        </w:rPr>
+      </w:pPr>
+    </w:p>
+    <w:p>
+      <w:pPr>
+        <w:rPr>
+          <w:rFonts w:ascii="Arial" w:eastAsia="Arial" w:hAnsi="Arial" w:cs="Arial"/>
+          <w:b/>
+          <w:sz w:val="24"/>
+          <w:szCs w:val="24"/>
+        </w:rPr>
+      </w:pPr>
+    </w:p>
+    <w:p>
+      <w:pPr>
+        <w:rPr>
+          <w:rFonts w:ascii="Arial" w:eastAsia="Arial" w:hAnsi="Arial" w:cs="Arial"/>
+          <w:b/>
+          <w:sz w:val="24"/>
+          <w:szCs w:val="24"/>
+        </w:rPr>
+      </w:pPr>
+    </w:p>
+    <w:p>
+      <w:pPr>
+        <w:rPr>
+          <w:rFonts w:ascii="Arial" w:eastAsia="Arial" w:hAnsi="Arial" w:cs="Arial"/>
+          <w:b/>
+          <w:sz w:val="24"/>
+          <w:szCs w:val="24"/>
+        </w:rPr>
+      </w:pPr>
     </w:p>
     <w:p>
       <w:pPr>
         <w:pBdr>
-          <w:top w:space="0" w:sz="0" w:val="nil"/>
-          <w:left w:space="0" w:sz="0" w:val="nil"/>
-          <w:bottom w:space="0" w:sz="0" w:val="nil"/>
-          <w:right w:space="0" w:sz="0" w:val="nil"/>
-          <w:between w:space="0" w:sz="0" w:val="nil"/>
+          <w:top w:val="nil"/>
+          <w:left w:val="nil"/>
+          <w:bottom w:val="nil"/>
+          <w:right w:val="nil"/>
+          <w:between w:val="nil"/>
         </w:pBdr>
         <w:spacing w:after="0" w:line="360" w:lineRule="auto"/>
         <w:rPr>
-          <w:rFonts w:ascii="Arial" w:cs="Arial" w:eastAsia="Arial" w:hAnsi="Arial"/>
-          <w:b w:val="1"/>
-          <w:smallCaps w:val="1"/>
+          <w:rFonts w:ascii="Arial" w:eastAsia="Arial" w:hAnsi="Arial" w:cs="Arial"/>
+          <w:b/>
+          <w:smallCaps/>
           <w:color w:val="000000"/>
           <w:sz w:val="32"/>
           <w:szCs w:val="32"/>
         </w:rPr>
       </w:pPr>
-      <w:bookmarkStart w:colFirst="0" w:colLast="0" w:name="_heading=h.gjdgxs" w:id="0"/>
+      <w:bookmarkStart w:id="0" w:name="_heading=h.gjdgxs" w:colFirst="0" w:colLast="0"/>
       <w:bookmarkEnd w:id="0"/>
       <w:r>
         <w:rPr>
-          <w:rtl w:val="0"/>
-        </w:rPr>
-      </w:r>
-    </w:p>
-    <w:p>
-      <w:pPr>
-        <w:pBdr>
-          <w:top w:space="0" w:sz="0" w:val="nil"/>
-          <w:left w:space="0" w:sz="0" w:val="nil"/>
-          <w:bottom w:space="0" w:sz="0" w:val="nil"/>
-          <w:right w:space="0" w:sz="0" w:val="nil"/>
-          <w:between w:space="0" w:sz="0" w:val="nil"/>
-        </w:pBdr>
-        <w:spacing w:after="0" w:line="360" w:lineRule="auto"/>
-        <w:rPr>
-          <w:rFonts w:ascii="Arial" w:cs="Arial" w:eastAsia="Arial" w:hAnsi="Arial"/>
-          <w:b w:val="1"/>
-          <w:smallCaps w:val="1"/>
+          <w:rFonts w:ascii="Arial" w:eastAsia="Arial" w:hAnsi="Arial" w:cs="Arial"/>
+          <w:b/>
+          <w:smallCaps/>
           <w:color w:val="000000"/>
           <w:sz w:val="32"/>
           <w:szCs w:val="32"/>
         </w:rPr>
-      </w:pPr>
-      <w:r>
-        <w:rPr>
-          <w:rFonts w:ascii="Arial" w:cs="Arial" w:eastAsia="Arial" w:hAnsi="Arial"/>
-          <w:b w:val="1"/>
-          <w:smallCaps w:val="1"/>
+        <w:br w:type="page"/>
+      </w:r>
+    </w:p>
+    <w:p>
+      <w:pPr>
+        <w:pBdr>
+          <w:top w:val="nil"/>
+          <w:left w:val="nil"/>
+          <w:bottom w:val="nil"/>
+          <w:right w:val="nil"/>
+          <w:between w:val="nil"/>
+        </w:pBdr>
+        <w:spacing w:after="0" w:line="360" w:lineRule="auto"/>
+        <w:rPr>
+          <w:rFonts w:ascii="Arial" w:eastAsia="Arial" w:hAnsi="Arial" w:cs="Arial"/>
+          <w:b/>
+          <w:smallCaps/>
           <w:color w:val="000000"/>
           <w:sz w:val="32"/>
           <w:szCs w:val="32"/>
-          <w:rtl w:val="0"/>
-        </w:rPr>
-        <w:t xml:space="preserve">Contextualização</w:t>
-      </w:r>
-    </w:p>
-    <w:p>
-      <w:pPr>
-        <w:rPr>
-          <w:rFonts w:ascii="Arial" w:cs="Arial" w:eastAsia="Arial" w:hAnsi="Arial"/>
-          <w:sz w:val="24"/>
-          <w:szCs w:val="24"/>
-        </w:rPr>
-      </w:pPr>
-      <w:r>
-        <w:rPr>
-          <w:rFonts w:ascii="Arial" w:cs="Arial" w:eastAsia="Arial" w:hAnsi="Arial"/>
-          <w:sz w:val="24"/>
-          <w:szCs w:val="24"/>
-          <w:rtl w:val="0"/>
-        </w:rPr>
-        <w:t xml:space="preserve">CTF simples que abrange conceitos comuns utilizados.</w:t>
-      </w:r>
-    </w:p>
-    <w:p>
-      <w:pPr>
-        <w:rPr>
-          <w:rFonts w:ascii="Arial" w:cs="Arial" w:eastAsia="Arial" w:hAnsi="Arial"/>
-          <w:sz w:val="24"/>
-          <w:szCs w:val="24"/>
-        </w:rPr>
-      </w:pPr>
-      <w:r>
-        <w:rPr>
-          <w:rtl w:val="0"/>
-        </w:rPr>
-      </w:r>
+        </w:rPr>
+      </w:pPr>
     </w:p>
     <w:p>
       <w:pPr>
         <w:pBdr>
-          <w:top w:space="0" w:sz="0" w:val="nil"/>
-          <w:left w:space="0" w:sz="0" w:val="nil"/>
-          <w:bottom w:space="0" w:sz="0" w:val="nil"/>
-          <w:right w:space="0" w:sz="0" w:val="nil"/>
-          <w:between w:space="0" w:sz="0" w:val="nil"/>
+          <w:top w:val="nil"/>
+          <w:left w:val="nil"/>
+          <w:bottom w:val="nil"/>
+          <w:right w:val="nil"/>
+          <w:between w:val="nil"/>
         </w:pBdr>
         <w:spacing w:after="0" w:line="360" w:lineRule="auto"/>
         <w:rPr>
-          <w:rFonts w:ascii="Arial" w:cs="Arial" w:eastAsia="Arial" w:hAnsi="Arial"/>
-          <w:b w:val="1"/>
-          <w:smallCaps w:val="1"/>
+          <w:rFonts w:ascii="Arial" w:eastAsia="Arial" w:hAnsi="Arial" w:cs="Arial"/>
+          <w:b/>
+          <w:smallCaps/>
           <w:color w:val="000000"/>
           <w:sz w:val="32"/>
           <w:szCs w:val="32"/>
         </w:rPr>
       </w:pPr>
-      <w:bookmarkStart w:colFirst="0" w:colLast="0" w:name="_heading=h.1fob9te" w:id="1"/>
-      <w:bookmarkEnd w:id="1"/>
-      <w:r>
-        <w:rPr>
-          <w:rFonts w:ascii="Arial" w:cs="Arial" w:eastAsia="Arial" w:hAnsi="Arial"/>
-          <w:b w:val="1"/>
-          <w:smallCaps w:val="1"/>
+      <w:r>
+        <w:rPr>
+          <w:rFonts w:ascii="Arial" w:eastAsia="Arial" w:hAnsi="Arial" w:cs="Arial"/>
+          <w:b/>
+          <w:smallCaps/>
           <w:color w:val="000000"/>
           <w:sz w:val="32"/>
           <w:szCs w:val="32"/>
-          <w:rtl w:val="0"/>
-        </w:rPr>
-        <w:t xml:space="preserve">Desenvolvimento</w:t>
-      </w:r>
+        </w:rPr>
+        <w:t>Contextualização</w:t>
+      </w:r>
+    </w:p>
+    <w:p>
+      <w:pPr>
+        <w:rPr>
+          <w:rFonts w:ascii="Arial" w:eastAsia="Arial" w:hAnsi="Arial" w:cs="Arial"/>
+          <w:sz w:val="24"/>
+          <w:szCs w:val="24"/>
+        </w:rPr>
+      </w:pPr>
+      <w:r>
+        <w:rPr>
+          <w:rFonts w:ascii="Arial" w:eastAsia="Arial" w:hAnsi="Arial" w:cs="Arial"/>
+          <w:sz w:val="24"/>
+          <w:szCs w:val="24"/>
+        </w:rPr>
+        <w:t>CTF simples que abrange conceitos comuns utilizados.</w:t>
+      </w:r>
+    </w:p>
+    <w:p>
+      <w:pPr>
+        <w:rPr>
+          <w:rFonts w:ascii="Arial" w:eastAsia="Arial" w:hAnsi="Arial" w:cs="Arial"/>
+          <w:sz w:val="24"/>
+          <w:szCs w:val="24"/>
+        </w:rPr>
+      </w:pPr>
     </w:p>
     <w:p>
       <w:pPr>
         <w:pBdr>
-          <w:top w:space="0" w:sz="0" w:val="nil"/>
-          <w:left w:space="0" w:sz="0" w:val="nil"/>
-          <w:bottom w:space="0" w:sz="0" w:val="nil"/>
-          <w:right w:space="0" w:sz="0" w:val="nil"/>
-          <w:between w:space="0" w:sz="0" w:val="nil"/>
+          <w:top w:val="nil"/>
+          <w:left w:val="nil"/>
+          <w:bottom w:val="nil"/>
+          <w:right w:val="nil"/>
+          <w:between w:val="nil"/>
         </w:pBdr>
         <w:spacing w:after="0" w:line="360" w:lineRule="auto"/>
         <w:rPr>
-          <w:rFonts w:ascii="Arial" w:cs="Arial" w:eastAsia="Arial" w:hAnsi="Arial"/>
-          <w:b w:val="1"/>
-          <w:smallCaps w:val="1"/>
+          <w:rFonts w:ascii="Arial" w:eastAsia="Arial" w:hAnsi="Arial" w:cs="Arial"/>
+          <w:b/>
+          <w:smallCaps/>
           <w:color w:val="000000"/>
-          <w:sz w:val="24"/>
-          <w:szCs w:val="24"/>
-        </w:rPr>
-      </w:pPr>
-      <w:bookmarkStart w:colFirst="0" w:colLast="0" w:name="_heading=h.3znysh7" w:id="2"/>
+          <w:sz w:val="32"/>
+          <w:szCs w:val="32"/>
+        </w:rPr>
+      </w:pPr>
+      <w:bookmarkStart w:id="1" w:name="_heading=h.1fob9te" w:colFirst="0" w:colLast="0"/>
+      <w:bookmarkEnd w:id="1"/>
+      <w:r>
+        <w:rPr>
+          <w:rFonts w:ascii="Arial" w:eastAsia="Arial" w:hAnsi="Arial" w:cs="Arial"/>
+          <w:b/>
+          <w:smallCaps/>
+          <w:color w:val="000000"/>
+          <w:sz w:val="32"/>
+          <w:szCs w:val="32"/>
+        </w:rPr>
+        <w:t>Desenvolvimento</w:t>
+      </w:r>
+    </w:p>
+    <w:p>
+      <w:pPr>
+        <w:pBdr>
+          <w:top w:val="nil"/>
+          <w:left w:val="nil"/>
+          <w:bottom w:val="nil"/>
+          <w:right w:val="nil"/>
+          <w:between w:val="nil"/>
+        </w:pBdr>
+        <w:spacing w:after="0" w:line="360" w:lineRule="auto"/>
+        <w:rPr>
+          <w:rFonts w:ascii="Arial" w:eastAsia="Arial" w:hAnsi="Arial" w:cs="Arial"/>
+          <w:b/>
+          <w:smallCaps/>
+          <w:color w:val="000000"/>
+          <w:sz w:val="24"/>
+          <w:szCs w:val="24"/>
+        </w:rPr>
+      </w:pPr>
+      <w:bookmarkStart w:id="2" w:name="_heading=h.3znysh7" w:colFirst="0" w:colLast="0"/>
       <w:bookmarkEnd w:id="2"/>
       <w:r>
         <w:rPr>
-          <w:rFonts w:ascii="Arial" w:cs="Arial" w:eastAsia="Arial" w:hAnsi="Arial"/>
-          <w:b w:val="1"/>
-          <w:smallCaps w:val="1"/>
+          <w:rFonts w:ascii="Arial" w:eastAsia="Arial" w:hAnsi="Arial" w:cs="Arial"/>
+          <w:b/>
+          <w:smallCaps/>
           <w:color w:val="000000"/>
           <w:sz w:val="24"/>
           <w:szCs w:val="24"/>
-          <w:rtl w:val="0"/>
-        </w:rPr>
-        <w:t xml:space="preserve">Hack the machine and get the flag in user.txt</w:t>
-      </w:r>
-    </w:p>
-    <w:p>
-      <w:pPr>
-        <w:rPr>
-          <w:rFonts w:ascii="Arial" w:cs="Arial" w:eastAsia="Arial" w:hAnsi="Arial"/>
-          <w:sz w:val="24"/>
-          <w:szCs w:val="24"/>
-        </w:rPr>
-      </w:pPr>
-      <w:r>
-        <w:rPr>
-          <w:rFonts w:ascii="Arial" w:cs="Arial" w:eastAsia="Arial" w:hAnsi="Arial"/>
-          <w:sz w:val="24"/>
-          <w:szCs w:val="24"/>
-          <w:rtl w:val="0"/>
-        </w:rPr>
-        <w:t xml:space="preserve">Comecei utilizando o nmap.</w:t>
+        </w:rPr>
+        <w:t xml:space="preserve">Hack </w:t>
+      </w:r>
+      <w:proofErr w:type="spellStart"/>
+      <w:r>
+        <w:rPr>
+          <w:rFonts w:ascii="Arial" w:eastAsia="Arial" w:hAnsi="Arial" w:cs="Arial"/>
+          <w:b/>
+          <w:smallCaps/>
+          <w:color w:val="000000"/>
+          <w:sz w:val="24"/>
+          <w:szCs w:val="24"/>
+        </w:rPr>
+        <w:t>the</w:t>
+      </w:r>
+      <w:proofErr w:type="spellEnd"/>
+      <w:r>
+        <w:rPr>
+          <w:rFonts w:ascii="Arial" w:eastAsia="Arial" w:hAnsi="Arial" w:cs="Arial"/>
+          <w:b/>
+          <w:smallCaps/>
+          <w:color w:val="000000"/>
+          <w:sz w:val="24"/>
+          <w:szCs w:val="24"/>
+        </w:rPr>
+        <w:t xml:space="preserve"> machine </w:t>
+      </w:r>
+      <w:proofErr w:type="spellStart"/>
+      <w:r>
+        <w:rPr>
+          <w:rFonts w:ascii="Arial" w:eastAsia="Arial" w:hAnsi="Arial" w:cs="Arial"/>
+          <w:b/>
+          <w:smallCaps/>
+          <w:color w:val="000000"/>
+          <w:sz w:val="24"/>
+          <w:szCs w:val="24"/>
+        </w:rPr>
+        <w:t>and</w:t>
+      </w:r>
+      <w:proofErr w:type="spellEnd"/>
+      <w:r>
+        <w:rPr>
+          <w:rFonts w:ascii="Arial" w:eastAsia="Arial" w:hAnsi="Arial" w:cs="Arial"/>
+          <w:b/>
+          <w:smallCaps/>
+          <w:color w:val="000000"/>
+          <w:sz w:val="24"/>
+          <w:szCs w:val="24"/>
+        </w:rPr>
+        <w:t xml:space="preserve"> </w:t>
+      </w:r>
+      <w:proofErr w:type="spellStart"/>
+      <w:r>
+        <w:rPr>
+          <w:rFonts w:ascii="Arial" w:eastAsia="Arial" w:hAnsi="Arial" w:cs="Arial"/>
+          <w:b/>
+          <w:smallCaps/>
+          <w:color w:val="000000"/>
+          <w:sz w:val="24"/>
+          <w:szCs w:val="24"/>
+        </w:rPr>
+        <w:t>get</w:t>
+      </w:r>
+      <w:proofErr w:type="spellEnd"/>
+      <w:r>
+        <w:rPr>
+          <w:rFonts w:ascii="Arial" w:eastAsia="Arial" w:hAnsi="Arial" w:cs="Arial"/>
+          <w:b/>
+          <w:smallCaps/>
+          <w:color w:val="000000"/>
+          <w:sz w:val="24"/>
+          <w:szCs w:val="24"/>
+        </w:rPr>
+        <w:t xml:space="preserve"> </w:t>
+      </w:r>
+      <w:proofErr w:type="spellStart"/>
+      <w:r>
+        <w:rPr>
+          <w:rFonts w:ascii="Arial" w:eastAsia="Arial" w:hAnsi="Arial" w:cs="Arial"/>
+          <w:b/>
+          <w:smallCaps/>
+          <w:color w:val="000000"/>
+          <w:sz w:val="24"/>
+          <w:szCs w:val="24"/>
+        </w:rPr>
+        <w:t>the</w:t>
+      </w:r>
+      <w:proofErr w:type="spellEnd"/>
+      <w:r>
+        <w:rPr>
+          <w:rFonts w:ascii="Arial" w:eastAsia="Arial" w:hAnsi="Arial" w:cs="Arial"/>
+          <w:b/>
+          <w:smallCaps/>
+          <w:color w:val="000000"/>
+          <w:sz w:val="24"/>
+          <w:szCs w:val="24"/>
+        </w:rPr>
+        <w:t xml:space="preserve"> flag in user.txt</w:t>
+      </w:r>
+    </w:p>
+    <w:p>
+      <w:pPr>
+        <w:rPr>
+          <w:rFonts w:ascii="Arial" w:eastAsia="Arial" w:hAnsi="Arial" w:cs="Arial"/>
+          <w:sz w:val="24"/>
+          <w:szCs w:val="24"/>
+        </w:rPr>
+      </w:pPr>
+      <w:r>
+        <w:rPr>
+          <w:rFonts w:ascii="Arial" w:eastAsia="Arial" w:hAnsi="Arial" w:cs="Arial"/>
+          <w:sz w:val="24"/>
+          <w:szCs w:val="24"/>
+        </w:rPr>
+        <w:t xml:space="preserve">Comecei utilizando o </w:t>
+      </w:r>
+      <w:proofErr w:type="spellStart"/>
+      <w:r>
+        <w:rPr>
+          <w:rFonts w:ascii="Arial" w:eastAsia="Arial" w:hAnsi="Arial" w:cs="Arial"/>
+          <w:sz w:val="24"/>
+          <w:szCs w:val="24"/>
+        </w:rPr>
+        <w:t>nmap</w:t>
+      </w:r>
+      <w:proofErr w:type="spellEnd"/>
+      <w:r>
+        <w:rPr>
+          <w:rFonts w:ascii="Arial" w:eastAsia="Arial" w:hAnsi="Arial" w:cs="Arial"/>
+          <w:sz w:val="24"/>
+          <w:szCs w:val="24"/>
+        </w:rPr>
+        <w:t>.</w:t>
       </w:r>
     </w:p>
     <w:p>
       <w:pPr>
         <w:spacing w:after="0" w:line="276" w:lineRule="auto"/>
         <w:rPr>
-          <w:rFonts w:ascii="Arial" w:cs="Arial" w:eastAsia="Arial" w:hAnsi="Arial"/>
-        </w:rPr>
-      </w:pPr>
-      <w:r>
-        <w:rPr>
-          <w:rFonts w:ascii="Arial" w:cs="Arial" w:eastAsia="Arial" w:hAnsi="Arial"/>
+          <w:rFonts w:ascii="Arial" w:eastAsia="Arial" w:hAnsi="Arial" w:cs="Arial"/>
+        </w:rPr>
+      </w:pPr>
+      <w:r>
+        <w:rPr>
+          <w:rFonts w:ascii="Arial" w:eastAsia="Arial" w:hAnsi="Arial" w:cs="Arial"/>
+          <w:noProof/>
         </w:rPr>
         <w:drawing>
-          <wp:inline distB="114300" distT="114300" distL="114300" distR="114300">
+          <wp:inline distT="114300" distB="114300" distL="114300" distR="114300" wp14:anchorId="6E688E0A" wp14:editId="3C1E0C3F">
             <wp:extent cx="5399730" cy="3987800"/>
-            <wp:effectExtent b="0" l="0" r="0" t="0"/>
+            <wp:effectExtent l="0" t="0" r="0" b="0"/>
             <wp:docPr id="1030422479" name="image7.png"/>
-            <a:graphic>
+            <wp:cNvGraphicFramePr/>
+            <a:graphic xmlns:a="http://schemas.openxmlformats.org/drawingml/2006/main">
               <a:graphicData uri="http://schemas.openxmlformats.org/drawingml/2006/picture">
-                <pic:pic>
+                <pic:pic xmlns:pic="http://schemas.openxmlformats.org/drawingml/2006/picture">
                   <pic:nvPicPr>
                     <pic:cNvPr id="0" name="image7.png"/>
                     <pic:cNvPicPr preferRelativeResize="0"/>
                   </pic:nvPicPr>
                   <pic:blipFill>
-                    <a:blip r:embed="rId8"/>
-                    <a:srcRect b="0" l="0" r="0" t="0"/>
+                    <a:blip r:embed="rId9"/>
+                    <a:srcRect/>
                     <a:stretch>
                       <a:fillRect/>
                     </a:stretch>
@@ -2178,7 +2241,9 @@
                       <a:off x="0" y="0"/>
                       <a:ext cx="5399730" cy="3987800"/>
                     </a:xfrm>
-                    <a:prstGeom prst="rect"/>
+                    <a:prstGeom prst="rect">
+                      <a:avLst/>
+                    </a:prstGeom>
                     <a:ln/>
                   </pic:spPr>
                 </pic:pic>
@@ -2187,53 +2252,64 @@
           </wp:inline>
         </w:drawing>
       </w:r>
-      <w:r>
-        <w:rPr>
-          <w:rtl w:val="0"/>
-        </w:rPr>
-      </w:r>
     </w:p>
     <w:p>
       <w:pPr>
         <w:spacing w:after="0" w:line="276" w:lineRule="auto"/>
         <w:rPr>
-          <w:rFonts w:ascii="Arial" w:cs="Arial" w:eastAsia="Arial" w:hAnsi="Arial"/>
-        </w:rPr>
-      </w:pPr>
-      <w:r>
-        <w:rPr>
-          <w:rFonts w:ascii="Arial" w:cs="Arial" w:eastAsia="Arial" w:hAnsi="Arial"/>
-          <w:rtl w:val="0"/>
-        </w:rPr>
-        <w:t xml:space="preserve">Utilizei o gobuster para verificar os diretórios.</w:t>
+          <w:rFonts w:ascii="Arial" w:eastAsia="Arial" w:hAnsi="Arial" w:cs="Arial"/>
+        </w:rPr>
+      </w:pPr>
+      <w:r>
+        <w:rPr>
+          <w:rFonts w:ascii="Arial" w:eastAsia="Arial" w:hAnsi="Arial" w:cs="Arial"/>
+        </w:rPr>
+        <w:t xml:space="preserve">Utilizei o </w:t>
+      </w:r>
+      <w:proofErr w:type="spellStart"/>
+      <w:r>
+        <w:rPr>
+          <w:rFonts w:ascii="Arial" w:eastAsia="Arial" w:hAnsi="Arial" w:cs="Arial"/>
+        </w:rPr>
+        <w:t>gobuster</w:t>
+      </w:r>
+      <w:proofErr w:type="spellEnd"/>
+      <w:r>
+        <w:rPr>
+          <w:rFonts w:ascii="Arial" w:eastAsia="Arial" w:hAnsi="Arial" w:cs="Arial"/>
+        </w:rPr>
+        <w:t xml:space="preserve"> para verificar os diretórios.</w:t>
       </w:r>
     </w:p>
     <w:p>
       <w:pPr>
         <w:spacing w:after="0" w:line="276" w:lineRule="auto"/>
         <w:rPr>
-          <w:rFonts w:ascii="Arial" w:cs="Arial" w:eastAsia="Arial" w:hAnsi="Arial"/>
-        </w:rPr>
-      </w:pPr>
-      <w:r>
-        <w:rPr>
-          <w:rFonts w:ascii="Arial" w:cs="Arial" w:eastAsia="Arial" w:hAnsi="Arial"/>
-        </w:rPr>
+          <w:rFonts w:ascii="Arial" w:eastAsia="Arial" w:hAnsi="Arial" w:cs="Arial"/>
+        </w:rPr>
+      </w:pPr>
+      <w:r>
+        <w:rPr>
+          <w:rFonts w:ascii="Arial" w:eastAsia="Arial" w:hAnsi="Arial" w:cs="Arial"/>
+          <w:noProof/>
+        </w:rPr>
+        <w:lastRenderedPageBreak/>
         <w:drawing>
-          <wp:inline distB="114300" distT="114300" distL="114300" distR="114300">
+          <wp:inline distT="114300" distB="114300" distL="114300" distR="114300" wp14:anchorId="67C8950A" wp14:editId="150A9DC4">
             <wp:extent cx="5399730" cy="3987800"/>
-            <wp:effectExtent b="0" l="0" r="0" t="0"/>
+            <wp:effectExtent l="0" t="0" r="0" b="0"/>
             <wp:docPr id="1030422483" name="image10.png"/>
-            <a:graphic>
+            <wp:cNvGraphicFramePr/>
+            <a:graphic xmlns:a="http://schemas.openxmlformats.org/drawingml/2006/main">
               <a:graphicData uri="http://schemas.openxmlformats.org/drawingml/2006/picture">
-                <pic:pic>
+                <pic:pic xmlns:pic="http://schemas.openxmlformats.org/drawingml/2006/picture">
                   <pic:nvPicPr>
                     <pic:cNvPr id="0" name="image10.png"/>
                     <pic:cNvPicPr preferRelativeResize="0"/>
                   </pic:nvPicPr>
                   <pic:blipFill>
-                    <a:blip r:embed="rId9"/>
-                    <a:srcRect b="0" l="0" r="0" t="0"/>
+                    <a:blip r:embed="rId10"/>
+                    <a:srcRect/>
                     <a:stretch>
                       <a:fillRect/>
                     </a:stretch>
@@ -2243,7 +2319,9 @@
                       <a:off x="0" y="0"/>
                       <a:ext cx="5399730" cy="3987800"/>
                     </a:xfrm>
-                    <a:prstGeom prst="rect"/>
+                    <a:prstGeom prst="rect">
+                      <a:avLst/>
+                    </a:prstGeom>
                     <a:ln/>
                   </pic:spPr>
                 </pic:pic>
@@ -2252,71 +2330,66 @@
           </wp:inline>
         </w:drawing>
       </w:r>
-      <w:r>
-        <w:rPr>
-          <w:rtl w:val="0"/>
-        </w:rPr>
-      </w:r>
     </w:p>
     <w:p>
       <w:pPr>
         <w:spacing w:after="0" w:line="276" w:lineRule="auto"/>
         <w:rPr>
-          <w:rFonts w:ascii="Arial" w:cs="Arial" w:eastAsia="Arial" w:hAnsi="Arial"/>
-        </w:rPr>
-      </w:pPr>
-      <w:r>
-        <w:rPr>
-          <w:rFonts w:ascii="Arial" w:cs="Arial" w:eastAsia="Arial" w:hAnsi="Arial"/>
-          <w:rtl w:val="0"/>
-        </w:rPr>
-        <w:t xml:space="preserve">Acessei a página “</w:t>
-      </w:r>
-      <w:hyperlink r:id="rId10">
+          <w:rFonts w:ascii="Arial" w:eastAsia="Arial" w:hAnsi="Arial" w:cs="Arial"/>
+        </w:rPr>
+      </w:pPr>
+      <w:r>
+        <w:rPr>
+          <w:rFonts w:ascii="Arial" w:eastAsia="Arial" w:hAnsi="Arial" w:cs="Arial"/>
+        </w:rPr>
+        <w:t>Acessei a página “</w:t>
+      </w:r>
+      <w:hyperlink r:id="rId11">
         <w:r>
           <w:rPr>
-            <w:rFonts w:ascii="Arial" w:cs="Arial" w:eastAsia="Arial" w:hAnsi="Arial"/>
-            <w:color w:val="1155cc"/>
+            <w:rFonts w:ascii="Arial" w:eastAsia="Arial" w:hAnsi="Arial" w:cs="Arial"/>
+            <w:color w:val="1155CC"/>
             <w:u w:val="single"/>
-            <w:rtl w:val="0"/>
           </w:rPr>
-          <w:t xml:space="preserve">login.js</w:t>
+          <w:t>login.js</w:t>
         </w:r>
       </w:hyperlink>
       <w:r>
         <w:rPr>
-          <w:rFonts w:ascii="Arial" w:cs="Arial" w:eastAsia="Arial" w:hAnsi="Arial"/>
-          <w:rtl w:val="0"/>
-        </w:rPr>
-        <w:t xml:space="preserve">”.</w:t>
+          <w:rFonts w:ascii="Arial" w:eastAsia="Arial" w:hAnsi="Arial" w:cs="Arial"/>
+        </w:rPr>
+        <w:t>”.</w:t>
       </w:r>
     </w:p>
     <w:p>
       <w:pPr>
         <w:spacing w:after="0" w:line="276" w:lineRule="auto"/>
         <w:rPr>
-          <w:rFonts w:ascii="Arial" w:cs="Arial" w:eastAsia="Arial" w:hAnsi="Arial"/>
-        </w:rPr>
-      </w:pPr>
-      <w:r>
-        <w:rPr>
-          <w:rFonts w:ascii="Arial" w:cs="Arial" w:eastAsia="Arial" w:hAnsi="Arial"/>
-        </w:rPr>
+          <w:rFonts w:ascii="Arial" w:eastAsia="Arial" w:hAnsi="Arial" w:cs="Arial"/>
+        </w:rPr>
+      </w:pPr>
+      <w:r>
+        <w:rPr>
+          <w:rFonts w:ascii="Arial" w:eastAsia="Arial" w:hAnsi="Arial" w:cs="Arial"/>
+          <w:noProof/>
+        </w:rPr>
+        <w:lastRenderedPageBreak/>
         <w:drawing>
-          <wp:inline distB="114300" distT="114300" distL="114300" distR="114300">
+          <wp:inline distT="114300" distB="114300" distL="114300" distR="114300" wp14:anchorId="535328B7" wp14:editId="384DDD62">
             <wp:extent cx="5399730" cy="5245100"/>
-            <wp:effectExtent b="0" l="0" r="0" t="0"/>
+            <wp:effectExtent l="0" t="0" r="0" b="0"/>
             <wp:docPr id="1030422475" name="image12.png"/>
-            <a:graphic>
+            <wp:cNvGraphicFramePr/>
+            <a:graphic xmlns:a="http://schemas.openxmlformats.org/drawingml/2006/main">
               <a:graphicData uri="http://schemas.openxmlformats.org/drawingml/2006/picture">
-                <pic:pic>
+                <pic:pic xmlns:pic="http://schemas.openxmlformats.org/drawingml/2006/picture">
                   <pic:nvPicPr>
                     <pic:cNvPr id="0" name="image12.png"/>
                     <pic:cNvPicPr preferRelativeResize="0"/>
                   </pic:nvPicPr>
                   <pic:blipFill>
-                    <a:blip r:embed="rId11"/>
-                    <a:srcRect b="0" l="0" r="0" t="0"/>
+                    <a:blip r:embed="rId12"/>
+                    <a:srcRect/>
                     <a:stretch>
                       <a:fillRect/>
                     </a:stretch>
@@ -2326,7 +2399,9 @@
                       <a:off x="0" y="0"/>
                       <a:ext cx="5399730" cy="5245100"/>
                     </a:xfrm>
-                    <a:prstGeom prst="rect"/>
+                    <a:prstGeom prst="rect">
+                      <a:avLst/>
+                    </a:prstGeom>
                     <a:ln/>
                   </pic:spPr>
                 </pic:pic>
@@ -2335,71 +2410,80 @@
           </wp:inline>
         </w:drawing>
       </w:r>
-      <w:r>
-        <w:rPr>
-          <w:rtl w:val="0"/>
-        </w:rPr>
-      </w:r>
     </w:p>
     <w:p>
       <w:pPr>
         <w:spacing w:after="0" w:line="276" w:lineRule="auto"/>
         <w:rPr>
-          <w:rFonts w:ascii="Arial" w:cs="Arial" w:eastAsia="Arial" w:hAnsi="Arial"/>
-        </w:rPr>
-      </w:pPr>
-      <w:r>
-        <w:rPr>
-          <w:rFonts w:ascii="Arial" w:cs="Arial" w:eastAsia="Arial" w:hAnsi="Arial"/>
-          <w:rtl w:val="0"/>
-        </w:rPr>
-        <w:t xml:space="preserve">Analisando o código percebi que consigo logar  na página </w:t>
-      </w:r>
-      <w:hyperlink r:id="rId12">
+          <w:rFonts w:ascii="Arial" w:eastAsia="Arial" w:hAnsi="Arial" w:cs="Arial"/>
+        </w:rPr>
+      </w:pPr>
+      <w:r>
+        <w:rPr>
+          <w:rFonts w:ascii="Arial" w:eastAsia="Arial" w:hAnsi="Arial" w:cs="Arial"/>
+        </w:rPr>
+        <w:t xml:space="preserve">Analisando o código percebi que consigo </w:t>
+      </w:r>
+      <w:proofErr w:type="gramStart"/>
+      <w:r>
+        <w:rPr>
+          <w:rFonts w:ascii="Arial" w:eastAsia="Arial" w:hAnsi="Arial" w:cs="Arial"/>
+        </w:rPr>
+        <w:t>logar  na</w:t>
+      </w:r>
+      <w:proofErr w:type="gramEnd"/>
+      <w:r>
+        <w:rPr>
+          <w:rFonts w:ascii="Arial" w:eastAsia="Arial" w:hAnsi="Arial" w:cs="Arial"/>
+        </w:rPr>
+        <w:t xml:space="preserve"> página </w:t>
+      </w:r>
+      <w:hyperlink r:id="rId13">
         <w:r>
           <w:rPr>
-            <w:rFonts w:ascii="Arial" w:cs="Arial" w:eastAsia="Arial" w:hAnsi="Arial"/>
-            <w:color w:val="1155cc"/>
+            <w:rFonts w:ascii="Arial" w:eastAsia="Arial" w:hAnsi="Arial" w:cs="Arial"/>
+            <w:color w:val="1155CC"/>
             <w:u w:val="single"/>
-            <w:rtl w:val="0"/>
           </w:rPr>
-          <w:t xml:space="preserve">index.js</w:t>
+          <w:t>index.js</w:t>
         </w:r>
       </w:hyperlink>
       <w:r>
         <w:rPr>
-          <w:rFonts w:ascii="Arial" w:cs="Arial" w:eastAsia="Arial" w:hAnsi="Arial"/>
-          <w:rtl w:val="0"/>
-        </w:rPr>
-        <w:t xml:space="preserve">, adicionando um cookie.</w:t>
+          <w:rFonts w:ascii="Arial" w:eastAsia="Arial" w:hAnsi="Arial" w:cs="Arial"/>
+        </w:rPr>
+        <w:t>, adicionando um cookie.</w:t>
       </w:r>
     </w:p>
     <w:p>
       <w:pPr>
         <w:spacing w:after="0" w:line="276" w:lineRule="auto"/>
         <w:rPr>
-          <w:rFonts w:ascii="Arial" w:cs="Arial" w:eastAsia="Arial" w:hAnsi="Arial"/>
-        </w:rPr>
-      </w:pPr>
-      <w:r>
-        <w:rPr>
-          <w:rFonts w:ascii="Arial" w:cs="Arial" w:eastAsia="Arial" w:hAnsi="Arial"/>
-        </w:rPr>
+          <w:rFonts w:ascii="Arial" w:eastAsia="Arial" w:hAnsi="Arial" w:cs="Arial"/>
+        </w:rPr>
+      </w:pPr>
+      <w:r>
+        <w:rPr>
+          <w:rFonts w:ascii="Arial" w:eastAsia="Arial" w:hAnsi="Arial" w:cs="Arial"/>
+          <w:noProof/>
+        </w:rPr>
+        <w:lastRenderedPageBreak/>
         <w:drawing>
-          <wp:inline distB="114300" distT="114300" distL="114300" distR="114300">
+          <wp:inline distT="114300" distB="114300" distL="114300" distR="114300" wp14:anchorId="1E32B778" wp14:editId="1AB53948">
             <wp:extent cx="5399730" cy="4368800"/>
-            <wp:effectExtent b="0" l="0" r="0" t="0"/>
+            <wp:effectExtent l="0" t="0" r="0" b="0"/>
             <wp:docPr id="1030422476" name="image11.png"/>
-            <a:graphic>
+            <wp:cNvGraphicFramePr/>
+            <a:graphic xmlns:a="http://schemas.openxmlformats.org/drawingml/2006/main">
               <a:graphicData uri="http://schemas.openxmlformats.org/drawingml/2006/picture">
-                <pic:pic>
+                <pic:pic xmlns:pic="http://schemas.openxmlformats.org/drawingml/2006/picture">
                   <pic:nvPicPr>
                     <pic:cNvPr id="0" name="image11.png"/>
                     <pic:cNvPicPr preferRelativeResize="0"/>
                   </pic:nvPicPr>
                   <pic:blipFill>
-                    <a:blip r:embed="rId13"/>
-                    <a:srcRect b="0" l="0" r="0" t="0"/>
+                    <a:blip r:embed="rId14"/>
+                    <a:srcRect/>
                     <a:stretch>
                       <a:fillRect/>
                     </a:stretch>
@@ -2409,7 +2493,9 @@
                       <a:off x="0" y="0"/>
                       <a:ext cx="5399730" cy="4368800"/>
                     </a:xfrm>
-                    <a:prstGeom prst="rect"/>
+                    <a:prstGeom prst="rect">
+                      <a:avLst/>
+                    </a:prstGeom>
                     <a:ln/>
                   </pic:spPr>
                 </pic:pic>
@@ -2418,53 +2504,64 @@
           </wp:inline>
         </w:drawing>
       </w:r>
-      <w:r>
-        <w:rPr>
-          <w:rtl w:val="0"/>
-        </w:rPr>
-      </w:r>
     </w:p>
     <w:p>
       <w:pPr>
         <w:spacing w:after="0" w:line="276" w:lineRule="auto"/>
         <w:rPr>
-          <w:rFonts w:ascii="Arial" w:cs="Arial" w:eastAsia="Arial" w:hAnsi="Arial"/>
-        </w:rPr>
-      </w:pPr>
-      <w:r>
-        <w:rPr>
-          <w:rFonts w:ascii="Arial" w:cs="Arial" w:eastAsia="Arial" w:hAnsi="Arial"/>
-          <w:rtl w:val="0"/>
-        </w:rPr>
-        <w:t xml:space="preserve">Ao realizar o login achei uma chave de ssh.</w:t>
+          <w:rFonts w:ascii="Arial" w:eastAsia="Arial" w:hAnsi="Arial" w:cs="Arial"/>
+        </w:rPr>
+      </w:pPr>
+      <w:r>
+        <w:rPr>
+          <w:rFonts w:ascii="Arial" w:eastAsia="Arial" w:hAnsi="Arial" w:cs="Arial"/>
+        </w:rPr>
+        <w:t xml:space="preserve">Ao realizar o login achei uma chave de </w:t>
+      </w:r>
+      <w:proofErr w:type="spellStart"/>
+      <w:r>
+        <w:rPr>
+          <w:rFonts w:ascii="Arial" w:eastAsia="Arial" w:hAnsi="Arial" w:cs="Arial"/>
+        </w:rPr>
+        <w:t>ssh</w:t>
+      </w:r>
+      <w:proofErr w:type="spellEnd"/>
+      <w:r>
+        <w:rPr>
+          <w:rFonts w:ascii="Arial" w:eastAsia="Arial" w:hAnsi="Arial" w:cs="Arial"/>
+        </w:rPr>
+        <w:t>.</w:t>
       </w:r>
     </w:p>
     <w:p>
       <w:pPr>
         <w:spacing w:after="0" w:line="276" w:lineRule="auto"/>
         <w:rPr>
-          <w:rFonts w:ascii="Arial" w:cs="Arial" w:eastAsia="Arial" w:hAnsi="Arial"/>
-        </w:rPr>
-      </w:pPr>
-      <w:r>
-        <w:rPr>
-          <w:rFonts w:ascii="Arial" w:cs="Arial" w:eastAsia="Arial" w:hAnsi="Arial"/>
-        </w:rPr>
+          <w:rFonts w:ascii="Arial" w:eastAsia="Arial" w:hAnsi="Arial" w:cs="Arial"/>
+        </w:rPr>
+      </w:pPr>
+      <w:r>
+        <w:rPr>
+          <w:rFonts w:ascii="Arial" w:eastAsia="Arial" w:hAnsi="Arial" w:cs="Arial"/>
+          <w:noProof/>
+        </w:rPr>
+        <w:lastRenderedPageBreak/>
         <w:drawing>
-          <wp:inline distB="114300" distT="114300" distL="114300" distR="114300">
+          <wp:inline distT="114300" distB="114300" distL="114300" distR="114300" wp14:anchorId="35634BF5" wp14:editId="3D65D6D0">
             <wp:extent cx="5399730" cy="4368800"/>
-            <wp:effectExtent b="0" l="0" r="0" t="0"/>
+            <wp:effectExtent l="0" t="0" r="0" b="0"/>
             <wp:docPr id="1030422486" name="image4.png"/>
-            <a:graphic>
+            <wp:cNvGraphicFramePr/>
+            <a:graphic xmlns:a="http://schemas.openxmlformats.org/drawingml/2006/main">
               <a:graphicData uri="http://schemas.openxmlformats.org/drawingml/2006/picture">
-                <pic:pic>
+                <pic:pic xmlns:pic="http://schemas.openxmlformats.org/drawingml/2006/picture">
                   <pic:nvPicPr>
                     <pic:cNvPr id="0" name="image4.png"/>
                     <pic:cNvPicPr preferRelativeResize="0"/>
                   </pic:nvPicPr>
                   <pic:blipFill>
-                    <a:blip r:embed="rId14"/>
-                    <a:srcRect b="0" l="0" r="0" t="0"/>
+                    <a:blip r:embed="rId15"/>
+                    <a:srcRect/>
                     <a:stretch>
                       <a:fillRect/>
                     </a:stretch>
@@ -2474,7 +2571,9 @@
                       <a:off x="0" y="0"/>
                       <a:ext cx="5399730" cy="4368800"/>
                     </a:xfrm>
-                    <a:prstGeom prst="rect"/>
+                    <a:prstGeom prst="rect">
+                      <a:avLst/>
+                    </a:prstGeom>
                     <a:ln/>
                   </pic:spPr>
                 </pic:pic>
@@ -2483,53 +2582,77 @@
           </wp:inline>
         </w:drawing>
       </w:r>
-      <w:r>
-        <w:rPr>
-          <w:rtl w:val="0"/>
-        </w:rPr>
-      </w:r>
     </w:p>
     <w:p>
       <w:pPr>
         <w:spacing w:after="0" w:line="276" w:lineRule="auto"/>
         <w:rPr>
-          <w:rFonts w:ascii="Arial" w:cs="Arial" w:eastAsia="Arial" w:hAnsi="Arial"/>
-        </w:rPr>
-      </w:pPr>
-      <w:r>
-        <w:rPr>
-          <w:rFonts w:ascii="Arial" w:cs="Arial" w:eastAsia="Arial" w:hAnsi="Arial"/>
-          <w:rtl w:val="0"/>
-        </w:rPr>
-        <w:t xml:space="preserve">Utilizei o john para descriptografar a senha da ssh.</w:t>
+          <w:rFonts w:ascii="Arial" w:eastAsia="Arial" w:hAnsi="Arial" w:cs="Arial"/>
+        </w:rPr>
+      </w:pPr>
+      <w:r>
+        <w:rPr>
+          <w:rFonts w:ascii="Arial" w:eastAsia="Arial" w:hAnsi="Arial" w:cs="Arial"/>
+        </w:rPr>
+        <w:t xml:space="preserve">Utilizei o </w:t>
+      </w:r>
+      <w:proofErr w:type="spellStart"/>
+      <w:r>
+        <w:rPr>
+          <w:rFonts w:ascii="Arial" w:eastAsia="Arial" w:hAnsi="Arial" w:cs="Arial"/>
+        </w:rPr>
+        <w:t>john</w:t>
+      </w:r>
+      <w:proofErr w:type="spellEnd"/>
+      <w:r>
+        <w:rPr>
+          <w:rFonts w:ascii="Arial" w:eastAsia="Arial" w:hAnsi="Arial" w:cs="Arial"/>
+        </w:rPr>
+        <w:t xml:space="preserve"> para descriptografar a senha da </w:t>
+      </w:r>
+      <w:proofErr w:type="spellStart"/>
+      <w:r>
+        <w:rPr>
+          <w:rFonts w:ascii="Arial" w:eastAsia="Arial" w:hAnsi="Arial" w:cs="Arial"/>
+        </w:rPr>
+        <w:t>ssh</w:t>
+      </w:r>
+      <w:proofErr w:type="spellEnd"/>
+      <w:r>
+        <w:rPr>
+          <w:rFonts w:ascii="Arial" w:eastAsia="Arial" w:hAnsi="Arial" w:cs="Arial"/>
+        </w:rPr>
+        <w:t>.</w:t>
       </w:r>
     </w:p>
     <w:p>
       <w:pPr>
         <w:spacing w:after="0" w:line="276" w:lineRule="auto"/>
         <w:rPr>
-          <w:rFonts w:ascii="Arial" w:cs="Arial" w:eastAsia="Arial" w:hAnsi="Arial"/>
-        </w:rPr>
-      </w:pPr>
-      <w:r>
-        <w:rPr>
-          <w:rFonts w:ascii="Arial" w:cs="Arial" w:eastAsia="Arial" w:hAnsi="Arial"/>
+          <w:rFonts w:ascii="Arial" w:eastAsia="Arial" w:hAnsi="Arial" w:cs="Arial"/>
+        </w:rPr>
+      </w:pPr>
+      <w:r>
+        <w:rPr>
+          <w:rFonts w:ascii="Arial" w:eastAsia="Arial" w:hAnsi="Arial" w:cs="Arial"/>
+          <w:noProof/>
         </w:rPr>
         <w:drawing>
-          <wp:inline distB="114300" distT="114300" distL="114300" distR="114300">
+          <wp:inline distT="114300" distB="114300" distL="114300" distR="114300" wp14:anchorId="06EEB71E" wp14:editId="0EF3AD4D">
             <wp:extent cx="5399730" cy="1219200"/>
-            <wp:effectExtent b="0" l="0" r="0" t="0"/>
+            <wp:effectExtent l="0" t="0" r="0" b="0"/>
             <wp:docPr id="1030422484" name="image3.png"/>
-            <a:graphic>
+            <wp:cNvGraphicFramePr/>
+            <a:graphic xmlns:a="http://schemas.openxmlformats.org/drawingml/2006/main">
               <a:graphicData uri="http://schemas.openxmlformats.org/drawingml/2006/picture">
-                <pic:pic>
+                <pic:pic xmlns:pic="http://schemas.openxmlformats.org/drawingml/2006/picture">
                   <pic:nvPicPr>
                     <pic:cNvPr id="0" name="image3.png"/>
                     <pic:cNvPicPr preferRelativeResize="0"/>
                   </pic:nvPicPr>
                   <pic:blipFill>
-                    <a:blip r:embed="rId15"/>
-                    <a:srcRect b="0" l="0" r="0" t="0"/>
+                    <a:blip r:embed="rId16"/>
+                    <a:srcRect/>
                     <a:stretch>
                       <a:fillRect/>
                     </a:stretch>
@@ -2539,7 +2662,9 @@
                       <a:off x="0" y="0"/>
                       <a:ext cx="5399730" cy="1219200"/>
                     </a:xfrm>
-                    <a:prstGeom prst="rect"/>
+                    <a:prstGeom prst="rect">
+                      <a:avLst/>
+                    </a:prstGeom>
                     <a:ln/>
                   </pic:spPr>
                 </pic:pic>
@@ -2548,53 +2673,64 @@
           </wp:inline>
         </w:drawing>
       </w:r>
-      <w:r>
-        <w:rPr>
-          <w:rtl w:val="0"/>
-        </w:rPr>
-      </w:r>
     </w:p>
     <w:p>
       <w:pPr>
         <w:spacing w:after="0" w:line="276" w:lineRule="auto"/>
         <w:rPr>
-          <w:rFonts w:ascii="Arial" w:cs="Arial" w:eastAsia="Arial" w:hAnsi="Arial"/>
-        </w:rPr>
-      </w:pPr>
-      <w:r>
-        <w:rPr>
-          <w:rFonts w:ascii="Arial" w:cs="Arial" w:eastAsia="Arial" w:hAnsi="Arial"/>
-          <w:rtl w:val="0"/>
-        </w:rPr>
-        <w:t xml:space="preserve">Acessei a SSH como “james”.</w:t>
+          <w:rFonts w:ascii="Arial" w:eastAsia="Arial" w:hAnsi="Arial" w:cs="Arial"/>
+        </w:rPr>
+      </w:pPr>
+      <w:r>
+        <w:rPr>
+          <w:rFonts w:ascii="Arial" w:eastAsia="Arial" w:hAnsi="Arial" w:cs="Arial"/>
+        </w:rPr>
+        <w:t>Acessei a SSH como “</w:t>
+      </w:r>
+      <w:proofErr w:type="spellStart"/>
+      <w:r>
+        <w:rPr>
+          <w:rFonts w:ascii="Arial" w:eastAsia="Arial" w:hAnsi="Arial" w:cs="Arial"/>
+        </w:rPr>
+        <w:t>james</w:t>
+      </w:r>
+      <w:proofErr w:type="spellEnd"/>
+      <w:r>
+        <w:rPr>
+          <w:rFonts w:ascii="Arial" w:eastAsia="Arial" w:hAnsi="Arial" w:cs="Arial"/>
+        </w:rPr>
+        <w:t>”.</w:t>
       </w:r>
     </w:p>
     <w:p>
       <w:pPr>
         <w:spacing w:after="0" w:line="276" w:lineRule="auto"/>
         <w:rPr>
-          <w:rFonts w:ascii="Arial" w:cs="Arial" w:eastAsia="Arial" w:hAnsi="Arial"/>
-        </w:rPr>
-      </w:pPr>
-      <w:r>
-        <w:rPr>
-          <w:rFonts w:ascii="Arial" w:cs="Arial" w:eastAsia="Arial" w:hAnsi="Arial"/>
-        </w:rPr>
+          <w:rFonts w:ascii="Arial" w:eastAsia="Arial" w:hAnsi="Arial" w:cs="Arial"/>
+        </w:rPr>
+      </w:pPr>
+      <w:r>
+        <w:rPr>
+          <w:rFonts w:ascii="Arial" w:eastAsia="Arial" w:hAnsi="Arial" w:cs="Arial"/>
+          <w:noProof/>
+        </w:rPr>
+        <w:lastRenderedPageBreak/>
         <w:drawing>
-          <wp:inline distB="114300" distT="114300" distL="114300" distR="114300">
+          <wp:inline distT="114300" distB="114300" distL="114300" distR="114300" wp14:anchorId="354C2DAD" wp14:editId="4681235C">
             <wp:extent cx="5399730" cy="2832100"/>
-            <wp:effectExtent b="0" l="0" r="0" t="0"/>
+            <wp:effectExtent l="0" t="0" r="0" b="0"/>
             <wp:docPr id="1030422489" name="image5.png"/>
-            <a:graphic>
+            <wp:cNvGraphicFramePr/>
+            <a:graphic xmlns:a="http://schemas.openxmlformats.org/drawingml/2006/main">
               <a:graphicData uri="http://schemas.openxmlformats.org/drawingml/2006/picture">
-                <pic:pic>
+                <pic:pic xmlns:pic="http://schemas.openxmlformats.org/drawingml/2006/picture">
                   <pic:nvPicPr>
                     <pic:cNvPr id="0" name="image5.png"/>
                     <pic:cNvPicPr preferRelativeResize="0"/>
                   </pic:nvPicPr>
                   <pic:blipFill>
-                    <a:blip r:embed="rId16"/>
-                    <a:srcRect b="0" l="0" r="0" t="0"/>
+                    <a:blip r:embed="rId17"/>
+                    <a:srcRect/>
                     <a:stretch>
                       <a:fillRect/>
                     </a:stretch>
@@ -2604,7 +2740,9 @@
                       <a:off x="0" y="0"/>
                       <a:ext cx="5399730" cy="2832100"/>
                     </a:xfrm>
-                    <a:prstGeom prst="rect"/>
+                    <a:prstGeom prst="rect">
+                      <a:avLst/>
+                    </a:prstGeom>
                     <a:ln/>
                   </pic:spPr>
                 </pic:pic>
@@ -2613,53 +2751,92 @@
           </wp:inline>
         </w:drawing>
       </w:r>
-      <w:r>
-        <w:rPr>
-          <w:rtl w:val="0"/>
-        </w:rPr>
-      </w:r>
     </w:p>
     <w:p>
       <w:pPr>
         <w:spacing w:after="0" w:line="276" w:lineRule="auto"/>
         <w:rPr>
-          <w:rFonts w:ascii="Arial" w:cs="Arial" w:eastAsia="Arial" w:hAnsi="Arial"/>
-        </w:rPr>
-      </w:pPr>
-      <w:r>
-        <w:rPr>
-          <w:rFonts w:ascii="Arial" w:cs="Arial" w:eastAsia="Arial" w:hAnsi="Arial"/>
-          <w:rtl w:val="0"/>
-        </w:rPr>
-        <w:t xml:space="preserve">Utilizando os comando cd e ls, encontrei a flag.</w:t>
+          <w:rFonts w:ascii="Arial" w:eastAsia="Arial" w:hAnsi="Arial" w:cs="Arial"/>
+        </w:rPr>
+      </w:pPr>
+      <w:r>
+        <w:rPr>
+          <w:rFonts w:ascii="Arial" w:eastAsia="Arial" w:hAnsi="Arial" w:cs="Arial"/>
+        </w:rPr>
+        <w:t xml:space="preserve">Utilizando </w:t>
+      </w:r>
+      <w:proofErr w:type="gramStart"/>
+      <w:r>
+        <w:rPr>
+          <w:rFonts w:ascii="Arial" w:eastAsia="Arial" w:hAnsi="Arial" w:cs="Arial"/>
+        </w:rPr>
+        <w:t>os comando</w:t>
+      </w:r>
+      <w:proofErr w:type="gramEnd"/>
+      <w:r>
+        <w:rPr>
+          <w:rFonts w:ascii="Arial" w:eastAsia="Arial" w:hAnsi="Arial" w:cs="Arial"/>
+        </w:rPr>
+        <w:t xml:space="preserve"> </w:t>
+      </w:r>
+      <w:proofErr w:type="spellStart"/>
+      <w:r>
+        <w:rPr>
+          <w:rFonts w:ascii="Arial" w:eastAsia="Arial" w:hAnsi="Arial" w:cs="Arial"/>
+        </w:rPr>
+        <w:t>cd</w:t>
+      </w:r>
+      <w:proofErr w:type="spellEnd"/>
+      <w:r>
+        <w:rPr>
+          <w:rFonts w:ascii="Arial" w:eastAsia="Arial" w:hAnsi="Arial" w:cs="Arial"/>
+        </w:rPr>
+        <w:t xml:space="preserve"> e </w:t>
+      </w:r>
+      <w:proofErr w:type="spellStart"/>
+      <w:r>
+        <w:rPr>
+          <w:rFonts w:ascii="Arial" w:eastAsia="Arial" w:hAnsi="Arial" w:cs="Arial"/>
+        </w:rPr>
+        <w:t>ls</w:t>
+      </w:r>
+      <w:proofErr w:type="spellEnd"/>
+      <w:r>
+        <w:rPr>
+          <w:rFonts w:ascii="Arial" w:eastAsia="Arial" w:hAnsi="Arial" w:cs="Arial"/>
+        </w:rPr>
+        <w:t>, encontrei a flag.</w:t>
       </w:r>
     </w:p>
     <w:p>
       <w:pPr>
         <w:spacing w:after="0" w:line="276" w:lineRule="auto"/>
         <w:rPr>
-          <w:rFonts w:ascii="Arial" w:cs="Arial" w:eastAsia="Arial" w:hAnsi="Arial"/>
-        </w:rPr>
-      </w:pPr>
-      <w:r>
-        <w:rPr>
-          <w:rFonts w:ascii="Arial" w:cs="Arial" w:eastAsia="Arial" w:hAnsi="Arial"/>
+          <w:rFonts w:ascii="Arial" w:eastAsia="Arial" w:hAnsi="Arial" w:cs="Arial"/>
+        </w:rPr>
+      </w:pPr>
+      <w:r>
+        <w:rPr>
+          <w:rFonts w:ascii="Arial" w:eastAsia="Arial" w:hAnsi="Arial" w:cs="Arial"/>
+          <w:noProof/>
         </w:rPr>
         <w:drawing>
-          <wp:inline distB="114300" distT="114300" distL="114300" distR="114300">
-            <wp:extent cx="3238500" cy="857250"/>
-            <wp:effectExtent b="0" l="0" r="0" t="0"/>
-            <wp:docPr id="1030422480" name="image2.png"/>
-            <a:graphic>
+          <wp:inline distT="0" distB="0" distL="0" distR="0" wp14:anchorId="28BC7463" wp14:editId="60C9B1B6">
+            <wp:extent cx="3762900" cy="1171739"/>
+            <wp:effectExtent l="0" t="0" r="0" b="9525"/>
+            <wp:docPr id="1446835599" name="Imagem 1"/>
+            <wp:cNvGraphicFramePr>
+              <a:graphicFrameLocks xmlns:a="http://schemas.openxmlformats.org/drawingml/2006/main" noChangeAspect="1"/>
+            </wp:cNvGraphicFramePr>
+            <a:graphic xmlns:a="http://schemas.openxmlformats.org/drawingml/2006/main">
               <a:graphicData uri="http://schemas.openxmlformats.org/drawingml/2006/picture">
-                <pic:pic>
+                <pic:pic xmlns:pic="http://schemas.openxmlformats.org/drawingml/2006/picture">
                   <pic:nvPicPr>
-                    <pic:cNvPr id="0" name="image2.png"/>
-                    <pic:cNvPicPr preferRelativeResize="0"/>
+                    <pic:cNvPr id="1446835599" name=""/>
+                    <pic:cNvPicPr/>
                   </pic:nvPicPr>
                   <pic:blipFill>
-                    <a:blip r:embed="rId17"/>
-                    <a:srcRect b="0" l="0" r="0" t="0"/>
+                    <a:blip r:embed="rId18"/>
                     <a:stretch>
                       <a:fillRect/>
                     </a:stretch>
@@ -2667,10 +2844,11 @@
                   <pic:spPr>
                     <a:xfrm>
                       <a:off x="0" y="0"/>
-                      <a:ext cx="3238500" cy="857250"/>
+                      <a:ext cx="3762900" cy="1171739"/>
                     </a:xfrm>
-                    <a:prstGeom prst="rect"/>
-                    <a:ln/>
+                    <a:prstGeom prst="rect">
+                      <a:avLst/>
+                    </a:prstGeom>
                   </pic:spPr>
                 </pic:pic>
               </a:graphicData>
@@ -2678,107 +2856,232 @@
           </wp:inline>
         </w:drawing>
       </w:r>
-      <w:r>
-        <w:rPr>
-          <w:rtl w:val="0"/>
-        </w:rPr>
-      </w:r>
     </w:p>
     <w:p>
       <w:pPr>
         <w:spacing w:after="0" w:line="276" w:lineRule="auto"/>
         <w:rPr>
-          <w:rFonts w:ascii="Arial" w:cs="Arial" w:eastAsia="Arial" w:hAnsi="Arial"/>
-        </w:rPr>
-      </w:pPr>
-      <w:r>
-        <w:rPr>
-          <w:rtl w:val="0"/>
-        </w:rPr>
-      </w:r>
+          <w:rFonts w:ascii="Arial" w:eastAsia="Arial" w:hAnsi="Arial" w:cs="Arial"/>
+        </w:rPr>
+      </w:pPr>
     </w:p>
     <w:p>
       <w:pPr>
         <w:pBdr>
-          <w:top w:space="0" w:sz="0" w:val="nil"/>
-          <w:left w:space="0" w:sz="0" w:val="nil"/>
-          <w:bottom w:space="0" w:sz="0" w:val="nil"/>
-          <w:right w:space="0" w:sz="0" w:val="nil"/>
-          <w:between w:space="0" w:sz="0" w:val="nil"/>
+          <w:top w:val="nil"/>
+          <w:left w:val="nil"/>
+          <w:bottom w:val="nil"/>
+          <w:right w:val="nil"/>
+          <w:between w:val="nil"/>
         </w:pBdr>
         <w:spacing w:after="0" w:line="360" w:lineRule="auto"/>
         <w:rPr>
-          <w:rFonts w:ascii="Arial" w:cs="Arial" w:eastAsia="Arial" w:hAnsi="Arial"/>
-          <w:b w:val="1"/>
-          <w:smallCaps w:val="1"/>
+          <w:rFonts w:ascii="Arial" w:eastAsia="Arial" w:hAnsi="Arial" w:cs="Arial"/>
+          <w:b/>
+          <w:smallCaps/>
           <w:color w:val="000000"/>
           <w:sz w:val="24"/>
           <w:szCs w:val="24"/>
         </w:rPr>
       </w:pPr>
-      <w:bookmarkStart w:colFirst="0" w:colLast="0" w:name="_heading=h.2et92p0" w:id="3"/>
+      <w:bookmarkStart w:id="3" w:name="_heading=h.2et92p0" w:colFirst="0" w:colLast="0"/>
       <w:bookmarkEnd w:id="3"/>
-      <w:r>
-        <w:rPr>
-          <w:rFonts w:ascii="Arial" w:cs="Arial" w:eastAsia="Arial" w:hAnsi="Arial"/>
-          <w:b w:val="1"/>
-          <w:smallCaps w:val="1"/>
-          <w:sz w:val="24"/>
-          <w:szCs w:val="24"/>
-          <w:rtl w:val="0"/>
-        </w:rPr>
-        <w:t xml:space="preserve">Escalate your privileges and get the flag in root.txt</w:t>
-      </w:r>
-      <w:r>
-        <w:rPr>
-          <w:rtl w:val="0"/>
-        </w:rPr>
-      </w:r>
-    </w:p>
-    <w:p>
-      <w:pPr>
-        <w:rPr>
-          <w:rFonts w:ascii="Arial" w:cs="Arial" w:eastAsia="Arial" w:hAnsi="Arial"/>
-          <w:sz w:val="24"/>
-          <w:szCs w:val="24"/>
-        </w:rPr>
-      </w:pPr>
-      <w:r>
-        <w:rPr>
-          <w:rFonts w:ascii="Arial" w:cs="Arial" w:eastAsia="Arial" w:hAnsi="Arial"/>
-          <w:sz w:val="24"/>
-          <w:szCs w:val="24"/>
-          <w:rtl w:val="0"/>
-        </w:rPr>
-        <w:t xml:space="preserve">Procurando no servidor SSH descobri no Crontab, que tem um script que roda como root.</w:t>
+      <w:proofErr w:type="spellStart"/>
+      <w:r>
+        <w:rPr>
+          <w:rFonts w:ascii="Arial" w:eastAsia="Arial" w:hAnsi="Arial" w:cs="Arial"/>
+          <w:b/>
+          <w:smallCaps/>
+          <w:sz w:val="24"/>
+          <w:szCs w:val="24"/>
+        </w:rPr>
+        <w:t>Escalate</w:t>
+      </w:r>
+      <w:proofErr w:type="spellEnd"/>
+      <w:r>
+        <w:rPr>
+          <w:rFonts w:ascii="Arial" w:eastAsia="Arial" w:hAnsi="Arial" w:cs="Arial"/>
+          <w:b/>
+          <w:smallCaps/>
+          <w:sz w:val="24"/>
+          <w:szCs w:val="24"/>
+        </w:rPr>
+        <w:t xml:space="preserve"> </w:t>
+      </w:r>
+      <w:proofErr w:type="spellStart"/>
+      <w:r>
+        <w:rPr>
+          <w:rFonts w:ascii="Arial" w:eastAsia="Arial" w:hAnsi="Arial" w:cs="Arial"/>
+          <w:b/>
+          <w:smallCaps/>
+          <w:sz w:val="24"/>
+          <w:szCs w:val="24"/>
+        </w:rPr>
+        <w:t>your</w:t>
+      </w:r>
+      <w:proofErr w:type="spellEnd"/>
+      <w:r>
+        <w:rPr>
+          <w:rFonts w:ascii="Arial" w:eastAsia="Arial" w:hAnsi="Arial" w:cs="Arial"/>
+          <w:b/>
+          <w:smallCaps/>
+          <w:sz w:val="24"/>
+          <w:szCs w:val="24"/>
+        </w:rPr>
+        <w:t xml:space="preserve"> </w:t>
+      </w:r>
+      <w:proofErr w:type="spellStart"/>
+      <w:r>
+        <w:rPr>
+          <w:rFonts w:ascii="Arial" w:eastAsia="Arial" w:hAnsi="Arial" w:cs="Arial"/>
+          <w:b/>
+          <w:smallCaps/>
+          <w:sz w:val="24"/>
+          <w:szCs w:val="24"/>
+        </w:rPr>
+        <w:t>privileges</w:t>
+      </w:r>
+      <w:proofErr w:type="spellEnd"/>
+      <w:r>
+        <w:rPr>
+          <w:rFonts w:ascii="Arial" w:eastAsia="Arial" w:hAnsi="Arial" w:cs="Arial"/>
+          <w:b/>
+          <w:smallCaps/>
+          <w:sz w:val="24"/>
+          <w:szCs w:val="24"/>
+        </w:rPr>
+        <w:t xml:space="preserve"> </w:t>
+      </w:r>
+      <w:proofErr w:type="spellStart"/>
+      <w:r>
+        <w:rPr>
+          <w:rFonts w:ascii="Arial" w:eastAsia="Arial" w:hAnsi="Arial" w:cs="Arial"/>
+          <w:b/>
+          <w:smallCaps/>
+          <w:sz w:val="24"/>
+          <w:szCs w:val="24"/>
+        </w:rPr>
+        <w:t>and</w:t>
+      </w:r>
+      <w:proofErr w:type="spellEnd"/>
+      <w:r>
+        <w:rPr>
+          <w:rFonts w:ascii="Arial" w:eastAsia="Arial" w:hAnsi="Arial" w:cs="Arial"/>
+          <w:b/>
+          <w:smallCaps/>
+          <w:sz w:val="24"/>
+          <w:szCs w:val="24"/>
+        </w:rPr>
+        <w:t xml:space="preserve"> </w:t>
+      </w:r>
+      <w:proofErr w:type="spellStart"/>
+      <w:r>
+        <w:rPr>
+          <w:rFonts w:ascii="Arial" w:eastAsia="Arial" w:hAnsi="Arial" w:cs="Arial"/>
+          <w:b/>
+          <w:smallCaps/>
+          <w:sz w:val="24"/>
+          <w:szCs w:val="24"/>
+        </w:rPr>
+        <w:t>get</w:t>
+      </w:r>
+      <w:proofErr w:type="spellEnd"/>
+      <w:r>
+        <w:rPr>
+          <w:rFonts w:ascii="Arial" w:eastAsia="Arial" w:hAnsi="Arial" w:cs="Arial"/>
+          <w:b/>
+          <w:smallCaps/>
+          <w:sz w:val="24"/>
+          <w:szCs w:val="24"/>
+        </w:rPr>
+        <w:t xml:space="preserve"> </w:t>
+      </w:r>
+      <w:proofErr w:type="spellStart"/>
+      <w:r>
+        <w:rPr>
+          <w:rFonts w:ascii="Arial" w:eastAsia="Arial" w:hAnsi="Arial" w:cs="Arial"/>
+          <w:b/>
+          <w:smallCaps/>
+          <w:sz w:val="24"/>
+          <w:szCs w:val="24"/>
+        </w:rPr>
+        <w:t>the</w:t>
+      </w:r>
+      <w:proofErr w:type="spellEnd"/>
+      <w:r>
+        <w:rPr>
+          <w:rFonts w:ascii="Arial" w:eastAsia="Arial" w:hAnsi="Arial" w:cs="Arial"/>
+          <w:b/>
+          <w:smallCaps/>
+          <w:sz w:val="24"/>
+          <w:szCs w:val="24"/>
+        </w:rPr>
+        <w:t xml:space="preserve"> flag in root.txt</w:t>
+      </w:r>
+    </w:p>
+    <w:p>
+      <w:pPr>
+        <w:rPr>
+          <w:rFonts w:ascii="Arial" w:eastAsia="Arial" w:hAnsi="Arial" w:cs="Arial"/>
+          <w:sz w:val="24"/>
+          <w:szCs w:val="24"/>
+        </w:rPr>
+      </w:pPr>
+      <w:r>
+        <w:rPr>
+          <w:rFonts w:ascii="Arial" w:eastAsia="Arial" w:hAnsi="Arial" w:cs="Arial"/>
+          <w:sz w:val="24"/>
+          <w:szCs w:val="24"/>
+        </w:rPr>
+        <w:t xml:space="preserve">Procurando no servidor SSH descobri no </w:t>
+      </w:r>
+      <w:proofErr w:type="spellStart"/>
+      <w:r>
+        <w:rPr>
+          <w:rFonts w:ascii="Arial" w:eastAsia="Arial" w:hAnsi="Arial" w:cs="Arial"/>
+          <w:sz w:val="24"/>
+          <w:szCs w:val="24"/>
+        </w:rPr>
+        <w:t>Crontab</w:t>
+      </w:r>
+      <w:proofErr w:type="spellEnd"/>
+      <w:r>
+        <w:rPr>
+          <w:rFonts w:ascii="Arial" w:eastAsia="Arial" w:hAnsi="Arial" w:cs="Arial"/>
+          <w:sz w:val="24"/>
+          <w:szCs w:val="24"/>
+        </w:rPr>
+        <w:t>, que tem um script que roda como root.</w:t>
       </w:r>
     </w:p>
     <w:p>
       <w:pPr>
         <w:spacing w:after="0" w:line="276" w:lineRule="auto"/>
         <w:rPr>
-          <w:rFonts w:ascii="Arial" w:cs="Arial" w:eastAsia="Arial" w:hAnsi="Arial"/>
-        </w:rPr>
-      </w:pPr>
-      <w:r>
-        <w:rPr>
-          <w:rFonts w:ascii="Arial" w:cs="Arial" w:eastAsia="Arial" w:hAnsi="Arial"/>
+          <w:rFonts w:ascii="Arial" w:eastAsia="Arial" w:hAnsi="Arial" w:cs="Arial"/>
+        </w:rPr>
+      </w:pPr>
+      <w:r>
+        <w:rPr>
+          <w:rFonts w:ascii="Arial" w:eastAsia="Arial" w:hAnsi="Arial" w:cs="Arial"/>
+          <w:noProof/>
         </w:rPr>
         <w:drawing>
-          <wp:inline distB="114300" distT="114300" distL="114300" distR="114300">
+          <wp:inline distT="114300" distB="114300" distL="114300" distR="114300" wp14:anchorId="171FB3FA" wp14:editId="36483678">
             <wp:extent cx="5399730" cy="1689100"/>
-            <wp:effectExtent b="0" l="0" r="0" t="0"/>
+            <wp:effectExtent l="0" t="0" r="0" b="0"/>
             <wp:docPr id="1030422481" name="image6.png"/>
-            <a:graphic>
+            <wp:cNvGraphicFramePr/>
+            <a:graphic xmlns:a="http://schemas.openxmlformats.org/drawingml/2006/main">
               <a:graphicData uri="http://schemas.openxmlformats.org/drawingml/2006/picture">
-                <pic:pic>
+                <pic:pic xmlns:pic="http://schemas.openxmlformats.org/drawingml/2006/picture">
                   <pic:nvPicPr>
                     <pic:cNvPr id="0" name="image6.png"/>
                     <pic:cNvPicPr preferRelativeResize="0"/>
                   </pic:nvPicPr>
                   <pic:blipFill>
-                    <a:blip r:embed="rId18"/>
-                    <a:srcRect b="0" l="0" r="0" t="0"/>
+                    <a:blip r:embed="rId19"/>
+                    <a:srcRect/>
                     <a:stretch>
                       <a:fillRect/>
                     </a:stretch>
@@ -2788,7 +3091,9 @@
                       <a:off x="0" y="0"/>
                       <a:ext cx="5399730" cy="1689100"/>
                     </a:xfrm>
-                    <a:prstGeom prst="rect"/>
+                    <a:prstGeom prst="rect">
+                      <a:avLst/>
+                    </a:prstGeom>
                     <a:ln/>
                   </pic:spPr>
                 </pic:pic>
@@ -2797,71 +3102,166 @@
           </wp:inline>
         </w:drawing>
       </w:r>
-      <w:r>
-        <w:rPr>
-          <w:rtl w:val="0"/>
-        </w:rPr>
-      </w:r>
     </w:p>
     <w:p>
       <w:pPr>
         <w:spacing w:after="0" w:line="276" w:lineRule="auto"/>
         <w:rPr>
-          <w:rFonts w:ascii="Arial" w:cs="Arial" w:eastAsia="Arial" w:hAnsi="Arial"/>
-        </w:rPr>
-      </w:pPr>
-      <w:r>
-        <w:rPr>
-          <w:rFonts w:ascii="Arial" w:cs="Arial" w:eastAsia="Arial" w:hAnsi="Arial"/>
-          <w:rtl w:val="0"/>
-        </w:rPr>
-        <w:t xml:space="preserve">Acessei o “/etc/hosts” para alterar o ip da url “overpass.thm/downloads/src/</w:t>
-      </w:r>
-      <w:hyperlink r:id="rId19">
+          <w:rFonts w:ascii="Arial" w:eastAsia="Arial" w:hAnsi="Arial" w:cs="Arial"/>
+        </w:rPr>
+      </w:pPr>
+      <w:r>
+        <w:rPr>
+          <w:rFonts w:ascii="Arial" w:eastAsia="Arial" w:hAnsi="Arial" w:cs="Arial"/>
+        </w:rPr>
+        <w:t>Acessei o “/</w:t>
+      </w:r>
+      <w:proofErr w:type="spellStart"/>
+      <w:r>
+        <w:rPr>
+          <w:rFonts w:ascii="Arial" w:eastAsia="Arial" w:hAnsi="Arial" w:cs="Arial"/>
+        </w:rPr>
+        <w:t>etc</w:t>
+      </w:r>
+      <w:proofErr w:type="spellEnd"/>
+      <w:r>
+        <w:rPr>
+          <w:rFonts w:ascii="Arial" w:eastAsia="Arial" w:hAnsi="Arial" w:cs="Arial"/>
+        </w:rPr>
+        <w:t xml:space="preserve">/hosts” para alterar o </w:t>
+      </w:r>
+      <w:proofErr w:type="spellStart"/>
+      <w:r>
+        <w:rPr>
+          <w:rFonts w:ascii="Arial" w:eastAsia="Arial" w:hAnsi="Arial" w:cs="Arial"/>
+        </w:rPr>
+        <w:t>ip</w:t>
+      </w:r>
+      <w:proofErr w:type="spellEnd"/>
+      <w:r>
+        <w:rPr>
+          <w:rFonts w:ascii="Arial" w:eastAsia="Arial" w:hAnsi="Arial" w:cs="Arial"/>
+        </w:rPr>
+        <w:t xml:space="preserve"> da </w:t>
+      </w:r>
+      <w:proofErr w:type="spellStart"/>
+      <w:r>
+        <w:rPr>
+          <w:rFonts w:ascii="Arial" w:eastAsia="Arial" w:hAnsi="Arial" w:cs="Arial"/>
+        </w:rPr>
+        <w:t>url</w:t>
+      </w:r>
+      <w:proofErr w:type="spellEnd"/>
+      <w:r>
+        <w:rPr>
+          <w:rFonts w:ascii="Arial" w:eastAsia="Arial" w:hAnsi="Arial" w:cs="Arial"/>
+        </w:rPr>
+        <w:t xml:space="preserve"> “</w:t>
+      </w:r>
+      <w:proofErr w:type="spellStart"/>
+      <w:r>
+        <w:rPr>
+          <w:rFonts w:ascii="Arial" w:eastAsia="Arial" w:hAnsi="Arial" w:cs="Arial"/>
+        </w:rPr>
+        <w:t>overpass.thm</w:t>
+      </w:r>
+      <w:proofErr w:type="spellEnd"/>
+      <w:r>
+        <w:rPr>
+          <w:rFonts w:ascii="Arial" w:eastAsia="Arial" w:hAnsi="Arial" w:cs="Arial"/>
+        </w:rPr>
+        <w:t>/downloads/</w:t>
+      </w:r>
+      <w:proofErr w:type="spellStart"/>
+      <w:r>
+        <w:rPr>
+          <w:rFonts w:ascii="Arial" w:eastAsia="Arial" w:hAnsi="Arial" w:cs="Arial"/>
+        </w:rPr>
+        <w:t>src</w:t>
+      </w:r>
+      <w:proofErr w:type="spellEnd"/>
+      <w:r>
+        <w:rPr>
+          <w:rFonts w:ascii="Arial" w:eastAsia="Arial" w:hAnsi="Arial" w:cs="Arial"/>
+        </w:rPr>
+        <w:t>/</w:t>
+      </w:r>
+      <w:hyperlink r:id="rId20">
         <w:r>
           <w:rPr>
-            <w:rFonts w:ascii="Arial" w:cs="Arial" w:eastAsia="Arial" w:hAnsi="Arial"/>
-            <w:color w:val="1155cc"/>
+            <w:rFonts w:ascii="Arial" w:eastAsia="Arial" w:hAnsi="Arial" w:cs="Arial"/>
+            <w:color w:val="1155CC"/>
             <w:u w:val="single"/>
-            <w:rtl w:val="0"/>
           </w:rPr>
-          <w:t xml:space="preserve">buildscript.sh</w:t>
+          <w:t>buildscript.sh</w:t>
         </w:r>
       </w:hyperlink>
       <w:r>
         <w:rPr>
-          <w:rFonts w:ascii="Arial" w:cs="Arial" w:eastAsia="Arial" w:hAnsi="Arial"/>
-          <w:rtl w:val="0"/>
-        </w:rPr>
-        <w:t xml:space="preserve">”, para o ip da minha maquina.</w:t>
+          <w:rFonts w:ascii="Arial" w:eastAsia="Arial" w:hAnsi="Arial" w:cs="Arial"/>
+        </w:rPr>
+        <w:t xml:space="preserve">”, para o </w:t>
+      </w:r>
+      <w:proofErr w:type="spellStart"/>
+      <w:r>
+        <w:rPr>
+          <w:rFonts w:ascii="Arial" w:eastAsia="Arial" w:hAnsi="Arial" w:cs="Arial"/>
+        </w:rPr>
+        <w:t>ip</w:t>
+      </w:r>
+      <w:proofErr w:type="spellEnd"/>
+      <w:r>
+        <w:rPr>
+          <w:rFonts w:ascii="Arial" w:eastAsia="Arial" w:hAnsi="Arial" w:cs="Arial"/>
+        </w:rPr>
+        <w:t xml:space="preserve"> da minha </w:t>
+      </w:r>
+      <w:proofErr w:type="spellStart"/>
+      <w:proofErr w:type="gramStart"/>
+      <w:r>
+        <w:rPr>
+          <w:rFonts w:ascii="Arial" w:eastAsia="Arial" w:hAnsi="Arial" w:cs="Arial"/>
+        </w:rPr>
+        <w:t>maquina</w:t>
+      </w:r>
+      <w:proofErr w:type="spellEnd"/>
+      <w:proofErr w:type="gramEnd"/>
+      <w:r>
+        <w:rPr>
+          <w:rFonts w:ascii="Arial" w:eastAsia="Arial" w:hAnsi="Arial" w:cs="Arial"/>
+        </w:rPr>
+        <w:t>.</w:t>
       </w:r>
     </w:p>
     <w:p>
       <w:pPr>
         <w:spacing w:after="0" w:line="276" w:lineRule="auto"/>
         <w:rPr>
-          <w:rFonts w:ascii="Arial" w:cs="Arial" w:eastAsia="Arial" w:hAnsi="Arial"/>
-        </w:rPr>
-      </w:pPr>
-      <w:r>
-        <w:rPr>
-          <w:rFonts w:ascii="Arial" w:cs="Arial" w:eastAsia="Arial" w:hAnsi="Arial"/>
-        </w:rPr>
+          <w:rFonts w:ascii="Arial" w:eastAsia="Arial" w:hAnsi="Arial" w:cs="Arial"/>
+        </w:rPr>
+      </w:pPr>
+      <w:r>
+        <w:rPr>
+          <w:rFonts w:ascii="Arial" w:eastAsia="Arial" w:hAnsi="Arial" w:cs="Arial"/>
+          <w:noProof/>
+        </w:rPr>
+        <w:lastRenderedPageBreak/>
         <w:drawing>
-          <wp:inline distB="114300" distT="114300" distL="114300" distR="114300">
+          <wp:inline distT="114300" distB="114300" distL="114300" distR="114300" wp14:anchorId="0B5E595C" wp14:editId="3D96E800">
             <wp:extent cx="5000625" cy="1685925"/>
-            <wp:effectExtent b="0" l="0" r="0" t="0"/>
+            <wp:effectExtent l="0" t="0" r="0" b="0"/>
             <wp:docPr id="1030422485" name="image16.png"/>
-            <a:graphic>
+            <wp:cNvGraphicFramePr/>
+            <a:graphic xmlns:a="http://schemas.openxmlformats.org/drawingml/2006/main">
               <a:graphicData uri="http://schemas.openxmlformats.org/drawingml/2006/picture">
-                <pic:pic>
+                <pic:pic xmlns:pic="http://schemas.openxmlformats.org/drawingml/2006/picture">
                   <pic:nvPicPr>
                     <pic:cNvPr id="0" name="image16.png"/>
                     <pic:cNvPicPr preferRelativeResize="0"/>
                   </pic:nvPicPr>
                   <pic:blipFill>
-                    <a:blip r:embed="rId20"/>
-                    <a:srcRect b="0" l="0" r="0" t="0"/>
+                    <a:blip r:embed="rId21"/>
+                    <a:srcRect/>
                     <a:stretch>
                       <a:fillRect/>
                     </a:stretch>
@@ -2871,7 +3271,9 @@
                       <a:off x="0" y="0"/>
                       <a:ext cx="5000625" cy="1685925"/>
                     </a:xfrm>
-                    <a:prstGeom prst="rect"/>
+                    <a:prstGeom prst="rect">
+                      <a:avLst/>
+                    </a:prstGeom>
                     <a:ln/>
                   </pic:spPr>
                 </pic:pic>
@@ -2880,38 +3282,35 @@
           </wp:inline>
         </w:drawing>
       </w:r>
-      <w:r>
-        <w:rPr>
-          <w:rtl w:val="0"/>
-        </w:rPr>
-      </w:r>
     </w:p>
     <w:p>
       <w:pPr>
         <w:spacing w:after="0" w:line="276" w:lineRule="auto"/>
         <w:rPr>
-          <w:rFonts w:ascii="Arial" w:cs="Arial" w:eastAsia="Arial" w:hAnsi="Arial"/>
-        </w:rPr>
-      </w:pPr>
-      <w:r>
-        <w:rPr>
-          <w:rFonts w:ascii="Arial" w:cs="Arial" w:eastAsia="Arial" w:hAnsi="Arial"/>
+          <w:rFonts w:ascii="Arial" w:eastAsia="Arial" w:hAnsi="Arial" w:cs="Arial"/>
+        </w:rPr>
+      </w:pPr>
+      <w:r>
+        <w:rPr>
+          <w:rFonts w:ascii="Arial" w:eastAsia="Arial" w:hAnsi="Arial" w:cs="Arial"/>
+          <w:noProof/>
         </w:rPr>
         <w:drawing>
-          <wp:inline distB="114300" distT="114300" distL="114300" distR="114300">
+          <wp:inline distT="114300" distB="114300" distL="114300" distR="114300" wp14:anchorId="614F3013" wp14:editId="35F42E35">
             <wp:extent cx="4076700" cy="619125"/>
-            <wp:effectExtent b="0" l="0" r="0" t="0"/>
+            <wp:effectExtent l="0" t="0" r="0" b="0"/>
             <wp:docPr id="1030422487" name="image15.png"/>
-            <a:graphic>
+            <wp:cNvGraphicFramePr/>
+            <a:graphic xmlns:a="http://schemas.openxmlformats.org/drawingml/2006/main">
               <a:graphicData uri="http://schemas.openxmlformats.org/drawingml/2006/picture">
-                <pic:pic>
+                <pic:pic xmlns:pic="http://schemas.openxmlformats.org/drawingml/2006/picture">
                   <pic:nvPicPr>
                     <pic:cNvPr id="0" name="image15.png"/>
                     <pic:cNvPicPr preferRelativeResize="0"/>
                   </pic:nvPicPr>
                   <pic:blipFill>
-                    <a:blip r:embed="rId21"/>
-                    <a:srcRect b="0" l="0" r="0" t="0"/>
+                    <a:blip r:embed="rId22"/>
+                    <a:srcRect/>
                     <a:stretch>
                       <a:fillRect/>
                     </a:stretch>
@@ -2921,7 +3320,9 @@
                       <a:off x="0" y="0"/>
                       <a:ext cx="4076700" cy="619125"/>
                     </a:xfrm>
-                    <a:prstGeom prst="rect"/>
+                    <a:prstGeom prst="rect">
+                      <a:avLst/>
+                    </a:prstGeom>
                     <a:ln/>
                   </pic:spPr>
                 </pic:pic>
@@ -2930,71 +3331,107 @@
           </wp:inline>
         </w:drawing>
       </w:r>
-      <w:r>
-        <w:rPr>
-          <w:rtl w:val="0"/>
-        </w:rPr>
-      </w:r>
     </w:p>
     <w:p>
       <w:pPr>
         <w:spacing w:after="0" w:line="276" w:lineRule="auto"/>
         <w:rPr>
-          <w:rFonts w:ascii="Arial" w:cs="Arial" w:eastAsia="Arial" w:hAnsi="Arial"/>
-        </w:rPr>
-      </w:pPr>
-      <w:r>
-        <w:rPr>
-          <w:rFonts w:ascii="Arial" w:cs="Arial" w:eastAsia="Arial" w:hAnsi="Arial"/>
-          <w:rtl w:val="0"/>
-        </w:rPr>
-        <w:t xml:space="preserve">Criei na minha máquina um script em python no diretório “/downloads/src/</w:t>
-      </w:r>
-      <w:hyperlink r:id="rId22">
+          <w:rFonts w:ascii="Arial" w:eastAsia="Arial" w:hAnsi="Arial" w:cs="Arial"/>
+        </w:rPr>
+      </w:pPr>
+      <w:r>
+        <w:rPr>
+          <w:rFonts w:ascii="Arial" w:eastAsia="Arial" w:hAnsi="Arial" w:cs="Arial"/>
+        </w:rPr>
+        <w:t xml:space="preserve">Criei na minha máquina um script em </w:t>
+      </w:r>
+      <w:proofErr w:type="spellStart"/>
+      <w:r>
+        <w:rPr>
+          <w:rFonts w:ascii="Arial" w:eastAsia="Arial" w:hAnsi="Arial" w:cs="Arial"/>
+        </w:rPr>
+        <w:t>python</w:t>
+      </w:r>
+      <w:proofErr w:type="spellEnd"/>
+      <w:r>
+        <w:rPr>
+          <w:rFonts w:ascii="Arial" w:eastAsia="Arial" w:hAnsi="Arial" w:cs="Arial"/>
+        </w:rPr>
+        <w:t xml:space="preserve"> no diretório “/downloads/</w:t>
+      </w:r>
+      <w:proofErr w:type="spellStart"/>
+      <w:r>
+        <w:rPr>
+          <w:rFonts w:ascii="Arial" w:eastAsia="Arial" w:hAnsi="Arial" w:cs="Arial"/>
+        </w:rPr>
+        <w:t>src</w:t>
+      </w:r>
+      <w:proofErr w:type="spellEnd"/>
+      <w:r>
+        <w:rPr>
+          <w:rFonts w:ascii="Arial" w:eastAsia="Arial" w:hAnsi="Arial" w:cs="Arial"/>
+        </w:rPr>
+        <w:t>/</w:t>
+      </w:r>
+      <w:hyperlink r:id="rId23">
         <w:r>
           <w:rPr>
-            <w:rFonts w:ascii="Arial" w:cs="Arial" w:eastAsia="Arial" w:hAnsi="Arial"/>
-            <w:color w:val="1155cc"/>
+            <w:rFonts w:ascii="Arial" w:eastAsia="Arial" w:hAnsi="Arial" w:cs="Arial"/>
+            <w:color w:val="1155CC"/>
             <w:u w:val="single"/>
-            <w:rtl w:val="0"/>
           </w:rPr>
-          <w:t xml:space="preserve">buildscript.sh</w:t>
+          <w:t>buildscript.sh</w:t>
         </w:r>
       </w:hyperlink>
       <w:r>
         <w:rPr>
-          <w:rFonts w:ascii="Arial" w:cs="Arial" w:eastAsia="Arial" w:hAnsi="Arial"/>
-          <w:rtl w:val="0"/>
-        </w:rPr>
-        <w:t xml:space="preserve">” e iniciei um servidor em python.</w:t>
+          <w:rFonts w:ascii="Arial" w:eastAsia="Arial" w:hAnsi="Arial" w:cs="Arial"/>
+        </w:rPr>
+        <w:t xml:space="preserve">” e iniciei um servidor em </w:t>
+      </w:r>
+      <w:proofErr w:type="spellStart"/>
+      <w:r>
+        <w:rPr>
+          <w:rFonts w:ascii="Arial" w:eastAsia="Arial" w:hAnsi="Arial" w:cs="Arial"/>
+        </w:rPr>
+        <w:t>python</w:t>
+      </w:r>
+      <w:proofErr w:type="spellEnd"/>
+      <w:r>
+        <w:rPr>
+          <w:rFonts w:ascii="Arial" w:eastAsia="Arial" w:hAnsi="Arial" w:cs="Arial"/>
+        </w:rPr>
+        <w:t>.</w:t>
       </w:r>
     </w:p>
     <w:p>
       <w:pPr>
         <w:spacing w:after="0" w:line="276" w:lineRule="auto"/>
         <w:rPr>
-          <w:rFonts w:ascii="Arial" w:cs="Arial" w:eastAsia="Arial" w:hAnsi="Arial"/>
-        </w:rPr>
-      </w:pPr>
-      <w:r>
-        <w:rPr>
-          <w:rFonts w:ascii="Arial" w:cs="Arial" w:eastAsia="Arial" w:hAnsi="Arial"/>
+          <w:rFonts w:ascii="Arial" w:eastAsia="Arial" w:hAnsi="Arial" w:cs="Arial"/>
+        </w:rPr>
+      </w:pPr>
+      <w:r>
+        <w:rPr>
+          <w:rFonts w:ascii="Arial" w:eastAsia="Arial" w:hAnsi="Arial" w:cs="Arial"/>
+          <w:noProof/>
         </w:rPr>
         <w:drawing>
-          <wp:inline distB="114300" distT="114300" distL="114300" distR="114300">
+          <wp:inline distT="114300" distB="114300" distL="114300" distR="114300" wp14:anchorId="739D70E8" wp14:editId="7A016352">
             <wp:extent cx="5399730" cy="520700"/>
-            <wp:effectExtent b="0" l="0" r="0" t="0"/>
+            <wp:effectExtent l="0" t="0" r="0" b="0"/>
             <wp:docPr id="1030422474" name="image1.png"/>
-            <a:graphic>
+            <wp:cNvGraphicFramePr/>
+            <a:graphic xmlns:a="http://schemas.openxmlformats.org/drawingml/2006/main">
               <a:graphicData uri="http://schemas.openxmlformats.org/drawingml/2006/picture">
-                <pic:pic>
+                <pic:pic xmlns:pic="http://schemas.openxmlformats.org/drawingml/2006/picture">
                   <pic:nvPicPr>
                     <pic:cNvPr id="0" name="image1.png"/>
                     <pic:cNvPicPr preferRelativeResize="0"/>
                   </pic:nvPicPr>
                   <pic:blipFill>
-                    <a:blip r:embed="rId23"/>
-                    <a:srcRect b="0" l="0" r="0" t="0"/>
+                    <a:blip r:embed="rId24"/>
+                    <a:srcRect/>
                     <a:stretch>
                       <a:fillRect/>
                     </a:stretch>
@@ -3004,7 +3441,9 @@
                       <a:off x="0" y="0"/>
                       <a:ext cx="5399730" cy="520700"/>
                     </a:xfrm>
-                    <a:prstGeom prst="rect"/>
+                    <a:prstGeom prst="rect">
+                      <a:avLst/>
+                    </a:prstGeom>
                     <a:ln/>
                   </pic:spPr>
                 </pic:pic>
@@ -3013,71 +3452,65 @@
           </wp:inline>
         </w:drawing>
       </w:r>
-      <w:r>
-        <w:rPr>
-          <w:rtl w:val="0"/>
-        </w:rPr>
-      </w:r>
     </w:p>
     <w:p>
       <w:pPr>
         <w:spacing w:after="0" w:line="276" w:lineRule="auto"/>
         <w:rPr>
-          <w:rFonts w:ascii="Arial" w:cs="Arial" w:eastAsia="Arial" w:hAnsi="Arial"/>
-        </w:rPr>
-      </w:pPr>
-      <w:r>
-        <w:rPr>
-          <w:rFonts w:ascii="Arial" w:cs="Arial" w:eastAsia="Arial" w:hAnsi="Arial"/>
-          <w:rtl w:val="0"/>
-        </w:rPr>
-        <w:t xml:space="preserve">Esperei para o servidor rodar novamente o arquivo “</w:t>
-      </w:r>
-      <w:hyperlink r:id="rId24">
+          <w:rFonts w:ascii="Arial" w:eastAsia="Arial" w:hAnsi="Arial" w:cs="Arial"/>
+        </w:rPr>
+      </w:pPr>
+      <w:r>
+        <w:rPr>
+          <w:rFonts w:ascii="Arial" w:eastAsia="Arial" w:hAnsi="Arial" w:cs="Arial"/>
+        </w:rPr>
+        <w:t>Esperei para o servidor rodar novamente o arquivo “</w:t>
+      </w:r>
+      <w:hyperlink r:id="rId25">
         <w:r>
           <w:rPr>
-            <w:rFonts w:ascii="Arial" w:cs="Arial" w:eastAsia="Arial" w:hAnsi="Arial"/>
-            <w:color w:val="1155cc"/>
+            <w:rFonts w:ascii="Arial" w:eastAsia="Arial" w:hAnsi="Arial" w:cs="Arial"/>
+            <w:color w:val="1155CC"/>
             <w:u w:val="single"/>
-            <w:rtl w:val="0"/>
           </w:rPr>
-          <w:t xml:space="preserve">buildscript.sh</w:t>
+          <w:t>buildscript.sh</w:t>
         </w:r>
       </w:hyperlink>
       <w:r>
         <w:rPr>
-          <w:rFonts w:ascii="Arial" w:cs="Arial" w:eastAsia="Arial" w:hAnsi="Arial"/>
-          <w:rtl w:val="0"/>
-        </w:rPr>
-        <w:t xml:space="preserve">” e obtive acesso de root.</w:t>
+          <w:rFonts w:ascii="Arial" w:eastAsia="Arial" w:hAnsi="Arial" w:cs="Arial"/>
+        </w:rPr>
+        <w:t>” e obtive acesso de root.</w:t>
       </w:r>
     </w:p>
     <w:p>
       <w:pPr>
         <w:spacing w:after="0" w:line="276" w:lineRule="auto"/>
         <w:rPr>
-          <w:rFonts w:ascii="Arial" w:cs="Arial" w:eastAsia="Arial" w:hAnsi="Arial"/>
-        </w:rPr>
-      </w:pPr>
-      <w:r>
-        <w:rPr>
-          <w:rFonts w:ascii="Arial" w:cs="Arial" w:eastAsia="Arial" w:hAnsi="Arial"/>
+          <w:rFonts w:ascii="Arial" w:eastAsia="Arial" w:hAnsi="Arial" w:cs="Arial"/>
+        </w:rPr>
+      </w:pPr>
+      <w:r>
+        <w:rPr>
+          <w:rFonts w:ascii="Arial" w:eastAsia="Arial" w:hAnsi="Arial" w:cs="Arial"/>
+          <w:noProof/>
         </w:rPr>
         <w:drawing>
-          <wp:inline distB="114300" distT="114300" distL="114300" distR="114300">
+          <wp:inline distT="114300" distB="114300" distL="114300" distR="114300" wp14:anchorId="224C487D" wp14:editId="63859516">
             <wp:extent cx="5399730" cy="749300"/>
-            <wp:effectExtent b="0" l="0" r="0" t="0"/>
+            <wp:effectExtent l="0" t="0" r="0" b="0"/>
             <wp:docPr id="1030422488" name="image13.png"/>
-            <a:graphic>
+            <wp:cNvGraphicFramePr/>
+            <a:graphic xmlns:a="http://schemas.openxmlformats.org/drawingml/2006/main">
               <a:graphicData uri="http://schemas.openxmlformats.org/drawingml/2006/picture">
-                <pic:pic>
+                <pic:pic xmlns:pic="http://schemas.openxmlformats.org/drawingml/2006/picture">
                   <pic:nvPicPr>
                     <pic:cNvPr id="0" name="image13.png"/>
                     <pic:cNvPicPr preferRelativeResize="0"/>
                   </pic:nvPicPr>
                   <pic:blipFill>
-                    <a:blip r:embed="rId25"/>
-                    <a:srcRect b="0" l="0" r="0" t="0"/>
+                    <a:blip r:embed="rId26"/>
+                    <a:srcRect/>
                     <a:stretch>
                       <a:fillRect/>
                     </a:stretch>
@@ -3087,7 +3520,9 @@
                       <a:off x="0" y="0"/>
                       <a:ext cx="5399730" cy="749300"/>
                     </a:xfrm>
-                    <a:prstGeom prst="rect"/>
+                    <a:prstGeom prst="rect">
+                      <a:avLst/>
+                    </a:prstGeom>
                     <a:ln/>
                   </pic:spPr>
                 </pic:pic>
@@ -3096,53 +3531,50 @@
           </wp:inline>
         </w:drawing>
       </w:r>
-      <w:r>
-        <w:rPr>
-          <w:rtl w:val="0"/>
-        </w:rPr>
-      </w:r>
     </w:p>
     <w:p>
       <w:pPr>
         <w:spacing w:after="0" w:line="276" w:lineRule="auto"/>
         <w:rPr>
-          <w:rFonts w:ascii="Arial" w:cs="Arial" w:eastAsia="Arial" w:hAnsi="Arial"/>
-        </w:rPr>
-      </w:pPr>
-      <w:r>
-        <w:rPr>
-          <w:rFonts w:ascii="Arial" w:cs="Arial" w:eastAsia="Arial" w:hAnsi="Arial"/>
-          <w:rtl w:val="0"/>
-        </w:rPr>
-        <w:t xml:space="preserve">Navegando pelos diretórios encontrei o “root.txt”</w:t>
+          <w:rFonts w:ascii="Arial" w:eastAsia="Arial" w:hAnsi="Arial" w:cs="Arial"/>
+        </w:rPr>
+      </w:pPr>
+      <w:r>
+        <w:rPr>
+          <w:rFonts w:ascii="Arial" w:eastAsia="Arial" w:hAnsi="Arial" w:cs="Arial"/>
+        </w:rPr>
+        <w:t>Navegando pelos diretórios encontrei o “root.txt”</w:t>
       </w:r>
     </w:p>
     <w:p>
       <w:pPr>
         <w:spacing w:after="0" w:line="276" w:lineRule="auto"/>
         <w:rPr>
-          <w:rFonts w:ascii="Arial" w:cs="Arial" w:eastAsia="Arial" w:hAnsi="Arial"/>
-        </w:rPr>
-      </w:pPr>
-      <w:r>
-        <w:rPr>
-          <w:rFonts w:ascii="Arial" w:cs="Arial" w:eastAsia="Arial" w:hAnsi="Arial"/>
+          <w:rFonts w:ascii="Arial" w:eastAsia="Arial" w:hAnsi="Arial" w:cs="Arial"/>
+        </w:rPr>
+      </w:pPr>
+      <w:r>
+        <w:rPr>
+          <w:rFonts w:ascii="Arial" w:eastAsia="Arial" w:hAnsi="Arial" w:cs="Arial"/>
+          <w:noProof/>
         </w:rPr>
         <w:drawing>
-          <wp:inline distB="114300" distT="114300" distL="114300" distR="114300">
-            <wp:extent cx="4200525" cy="1704975"/>
-            <wp:effectExtent b="0" l="0" r="0" t="0"/>
-            <wp:docPr id="1030422490" name="image14.png"/>
-            <a:graphic>
+          <wp:inline distT="0" distB="0" distL="0" distR="0" wp14:anchorId="063F979D" wp14:editId="50A827B8">
+            <wp:extent cx="4163006" cy="1676634"/>
+            <wp:effectExtent l="0" t="0" r="9525" b="0"/>
+            <wp:docPr id="1175404937" name="Imagem 1"/>
+            <wp:cNvGraphicFramePr>
+              <a:graphicFrameLocks xmlns:a="http://schemas.openxmlformats.org/drawingml/2006/main" noChangeAspect="1"/>
+            </wp:cNvGraphicFramePr>
+            <a:graphic xmlns:a="http://schemas.openxmlformats.org/drawingml/2006/main">
               <a:graphicData uri="http://schemas.openxmlformats.org/drawingml/2006/picture">
-                <pic:pic>
+                <pic:pic xmlns:pic="http://schemas.openxmlformats.org/drawingml/2006/picture">
                   <pic:nvPicPr>
-                    <pic:cNvPr id="0" name="image14.png"/>
-                    <pic:cNvPicPr preferRelativeResize="0"/>
+                    <pic:cNvPr id="1175404937" name=""/>
+                    <pic:cNvPicPr/>
                   </pic:nvPicPr>
                   <pic:blipFill>
-                    <a:blip r:embed="rId26"/>
-                    <a:srcRect b="0" l="0" r="0" t="0"/>
+                    <a:blip r:embed="rId27"/>
                     <a:stretch>
                       <a:fillRect/>
                     </a:stretch>
@@ -3150,10 +3582,11 @@
                   <pic:spPr>
                     <a:xfrm>
                       <a:off x="0" y="0"/>
-                      <a:ext cx="4200525" cy="1704975"/>
+                      <a:ext cx="4163006" cy="1676634"/>
                     </a:xfrm>
-                    <a:prstGeom prst="rect"/>
-                    <a:ln/>
+                    <a:prstGeom prst="rect">
+                      <a:avLst/>
+                    </a:prstGeom>
                   </pic:spPr>
                 </pic:pic>
               </a:graphicData>
@@ -3161,152 +3594,255 @@
           </wp:inline>
         </w:drawing>
       </w:r>
-      <w:r>
-        <w:rPr>
-          <w:rtl w:val="0"/>
-        </w:rPr>
-      </w:r>
     </w:p>
     <w:p>
       <w:pPr>
         <w:pBdr>
-          <w:top w:space="0" w:sz="0" w:val="nil"/>
-          <w:left w:space="0" w:sz="0" w:val="nil"/>
-          <w:bottom w:space="0" w:sz="0" w:val="nil"/>
-          <w:right w:space="0" w:sz="0" w:val="nil"/>
-          <w:between w:space="0" w:sz="0" w:val="nil"/>
+          <w:top w:val="nil"/>
+          <w:left w:val="nil"/>
+          <w:bottom w:val="nil"/>
+          <w:right w:val="nil"/>
+          <w:between w:val="nil"/>
         </w:pBdr>
         <w:spacing w:after="0" w:line="360" w:lineRule="auto"/>
         <w:rPr>
-          <w:rFonts w:ascii="Arial" w:cs="Arial" w:eastAsia="Arial" w:hAnsi="Arial"/>
-          <w:b w:val="1"/>
-          <w:smallCaps w:val="1"/>
+          <w:rFonts w:ascii="Arial" w:eastAsia="Arial" w:hAnsi="Arial" w:cs="Arial"/>
+          <w:b/>
+          <w:smallCaps/>
           <w:color w:val="000000"/>
           <w:sz w:val="32"/>
           <w:szCs w:val="32"/>
         </w:rPr>
       </w:pPr>
-      <w:bookmarkStart w:colFirst="0" w:colLast="0" w:name="_heading=h.1t3h5sf" w:id="4"/>
+      <w:bookmarkStart w:id="4" w:name="_heading=h.1t3h5sf" w:colFirst="0" w:colLast="0"/>
       <w:bookmarkEnd w:id="4"/>
       <w:r>
         <w:rPr>
-          <w:rFonts w:ascii="Arial" w:cs="Arial" w:eastAsia="Arial" w:hAnsi="Arial"/>
-          <w:b w:val="1"/>
-          <w:smallCaps w:val="1"/>
+          <w:rFonts w:ascii="Arial" w:eastAsia="Arial" w:hAnsi="Arial" w:cs="Arial"/>
+          <w:b/>
+          <w:smallCaps/>
           <w:color w:val="000000"/>
           <w:sz w:val="32"/>
           <w:szCs w:val="32"/>
-          <w:rtl w:val="0"/>
-        </w:rPr>
-        <w:t xml:space="preserve">Conclusão</w:t>
-      </w:r>
-    </w:p>
-    <w:p>
-      <w:pPr>
-        <w:rPr>
-          <w:rFonts w:ascii="Arial" w:cs="Arial" w:eastAsia="Arial" w:hAnsi="Arial"/>
-          <w:sz w:val="24"/>
-          <w:szCs w:val="24"/>
-        </w:rPr>
-      </w:pPr>
-      <w:r>
-        <w:rPr>
-          <w:rFonts w:ascii="Arial" w:cs="Arial" w:eastAsia="Arial" w:hAnsi="Arial"/>
-          <w:sz w:val="24"/>
-          <w:szCs w:val="24"/>
-          <w:rtl w:val="0"/>
-        </w:rPr>
-        <w:t xml:space="preserve">Nesse CTF consegui treinar brute force, hashcrack e aprender mais sobre exploits que utilizam script do crontab.</w:t>
-      </w:r>
-    </w:p>
-    <w:p>
-      <w:pPr>
-        <w:rPr/>
-      </w:pPr>
-      <w:r>
-        <w:rPr>
-          <w:rtl w:val="0"/>
-        </w:rPr>
-      </w:r>
-    </w:p>
+        </w:rPr>
+        <w:t>Conclusão</w:t>
+      </w:r>
+    </w:p>
+    <w:p>
+      <w:pPr>
+        <w:rPr>
+          <w:rFonts w:ascii="Arial" w:eastAsia="Arial" w:hAnsi="Arial" w:cs="Arial"/>
+          <w:sz w:val="24"/>
+          <w:szCs w:val="24"/>
+        </w:rPr>
+      </w:pPr>
+      <w:r>
+        <w:rPr>
+          <w:rFonts w:ascii="Arial" w:eastAsia="Arial" w:hAnsi="Arial" w:cs="Arial"/>
+          <w:sz w:val="24"/>
+          <w:szCs w:val="24"/>
+        </w:rPr>
+        <w:t xml:space="preserve">Nesse CTF consegui treinar </w:t>
+      </w:r>
+      <w:proofErr w:type="spellStart"/>
+      <w:r>
+        <w:rPr>
+          <w:rFonts w:ascii="Arial" w:eastAsia="Arial" w:hAnsi="Arial" w:cs="Arial"/>
+          <w:sz w:val="24"/>
+          <w:szCs w:val="24"/>
+        </w:rPr>
+        <w:t>brute</w:t>
+      </w:r>
+      <w:proofErr w:type="spellEnd"/>
+      <w:r>
+        <w:rPr>
+          <w:rFonts w:ascii="Arial" w:eastAsia="Arial" w:hAnsi="Arial" w:cs="Arial"/>
+          <w:sz w:val="24"/>
+          <w:szCs w:val="24"/>
+        </w:rPr>
+        <w:t xml:space="preserve"> force, </w:t>
+      </w:r>
+      <w:proofErr w:type="spellStart"/>
+      <w:r>
+        <w:rPr>
+          <w:rFonts w:ascii="Arial" w:eastAsia="Arial" w:hAnsi="Arial" w:cs="Arial"/>
+          <w:sz w:val="24"/>
+          <w:szCs w:val="24"/>
+        </w:rPr>
+        <w:t>hashcrack</w:t>
+      </w:r>
+      <w:proofErr w:type="spellEnd"/>
+      <w:r>
+        <w:rPr>
+          <w:rFonts w:ascii="Arial" w:eastAsia="Arial" w:hAnsi="Arial" w:cs="Arial"/>
+          <w:sz w:val="24"/>
+          <w:szCs w:val="24"/>
+        </w:rPr>
+        <w:t xml:space="preserve"> e aprender mais sobre </w:t>
+      </w:r>
+      <w:proofErr w:type="spellStart"/>
+      <w:r>
+        <w:rPr>
+          <w:rFonts w:ascii="Arial" w:eastAsia="Arial" w:hAnsi="Arial" w:cs="Arial"/>
+          <w:sz w:val="24"/>
+          <w:szCs w:val="24"/>
+        </w:rPr>
+        <w:t>exploits</w:t>
+      </w:r>
+      <w:proofErr w:type="spellEnd"/>
+      <w:r>
+        <w:rPr>
+          <w:rFonts w:ascii="Arial" w:eastAsia="Arial" w:hAnsi="Arial" w:cs="Arial"/>
+          <w:sz w:val="24"/>
+          <w:szCs w:val="24"/>
+        </w:rPr>
+        <w:t xml:space="preserve"> que utilizam script do </w:t>
+      </w:r>
+      <w:proofErr w:type="spellStart"/>
+      <w:r>
+        <w:rPr>
+          <w:rFonts w:ascii="Arial" w:eastAsia="Arial" w:hAnsi="Arial" w:cs="Arial"/>
+          <w:sz w:val="24"/>
+          <w:szCs w:val="24"/>
+        </w:rPr>
+        <w:t>crontab</w:t>
+      </w:r>
+      <w:proofErr w:type="spellEnd"/>
+      <w:r>
+        <w:rPr>
+          <w:rFonts w:ascii="Arial" w:eastAsia="Arial" w:hAnsi="Arial" w:cs="Arial"/>
+          <w:sz w:val="24"/>
+          <w:szCs w:val="24"/>
+        </w:rPr>
+        <w:t>.</w:t>
+      </w:r>
+    </w:p>
+    <w:p/>
     <w:p>
       <w:pPr>
         <w:pBdr>
-          <w:top w:space="0" w:sz="0" w:val="nil"/>
-          <w:left w:space="0" w:sz="0" w:val="nil"/>
-          <w:bottom w:space="0" w:sz="0" w:val="nil"/>
-          <w:right w:space="0" w:sz="0" w:val="nil"/>
-          <w:between w:space="0" w:sz="0" w:val="nil"/>
+          <w:top w:val="nil"/>
+          <w:left w:val="nil"/>
+          <w:bottom w:val="nil"/>
+          <w:right w:val="nil"/>
+          <w:between w:val="nil"/>
         </w:pBdr>
         <w:spacing w:after="0" w:line="360" w:lineRule="auto"/>
         <w:rPr>
-          <w:rFonts w:ascii="Arial" w:cs="Arial" w:eastAsia="Arial" w:hAnsi="Arial"/>
-          <w:b w:val="1"/>
-          <w:smallCaps w:val="1"/>
+          <w:rFonts w:ascii="Arial" w:eastAsia="Arial" w:hAnsi="Arial" w:cs="Arial"/>
+          <w:b/>
+          <w:smallCaps/>
           <w:color w:val="000000"/>
           <w:sz w:val="32"/>
           <w:szCs w:val="32"/>
         </w:rPr>
       </w:pPr>
-      <w:bookmarkStart w:colFirst="0" w:colLast="0" w:name="_heading=h.4d34og8" w:id="5"/>
+      <w:bookmarkStart w:id="5" w:name="_heading=h.4d34og8" w:colFirst="0" w:colLast="0"/>
       <w:bookmarkEnd w:id="5"/>
       <w:r>
         <w:rPr>
-          <w:rFonts w:ascii="Arial" w:cs="Arial" w:eastAsia="Arial" w:hAnsi="Arial"/>
-          <w:b w:val="1"/>
-          <w:smallCaps w:val="1"/>
+          <w:rFonts w:ascii="Arial" w:eastAsia="Arial" w:hAnsi="Arial" w:cs="Arial"/>
+          <w:b/>
+          <w:smallCaps/>
           <w:color w:val="000000"/>
           <w:sz w:val="32"/>
           <w:szCs w:val="32"/>
-          <w:rtl w:val="0"/>
-        </w:rPr>
-        <w:t xml:space="preserve">Referências</w:t>
-      </w:r>
-    </w:p>
-    <w:p>
-      <w:pPr>
-        <w:rPr>
-          <w:rFonts w:ascii="Arial" w:cs="Arial" w:eastAsia="Arial" w:hAnsi="Arial"/>
-          <w:sz w:val="24"/>
-          <w:szCs w:val="24"/>
-        </w:rPr>
-      </w:pPr>
-      <w:r>
-        <w:rPr>
-          <w:rFonts w:ascii="Arial" w:cs="Arial" w:eastAsia="Arial" w:hAnsi="Arial"/>
-          <w:sz w:val="24"/>
-          <w:szCs w:val="24"/>
-          <w:rtl w:val="0"/>
-        </w:rPr>
-        <w:t xml:space="preserve">Reverse shell: https://www.revshells.com/</w:t>
+        </w:rPr>
+        <w:t>Referências</w:t>
+      </w:r>
+    </w:p>
+    <w:p>
+      <w:pPr>
+        <w:pStyle w:val="PargrafodaLista"/>
+        <w:numPr>
+          <w:ilvl w:val="0"/>
+          <w:numId w:val="1"/>
+        </w:numPr>
+        <w:rPr>
+          <w:rFonts w:ascii="Arial" w:eastAsia="Arial" w:hAnsi="Arial" w:cs="Arial"/>
+          <w:sz w:val="24"/>
+          <w:szCs w:val="24"/>
+        </w:rPr>
+      </w:pPr>
+      <w:r>
+        <w:rPr>
+          <w:rFonts w:ascii="Arial" w:eastAsia="Arial" w:hAnsi="Arial" w:cs="Arial"/>
+          <w:sz w:val="24"/>
+          <w:szCs w:val="24"/>
+        </w:rPr>
+        <w:t xml:space="preserve">Reverse </w:t>
+      </w:r>
+      <w:proofErr w:type="spellStart"/>
+      <w:r>
+        <w:rPr>
+          <w:rFonts w:ascii="Arial" w:eastAsia="Arial" w:hAnsi="Arial" w:cs="Arial"/>
+          <w:sz w:val="24"/>
+          <w:szCs w:val="24"/>
+        </w:rPr>
+        <w:t>shell</w:t>
+      </w:r>
+      <w:proofErr w:type="spellEnd"/>
+      <w:r>
+        <w:rPr>
+          <w:rFonts w:ascii="Arial" w:eastAsia="Arial" w:hAnsi="Arial" w:cs="Arial"/>
+          <w:sz w:val="24"/>
+          <w:szCs w:val="24"/>
+        </w:rPr>
+        <w:t>: https://www.revshells.com/</w:t>
       </w:r>
     </w:p>
     <w:sectPr>
-      <w:headerReference r:id="rId27" w:type="default"/>
-      <w:footerReference r:id="rId28" w:type="default"/>
-      <w:pgSz w:h="16838" w:w="11906" w:orient="portrait"/>
-      <w:pgMar w:bottom="1417" w:top="1417" w:left="1701" w:right="1701" w:header="708" w:footer="261"/>
+      <w:headerReference w:type="default" r:id="rId28"/>
+      <w:footerReference w:type="default" r:id="rId29"/>
+      <w:pgSz w:w="11906" w:h="16838"/>
+      <w:pgMar w:top="1417" w:right="1701" w:bottom="1417" w:left="1701" w:header="708" w:footer="261" w:gutter="0"/>
       <w:pgNumType w:start="1"/>
-      <w:titlePg w:val="1"/>
+      <w:cols w:space="720"/>
+      <w:titlePg/>
     </w:sectPr>
   </w:body>
 </w:document>
 </file>
 
+<file path=word/endnotes.xml><?xml version="1.0" encoding="utf-8"?>
+<w:endnotes xmlns:wpc="http://schemas.microsoft.com/office/word/2010/wordprocessingCanvas" xmlns:cx="http://schemas.microsoft.com/office/drawing/2014/chartex" xmlns:cx1="http://schemas.microsoft.com/office/drawing/2015/9/8/chartex" xmlns:cx2="http://schemas.microsoft.com/office/drawing/2015/10/21/chartex" xmlns:cx3="http://schemas.microsoft.com/office/drawing/2016/5/9/chartex" xmlns:cx4="http://schemas.microsoft.com/office/drawing/2016/5/10/chartex" xmlns:cx5="http://schemas.microsoft.com/office/drawing/2016/5/11/chartex" xmlns:cx6="http://schemas.microsoft.com/office/drawing/2016/5/12/chartex" xmlns:cx7="http://schemas.microsoft.com/office/drawing/2016/5/13/chartex" xmlns:cx8="http://schemas.microsoft.com/office/drawing/2016/5/14/chartex" xmlns:mc="http://schemas.openxmlformats.org/markup-compatibility/2006" xmlns:aink="http://schemas.microsoft.com/office/drawing/2016/ink" xmlns:am3d="http://schemas.microsoft.com/office/drawing/2017/model3d" xmlns:o="urn:schemas-microsoft-com:office:office" xmlns:oel="http://schemas.microsoft.com/office/2019/extlst" xmlns:r="http://schemas.openxmlformats.org/officeDocument/2006/relationships" xmlns:m="http://schemas.openxmlformats.org/officeDocument/2006/math" xmlns:v="urn:schemas-microsoft-com:vml" xmlns:wp14="http://schemas.microsoft.com/office/word/2010/wordprocessingDrawing" xmlns:wp="http://schemas.openxmlformats.org/drawingml/2006/wordprocessingDrawing" xmlns:w10="urn:schemas-microsoft-com:office:word" xmlns:w="http://schemas.openxmlformats.org/wordprocessingml/2006/main" xmlns:w14="http://schemas.microsoft.com/office/word/2010/wordml" xmlns:w15="http://schemas.microsoft.com/office/word/2012/wordml" xmlns:w16cex="http://schemas.microsoft.com/office/word/2018/wordml/cex" xmlns:w16cid="http://schemas.microsoft.com/office/word/2016/wordml/cid" xmlns:w16="http://schemas.microsoft.com/office/word/2018/wordml" xmlns:w16du="http://schemas.microsoft.com/office/word/2023/wordml/word16du" xmlns:w16sdtdh="http://schemas.microsoft.com/office/word/2020/wordml/sdtdatahash" xmlns:w16sdtfl="http://schemas.microsoft.com/office/word/2024/wordml/sdtformatlock" xmlns:w16se="http://schemas.microsoft.com/office/word/2015/wordml/symex" xmlns:wpg="http://schemas.microsoft.com/office/word/2010/wordprocessingGroup" xmlns:wpi="http://schemas.microsoft.com/office/word/2010/wordprocessingInk" xmlns:wne="http://schemas.microsoft.com/office/word/2006/wordml" xmlns:wps="http://schemas.microsoft.com/office/word/2010/wordprocessingShape" mc:Ignorable="w14 w15 w16se w16cid w16 w16cex w16sdtdh w16sdtfl w16du wp14">
+  <w:endnote w:type="separator" w:id="-1">
+    <w:p>
+      <w:pPr>
+        <w:spacing w:after="0" w:line="240" w:lineRule="auto"/>
+      </w:pPr>
+      <w:r>
+        <w:separator/>
+      </w:r>
+    </w:p>
+  </w:endnote>
+  <w:endnote w:type="continuationSeparator" w:id="0">
+    <w:p>
+      <w:pPr>
+        <w:spacing w:after="0" w:line="240" w:lineRule="auto"/>
+      </w:pPr>
+      <w:r>
+        <w:continuationSeparator/>
+      </w:r>
+    </w:p>
+  </w:endnote>
+</w:endnotes>
+</file>
+
 <file path=word/footer1.xml><?xml version="1.0" encoding="utf-8"?>
-<w:ftr xmlns:mc="http://schemas.openxmlformats.org/markup-compatibility/2006" xmlns:o="urn:schemas-microsoft-com:office:office" xmlns:r="http://schemas.openxmlformats.org/officeDocument/2006/relationships" xmlns:m="http://schemas.openxmlformats.org/officeDocument/2006/math" xmlns:v="urn:schemas-microsoft-com:vml" xmlns:wp="http://schemas.openxmlformats.org/drawingml/2006/wordprocessingDrawing" xmlns:w10="urn:schemas-microsoft-com:office:word" xmlns:w="http://schemas.openxmlformats.org/wordprocessingml/2006/main" xmlns:wne="http://schemas.microsoft.com/office/word/2006/wordml" xmlns:sl="http://schemas.openxmlformats.org/schemaLibrary/2006/main" xmlns:a="http://schemas.openxmlformats.org/drawingml/2006/main" xmlns:pic="http://schemas.openxmlformats.org/drawingml/2006/picture" xmlns:c="http://schemas.openxmlformats.org/drawingml/2006/chart" xmlns:lc="http://schemas.openxmlformats.org/drawingml/2006/lockedCanvas" xmlns:dgm="http://schemas.openxmlformats.org/drawingml/2006/diagram" xmlns:wps="http://schemas.microsoft.com/office/word/2010/wordprocessingShape" xmlns:wpg="http://schemas.microsoft.com/office/word/2010/wordprocessingGroup" xmlns:w14="http://schemas.microsoft.com/office/word/2010/wordml" xmlns:w15="http://schemas.microsoft.com/office/word/2012/wordml" xmlns:w16="http://schemas.microsoft.com/office/word/2018/wordml" xmlns:w16cex="http://schemas.microsoft.com/office/word/2018/wordml/cex" xmlns:w16cid="http://schemas.microsoft.com/office/word/2016/wordml/cid" xmlns="http://schemas.microsoft.com/office/tasks/2019/documenttasks" xmlns:cr="http://schemas.microsoft.com/office/comments/2020/reactions">
+<w:ftr xmlns:wpc="http://schemas.microsoft.com/office/word/2010/wordprocessingCanvas" xmlns:cx="http://schemas.microsoft.com/office/drawing/2014/chartex" xmlns:cx1="http://schemas.microsoft.com/office/drawing/2015/9/8/chartex" xmlns:cx2="http://schemas.microsoft.com/office/drawing/2015/10/21/chartex" xmlns:cx3="http://schemas.microsoft.com/office/drawing/2016/5/9/chartex" xmlns:cx4="http://schemas.microsoft.com/office/drawing/2016/5/10/chartex" xmlns:cx5="http://schemas.microsoft.com/office/drawing/2016/5/11/chartex" xmlns:cx6="http://schemas.microsoft.com/office/drawing/2016/5/12/chartex" xmlns:cx7="http://schemas.microsoft.com/office/drawing/2016/5/13/chartex" xmlns:cx8="http://schemas.microsoft.com/office/drawing/2016/5/14/chartex" xmlns:mc="http://schemas.openxmlformats.org/markup-compatibility/2006" xmlns:aink="http://schemas.microsoft.com/office/drawing/2016/ink" xmlns:am3d="http://schemas.microsoft.com/office/drawing/2017/model3d" xmlns:o="urn:schemas-microsoft-com:office:office" xmlns:oel="http://schemas.microsoft.com/office/2019/extlst" xmlns:r="http://schemas.openxmlformats.org/officeDocument/2006/relationships" xmlns:m="http://schemas.openxmlformats.org/officeDocument/2006/math" xmlns:v="urn:schemas-microsoft-com:vml" xmlns:wp14="http://schemas.microsoft.com/office/word/2010/wordprocessingDrawing" xmlns:wp="http://schemas.openxmlformats.org/drawingml/2006/wordprocessingDrawing" xmlns:w10="urn:schemas-microsoft-com:office:word" xmlns:w="http://schemas.openxmlformats.org/wordprocessingml/2006/main" xmlns:w14="http://schemas.microsoft.com/office/word/2010/wordml" xmlns:w15="http://schemas.microsoft.com/office/word/2012/wordml" xmlns:w16cex="http://schemas.microsoft.com/office/word/2018/wordml/cex" xmlns:w16cid="http://schemas.microsoft.com/office/word/2016/wordml/cid" xmlns:w16="http://schemas.microsoft.com/office/word/2018/wordml" xmlns:w16du="http://schemas.microsoft.com/office/word/2023/wordml/word16du" xmlns:w16sdtdh="http://schemas.microsoft.com/office/word/2020/wordml/sdtdatahash" xmlns:w16sdtfl="http://schemas.microsoft.com/office/word/2024/wordml/sdtformatlock" xmlns:w16se="http://schemas.microsoft.com/office/word/2015/wordml/symex" xmlns:wpg="http://schemas.microsoft.com/office/word/2010/wordprocessingGroup" xmlns:wpi="http://schemas.microsoft.com/office/word/2010/wordprocessingInk" xmlns:wne="http://schemas.microsoft.com/office/word/2006/wordml" xmlns:wps="http://schemas.microsoft.com/office/word/2010/wordprocessingShape" mc:Ignorable="w14 w15 w16se w16cid w16 w16cex w16sdtdh w16sdtfl w16du wp14">
   <w:p>
     <w:pPr>
       <w:pBdr>
-        <w:top w:space="0" w:sz="0" w:val="nil"/>
-        <w:left w:space="0" w:sz="0" w:val="nil"/>
-        <w:bottom w:space="0" w:sz="0" w:val="nil"/>
-        <w:right w:space="0" w:sz="0" w:val="nil"/>
-        <w:between w:space="0" w:sz="0" w:val="nil"/>
+        <w:top w:val="nil"/>
+        <w:left w:val="nil"/>
+        <w:bottom w:val="nil"/>
+        <w:right w:val="nil"/>
+        <w:between w:val="nil"/>
       </w:pBdr>
       <w:tabs>
-        <w:tab w:val="center" w:leader="none" w:pos="4252"/>
-        <w:tab w:val="right" w:leader="none" w:pos="8504"/>
+        <w:tab w:val="center" w:pos="4252"/>
+        <w:tab w:val="right" w:pos="8504"/>
       </w:tabs>
       <w:spacing w:after="0" w:line="240" w:lineRule="auto"/>
       <w:jc w:val="center"/>
@@ -3317,40 +3853,62 @@
     <w:r>
       <w:rPr>
         <w:color w:val="000000"/>
-        <w:rtl w:val="0"/>
       </w:rPr>
-      <w:t xml:space="preserve">AAAA | @Guardian Mauá | Confidencial</w:t>
+      <w:t>AAAA | @Guardian Mauá | Confidencial</w:t>
     </w:r>
   </w:p>
 </w:ftr>
 </file>
 
+<file path=word/footnotes.xml><?xml version="1.0" encoding="utf-8"?>
+<w:footnotes xmlns:wpc="http://schemas.microsoft.com/office/word/2010/wordprocessingCanvas" xmlns:cx="http://schemas.microsoft.com/office/drawing/2014/chartex" xmlns:cx1="http://schemas.microsoft.com/office/drawing/2015/9/8/chartex" xmlns:cx2="http://schemas.microsoft.com/office/drawing/2015/10/21/chartex" xmlns:cx3="http://schemas.microsoft.com/office/drawing/2016/5/9/chartex" xmlns:cx4="http://schemas.microsoft.com/office/drawing/2016/5/10/chartex" xmlns:cx5="http://schemas.microsoft.com/office/drawing/2016/5/11/chartex" xmlns:cx6="http://schemas.microsoft.com/office/drawing/2016/5/12/chartex" xmlns:cx7="http://schemas.microsoft.com/office/drawing/2016/5/13/chartex" xmlns:cx8="http://schemas.microsoft.com/office/drawing/2016/5/14/chartex" xmlns:mc="http://schemas.openxmlformats.org/markup-compatibility/2006" xmlns:aink="http://schemas.microsoft.com/office/drawing/2016/ink" xmlns:am3d="http://schemas.microsoft.com/office/drawing/2017/model3d" xmlns:o="urn:schemas-microsoft-com:office:office" xmlns:oel="http://schemas.microsoft.com/office/2019/extlst" xmlns:r="http://schemas.openxmlformats.org/officeDocument/2006/relationships" xmlns:m="http://schemas.openxmlformats.org/officeDocument/2006/math" xmlns:v="urn:schemas-microsoft-com:vml" xmlns:wp14="http://schemas.microsoft.com/office/word/2010/wordprocessingDrawing" xmlns:wp="http://schemas.openxmlformats.org/drawingml/2006/wordprocessingDrawing" xmlns:w10="urn:schemas-microsoft-com:office:word" xmlns:w="http://schemas.openxmlformats.org/wordprocessingml/2006/main" xmlns:w14="http://schemas.microsoft.com/office/word/2010/wordml" xmlns:w15="http://schemas.microsoft.com/office/word/2012/wordml" xmlns:w16cex="http://schemas.microsoft.com/office/word/2018/wordml/cex" xmlns:w16cid="http://schemas.microsoft.com/office/word/2016/wordml/cid" xmlns:w16="http://schemas.microsoft.com/office/word/2018/wordml" xmlns:w16du="http://schemas.microsoft.com/office/word/2023/wordml/word16du" xmlns:w16sdtdh="http://schemas.microsoft.com/office/word/2020/wordml/sdtdatahash" xmlns:w16sdtfl="http://schemas.microsoft.com/office/word/2024/wordml/sdtformatlock" xmlns:w16se="http://schemas.microsoft.com/office/word/2015/wordml/symex" xmlns:wpg="http://schemas.microsoft.com/office/word/2010/wordprocessingGroup" xmlns:wpi="http://schemas.microsoft.com/office/word/2010/wordprocessingInk" xmlns:wne="http://schemas.microsoft.com/office/word/2006/wordml" xmlns:wps="http://schemas.microsoft.com/office/word/2010/wordprocessingShape" mc:Ignorable="w14 w15 w16se w16cid w16 w16cex w16sdtdh w16sdtfl w16du wp14">
+  <w:footnote w:type="separator" w:id="-1">
+    <w:p>
+      <w:pPr>
+        <w:spacing w:after="0" w:line="240" w:lineRule="auto"/>
+      </w:pPr>
+      <w:r>
+        <w:separator/>
+      </w:r>
+    </w:p>
+  </w:footnote>
+  <w:footnote w:type="continuationSeparator" w:id="0">
+    <w:p>
+      <w:pPr>
+        <w:spacing w:after="0" w:line="240" w:lineRule="auto"/>
+      </w:pPr>
+      <w:r>
+        <w:continuationSeparator/>
+      </w:r>
+    </w:p>
+  </w:footnote>
+</w:footnotes>
+</file>
+
 <file path=word/header1.xml><?xml version="1.0" encoding="utf-8"?>
-<w:hdr xmlns:mc="http://schemas.openxmlformats.org/markup-compatibility/2006" xmlns:o="urn:schemas-microsoft-com:office:office" xmlns:r="http://schemas.openxmlformats.org/officeDocument/2006/relationships" xmlns:m="http://schemas.openxmlformats.org/officeDocument/2006/math" xmlns:v="urn:schemas-microsoft-com:vml" xmlns:wp="http://schemas.openxmlformats.org/drawingml/2006/wordprocessingDrawing" xmlns:w10="urn:schemas-microsoft-com:office:word" xmlns:w="http://schemas.openxmlformats.org/wordprocessingml/2006/main" xmlns:wne="http://schemas.microsoft.com/office/word/2006/wordml" xmlns:sl="http://schemas.openxmlformats.org/schemaLibrary/2006/main" xmlns:a="http://schemas.openxmlformats.org/drawingml/2006/main" xmlns:pic="http://schemas.openxmlformats.org/drawingml/2006/picture" xmlns:c="http://schemas.openxmlformats.org/drawingml/2006/chart" xmlns:lc="http://schemas.openxmlformats.org/drawingml/2006/lockedCanvas" xmlns:dgm="http://schemas.openxmlformats.org/drawingml/2006/diagram" xmlns:wps="http://schemas.microsoft.com/office/word/2010/wordprocessingShape" xmlns:wpg="http://schemas.microsoft.com/office/word/2010/wordprocessingGroup" xmlns:w14="http://schemas.microsoft.com/office/word/2010/wordml" xmlns:w15="http://schemas.microsoft.com/office/word/2012/wordml" xmlns:w16="http://schemas.microsoft.com/office/word/2018/wordml" xmlns:w16cex="http://schemas.microsoft.com/office/word/2018/wordml/cex" xmlns:w16cid="http://schemas.microsoft.com/office/word/2016/wordml/cid" xmlns="http://schemas.microsoft.com/office/tasks/2019/documenttasks" xmlns:cr="http://schemas.microsoft.com/office/comments/2020/reactions">
+<w:hdr xmlns:wpc="http://schemas.microsoft.com/office/word/2010/wordprocessingCanvas" xmlns:cx="http://schemas.microsoft.com/office/drawing/2014/chartex" xmlns:cx1="http://schemas.microsoft.com/office/drawing/2015/9/8/chartex" xmlns:cx2="http://schemas.microsoft.com/office/drawing/2015/10/21/chartex" xmlns:cx3="http://schemas.microsoft.com/office/drawing/2016/5/9/chartex" xmlns:cx4="http://schemas.microsoft.com/office/drawing/2016/5/10/chartex" xmlns:cx5="http://schemas.microsoft.com/office/drawing/2016/5/11/chartex" xmlns:cx6="http://schemas.microsoft.com/office/drawing/2016/5/12/chartex" xmlns:cx7="http://schemas.microsoft.com/office/drawing/2016/5/13/chartex" xmlns:cx8="http://schemas.microsoft.com/office/drawing/2016/5/14/chartex" xmlns:mc="http://schemas.openxmlformats.org/markup-compatibility/2006" xmlns:aink="http://schemas.microsoft.com/office/drawing/2016/ink" xmlns:am3d="http://schemas.microsoft.com/office/drawing/2017/model3d" xmlns:o="urn:schemas-microsoft-com:office:office" xmlns:oel="http://schemas.microsoft.com/office/2019/extlst" xmlns:r="http://schemas.openxmlformats.org/officeDocument/2006/relationships" xmlns:m="http://schemas.openxmlformats.org/officeDocument/2006/math" xmlns:v="urn:schemas-microsoft-com:vml" xmlns:wp14="http://schemas.microsoft.com/office/word/2010/wordprocessingDrawing" xmlns:wp="http://schemas.openxmlformats.org/drawingml/2006/wordprocessingDrawing" xmlns:w10="urn:schemas-microsoft-com:office:word" xmlns:w="http://schemas.openxmlformats.org/wordprocessingml/2006/main" xmlns:w14="http://schemas.microsoft.com/office/word/2010/wordml" xmlns:w15="http://schemas.microsoft.com/office/word/2012/wordml" xmlns:w16cex="http://schemas.microsoft.com/office/word/2018/wordml/cex" xmlns:w16cid="http://schemas.microsoft.com/office/word/2016/wordml/cid" xmlns:w16="http://schemas.microsoft.com/office/word/2018/wordml" xmlns:w16du="http://schemas.microsoft.com/office/word/2023/wordml/word16du" xmlns:w16sdtdh="http://schemas.microsoft.com/office/word/2020/wordml/sdtdatahash" xmlns:w16sdtfl="http://schemas.microsoft.com/office/word/2024/wordml/sdtformatlock" xmlns:w16se="http://schemas.microsoft.com/office/word/2015/wordml/symex" xmlns:wpg="http://schemas.microsoft.com/office/word/2010/wordprocessingGroup" xmlns:wpi="http://schemas.microsoft.com/office/word/2010/wordprocessingInk" xmlns:wne="http://schemas.microsoft.com/office/word/2006/wordml" xmlns:wps="http://schemas.microsoft.com/office/word/2010/wordprocessingShape" mc:Ignorable="w14 w15 w16se w16cid w16 w16cex w16sdtdh w16sdtfl w16du wp14">
   <w:p>
     <w:pPr>
-      <w:keepNext w:val="1"/>
-      <w:keepLines w:val="1"/>
+      <w:keepNext/>
+      <w:keepLines/>
       <w:tabs>
-        <w:tab w:val="center" w:leader="none" w:pos="4252"/>
-        <w:tab w:val="right" w:leader="none" w:pos="8504"/>
+        <w:tab w:val="center" w:pos="4252"/>
+        <w:tab w:val="right" w:pos="8504"/>
       </w:tabs>
-      <w:spacing w:after="0" w:before="240" w:lineRule="auto"/>
+      <w:spacing w:before="240" w:after="0"/>
       <w:rPr>
-        <w:rFonts w:ascii="Arial" w:cs="Arial" w:eastAsia="Arial" w:hAnsi="Arial"/>
-        <w:b w:val="1"/>
+        <w:rFonts w:ascii="Arial" w:eastAsia="Arial" w:hAnsi="Arial" w:cs="Arial"/>
+        <w:b/>
         <w:sz w:val="32"/>
         <w:szCs w:val="32"/>
       </w:rPr>
     </w:pPr>
     <w:r>
       <w:rPr>
-        <w:rtl w:val="0"/>
+        <w:noProof/>
       </w:rPr>
-    </w:r>
-    <w:r>
       <w:drawing>
-        <wp:anchor allowOverlap="1" behindDoc="0" distB="0" distT="0" distL="114300" distR="114300" hidden="0" layoutInCell="1" locked="0" relativeHeight="0" simplePos="0">
+        <wp:anchor distT="0" distB="0" distL="114300" distR="114300" simplePos="0" relativeHeight="251658240" behindDoc="0" locked="0" layoutInCell="1" hidden="0" allowOverlap="1" wp14:anchorId="0829DC36" wp14:editId="48F1BFA2">
           <wp:simplePos x="0" y="0"/>
           <wp:positionH relativeFrom="column">
             <wp:posOffset>-1476373</wp:posOffset>
@@ -3359,19 +3917,20 @@
             <wp:posOffset>-447672</wp:posOffset>
           </wp:positionV>
           <wp:extent cx="10943540" cy="542954"/>
-          <wp:effectExtent b="0" l="0" r="0" t="0"/>
+          <wp:effectExtent l="0" t="0" r="0" b="0"/>
           <wp:wrapNone/>
           <wp:docPr id="1030422478" name="image9.png"/>
-          <a:graphic>
+          <wp:cNvGraphicFramePr/>
+          <a:graphic xmlns:a="http://schemas.openxmlformats.org/drawingml/2006/main">
             <a:graphicData uri="http://schemas.openxmlformats.org/drawingml/2006/picture">
-              <pic:pic>
+              <pic:pic xmlns:pic="http://schemas.openxmlformats.org/drawingml/2006/picture">
                 <pic:nvPicPr>
                   <pic:cNvPr id="0" name="image9.png"/>
                   <pic:cNvPicPr preferRelativeResize="0"/>
                 </pic:nvPicPr>
                 <pic:blipFill>
                   <a:blip r:embed="rId1"/>
-                  <a:srcRect b="0" l="0" r="0" t="0"/>
+                  <a:srcRect/>
                   <a:stretch>
                     <a:fillRect/>
                   </a:stretch>
@@ -3381,7 +3940,9 @@
                     <a:off x="0" y="0"/>
                     <a:ext cx="10943540" cy="542954"/>
                   </a:xfrm>
-                  <a:prstGeom prst="rect"/>
+                  <a:prstGeom prst="rect">
+                    <a:avLst/>
+                  </a:prstGeom>
                   <a:ln/>
                 </pic:spPr>
               </pic:pic>
@@ -3391,8 +3952,11 @@
       </w:drawing>
     </w:r>
     <w:r>
+      <w:rPr>
+        <w:noProof/>
+      </w:rPr>
       <w:drawing>
-        <wp:anchor allowOverlap="1" behindDoc="0" distB="0" distT="0" distL="114300" distR="114300" hidden="0" layoutInCell="1" locked="0" relativeHeight="0" simplePos="0">
+        <wp:anchor distT="0" distB="0" distL="114300" distR="114300" simplePos="0" relativeHeight="251659264" behindDoc="0" locked="0" layoutInCell="1" hidden="0" allowOverlap="1" wp14:anchorId="7D5196A5" wp14:editId="3E0D2E41">
           <wp:simplePos x="0" y="0"/>
           <wp:positionH relativeFrom="column">
             <wp:posOffset>5358130</wp:posOffset>
@@ -3401,19 +3965,20 @@
             <wp:posOffset>-354329</wp:posOffset>
           </wp:positionV>
           <wp:extent cx="875030" cy="351790"/>
-          <wp:effectExtent b="0" l="0" r="0" t="0"/>
+          <wp:effectExtent l="0" t="0" r="0" b="0"/>
           <wp:wrapNone/>
           <wp:docPr id="1030422477" name="image8.png"/>
-          <a:graphic>
+          <wp:cNvGraphicFramePr/>
+          <a:graphic xmlns:a="http://schemas.openxmlformats.org/drawingml/2006/main">
             <a:graphicData uri="http://schemas.openxmlformats.org/drawingml/2006/picture">
-              <pic:pic>
+              <pic:pic xmlns:pic="http://schemas.openxmlformats.org/drawingml/2006/picture">
                 <pic:nvPicPr>
                   <pic:cNvPr id="0" name="image8.png"/>
                   <pic:cNvPicPr preferRelativeResize="0"/>
                 </pic:nvPicPr>
                 <pic:blipFill>
                   <a:blip r:embed="rId2"/>
-                  <a:srcRect b="0" l="0" r="0" t="0"/>
+                  <a:srcRect/>
                   <a:stretch>
                     <a:fillRect/>
                   </a:stretch>
@@ -3423,7 +3988,9 @@
                     <a:off x="0" y="0"/>
                     <a:ext cx="875030" cy="351790"/>
                   </a:xfrm>
-                  <a:prstGeom prst="rect"/>
+                  <a:prstGeom prst="rect">
+                    <a:avLst/>
+                  </a:prstGeom>
                   <a:ln/>
                 </pic:spPr>
               </pic:pic>
@@ -3436,41 +4003,152 @@
   <w:p>
     <w:pPr>
       <w:pBdr>
-        <w:top w:space="0" w:sz="0" w:val="nil"/>
-        <w:left w:space="0" w:sz="0" w:val="nil"/>
-        <w:bottom w:space="0" w:sz="0" w:val="nil"/>
-        <w:right w:space="0" w:sz="0" w:val="nil"/>
-        <w:between w:space="0" w:sz="0" w:val="nil"/>
+        <w:top w:val="nil"/>
+        <w:left w:val="nil"/>
+        <w:bottom w:val="nil"/>
+        <w:right w:val="nil"/>
+        <w:between w:val="nil"/>
       </w:pBdr>
       <w:tabs>
-        <w:tab w:val="center" w:leader="none" w:pos="4252"/>
-        <w:tab w:val="right" w:leader="none" w:pos="8504"/>
+        <w:tab w:val="center" w:pos="4252"/>
+        <w:tab w:val="right" w:pos="8504"/>
       </w:tabs>
       <w:spacing w:after="0" w:line="240" w:lineRule="auto"/>
-      <w:rPr/>
     </w:pPr>
-    <w:r>
-      <w:rPr>
-        <w:rtl w:val="0"/>
-      </w:rPr>
-    </w:r>
   </w:p>
 </w:hdr>
 </file>
 
 <file path=word/numbering.xml><?xml version="1.0" encoding="utf-8"?>
-<w:numbering xmlns:mc="http://schemas.openxmlformats.org/markup-compatibility/2006" xmlns:o="urn:schemas-microsoft-com:office:office" xmlns:r="http://schemas.openxmlformats.org/officeDocument/2006/relationships" xmlns:m="http://schemas.openxmlformats.org/officeDocument/2006/math" xmlns:v="urn:schemas-microsoft-com:vml" xmlns:wp="http://schemas.openxmlformats.org/drawingml/2006/wordprocessingDrawing" xmlns:w10="urn:schemas-microsoft-com:office:word" xmlns:w="http://schemas.openxmlformats.org/wordprocessingml/2006/main" xmlns:wne="http://schemas.microsoft.com/office/word/2006/wordml" xmlns:sl="http://schemas.openxmlformats.org/schemaLibrary/2006/main" xmlns:a="http://schemas.openxmlformats.org/drawingml/2006/main" xmlns:pic="http://schemas.openxmlformats.org/drawingml/2006/picture" xmlns:c="http://schemas.openxmlformats.org/drawingml/2006/chart" xmlns:lc="http://schemas.openxmlformats.org/drawingml/2006/lockedCanvas" xmlns:dgm="http://schemas.openxmlformats.org/drawingml/2006/diagram" xmlns:wps="http://schemas.microsoft.com/office/word/2010/wordprocessingShape" xmlns:wpg="http://schemas.microsoft.com/office/word/2010/wordprocessingGroup" xmlns:w14="http://schemas.microsoft.com/office/word/2010/wordml" xmlns:w15="http://schemas.microsoft.com/office/word/2012/wordml" xmlns:w16="http://schemas.microsoft.com/office/word/2018/wordml" xmlns:w16cex="http://schemas.microsoft.com/office/word/2018/wordml/cex" xmlns:w16cid="http://schemas.microsoft.com/office/word/2016/wordml/cid" xmlns="http://schemas.microsoft.com/office/tasks/2019/documenttasks" xmlns:cr="http://schemas.microsoft.com/office/comments/2020/reactions"/>
+<w:numbering xmlns:wpc="http://schemas.microsoft.com/office/word/2010/wordprocessingCanvas" xmlns:cx="http://schemas.microsoft.com/office/drawing/2014/chartex" xmlns:cx1="http://schemas.microsoft.com/office/drawing/2015/9/8/chartex" xmlns:cx2="http://schemas.microsoft.com/office/drawing/2015/10/21/chartex" xmlns:cx3="http://schemas.microsoft.com/office/drawing/2016/5/9/chartex" xmlns:cx4="http://schemas.microsoft.com/office/drawing/2016/5/10/chartex" xmlns:cx5="http://schemas.microsoft.com/office/drawing/2016/5/11/chartex" xmlns:cx6="http://schemas.microsoft.com/office/drawing/2016/5/12/chartex" xmlns:cx7="http://schemas.microsoft.com/office/drawing/2016/5/13/chartex" xmlns:cx8="http://schemas.microsoft.com/office/drawing/2016/5/14/chartex" xmlns:mc="http://schemas.openxmlformats.org/markup-compatibility/2006" xmlns:aink="http://schemas.microsoft.com/office/drawing/2016/ink" xmlns:am3d="http://schemas.microsoft.com/office/drawing/2017/model3d" xmlns:o="urn:schemas-microsoft-com:office:office" xmlns:oel="http://schemas.microsoft.com/office/2019/extlst" xmlns:r="http://schemas.openxmlformats.org/officeDocument/2006/relationships" xmlns:m="http://schemas.openxmlformats.org/officeDocument/2006/math" xmlns:v="urn:schemas-microsoft-com:vml" xmlns:wp14="http://schemas.microsoft.com/office/word/2010/wordprocessingDrawing" xmlns:wp="http://schemas.openxmlformats.org/drawingml/2006/wordprocessingDrawing" xmlns:w10="urn:schemas-microsoft-com:office:word" xmlns:w="http://schemas.openxmlformats.org/wordprocessingml/2006/main" xmlns:w14="http://schemas.microsoft.com/office/word/2010/wordml" xmlns:w15="http://schemas.microsoft.com/office/word/2012/wordml" xmlns:w16cex="http://schemas.microsoft.com/office/word/2018/wordml/cex" xmlns:w16cid="http://schemas.microsoft.com/office/word/2016/wordml/cid" xmlns:w16="http://schemas.microsoft.com/office/word/2018/wordml" xmlns:w16du="http://schemas.microsoft.com/office/word/2023/wordml/word16du" xmlns:w16sdtdh="http://schemas.microsoft.com/office/word/2020/wordml/sdtdatahash" xmlns:w16sdtfl="http://schemas.microsoft.com/office/word/2024/wordml/sdtformatlock" xmlns:w16se="http://schemas.microsoft.com/office/word/2015/wordml/symex" xmlns:wpg="http://schemas.microsoft.com/office/word/2010/wordprocessingGroup" xmlns:wpi="http://schemas.microsoft.com/office/word/2010/wordprocessingInk" xmlns:wne="http://schemas.microsoft.com/office/word/2006/wordml" xmlns:wps="http://schemas.microsoft.com/office/word/2010/wordprocessingShape" mc:Ignorable="w14 w15 w16se w16cid w16 w16cex w16sdtdh w16sdtfl w16du wp14">
+  <w:abstractNum w:abstractNumId="0" w15:restartNumberingAfterBreak="0">
+    <w:nsid w:val="719F207A"/>
+    <w:multiLevelType w:val="hybridMultilevel"/>
+    <w:tmpl w:val="3D08DADE"/>
+    <w:lvl w:ilvl="0" w:tplc="04160001">
+      <w:start w:val="1"/>
+      <w:numFmt w:val="bullet"/>
+      <w:lvlText w:val=""/>
+      <w:lvlJc w:val="left"/>
+      <w:pPr>
+        <w:ind w:left="720" w:hanging="360"/>
+      </w:pPr>
+      <w:rPr>
+        <w:rFonts w:ascii="Symbol" w:hAnsi="Symbol" w:hint="default"/>
+      </w:rPr>
+    </w:lvl>
+    <w:lvl w:ilvl="1" w:tplc="04160003" w:tentative="1">
+      <w:start w:val="1"/>
+      <w:numFmt w:val="bullet"/>
+      <w:lvlText w:val="o"/>
+      <w:lvlJc w:val="left"/>
+      <w:pPr>
+        <w:ind w:left="1440" w:hanging="360"/>
+      </w:pPr>
+      <w:rPr>
+        <w:rFonts w:ascii="Courier New" w:hAnsi="Courier New" w:cs="Courier New" w:hint="default"/>
+      </w:rPr>
+    </w:lvl>
+    <w:lvl w:ilvl="2" w:tplc="04160005" w:tentative="1">
+      <w:start w:val="1"/>
+      <w:numFmt w:val="bullet"/>
+      <w:lvlText w:val=""/>
+      <w:lvlJc w:val="left"/>
+      <w:pPr>
+        <w:ind w:left="2160" w:hanging="360"/>
+      </w:pPr>
+      <w:rPr>
+        <w:rFonts w:ascii="Wingdings" w:hAnsi="Wingdings" w:hint="default"/>
+      </w:rPr>
+    </w:lvl>
+    <w:lvl w:ilvl="3" w:tplc="04160001" w:tentative="1">
+      <w:start w:val="1"/>
+      <w:numFmt w:val="bullet"/>
+      <w:lvlText w:val=""/>
+      <w:lvlJc w:val="left"/>
+      <w:pPr>
+        <w:ind w:left="2880" w:hanging="360"/>
+      </w:pPr>
+      <w:rPr>
+        <w:rFonts w:ascii="Symbol" w:hAnsi="Symbol" w:hint="default"/>
+      </w:rPr>
+    </w:lvl>
+    <w:lvl w:ilvl="4" w:tplc="04160003" w:tentative="1">
+      <w:start w:val="1"/>
+      <w:numFmt w:val="bullet"/>
+      <w:lvlText w:val="o"/>
+      <w:lvlJc w:val="left"/>
+      <w:pPr>
+        <w:ind w:left="3600" w:hanging="360"/>
+      </w:pPr>
+      <w:rPr>
+        <w:rFonts w:ascii="Courier New" w:hAnsi="Courier New" w:cs="Courier New" w:hint="default"/>
+      </w:rPr>
+    </w:lvl>
+    <w:lvl w:ilvl="5" w:tplc="04160005" w:tentative="1">
+      <w:start w:val="1"/>
+      <w:numFmt w:val="bullet"/>
+      <w:lvlText w:val=""/>
+      <w:lvlJc w:val="left"/>
+      <w:pPr>
+        <w:ind w:left="4320" w:hanging="360"/>
+      </w:pPr>
+      <w:rPr>
+        <w:rFonts w:ascii="Wingdings" w:hAnsi="Wingdings" w:hint="default"/>
+      </w:rPr>
+    </w:lvl>
+    <w:lvl w:ilvl="6" w:tplc="04160001" w:tentative="1">
+      <w:start w:val="1"/>
+      <w:numFmt w:val="bullet"/>
+      <w:lvlText w:val=""/>
+      <w:lvlJc w:val="left"/>
+      <w:pPr>
+        <w:ind w:left="5040" w:hanging="360"/>
+      </w:pPr>
+      <w:rPr>
+        <w:rFonts w:ascii="Symbol" w:hAnsi="Symbol" w:hint="default"/>
+      </w:rPr>
+    </w:lvl>
+    <w:lvl w:ilvl="7" w:tplc="04160003" w:tentative="1">
+      <w:start w:val="1"/>
+      <w:numFmt w:val="bullet"/>
+      <w:lvlText w:val="o"/>
+      <w:lvlJc w:val="left"/>
+      <w:pPr>
+        <w:ind w:left="5760" w:hanging="360"/>
+      </w:pPr>
+      <w:rPr>
+        <w:rFonts w:ascii="Courier New" w:hAnsi="Courier New" w:cs="Courier New" w:hint="default"/>
+      </w:rPr>
+    </w:lvl>
+    <w:lvl w:ilvl="8" w:tplc="04160005" w:tentative="1">
+      <w:start w:val="1"/>
+      <w:numFmt w:val="bullet"/>
+      <w:lvlText w:val=""/>
+      <w:lvlJc w:val="left"/>
+      <w:pPr>
+        <w:ind w:left="6480" w:hanging="360"/>
+      </w:pPr>
+      <w:rPr>
+        <w:rFonts w:ascii="Wingdings" w:hAnsi="Wingdings" w:hint="default"/>
+      </w:rPr>
+    </w:lvl>
+  </w:abstractNum>
+  <w:num w:numId="1" w16cid:durableId="58217149">
+    <w:abstractNumId w:val="0"/>
+  </w:num>
+</w:numbering>
 </file>
 
 <file path=word/styles.xml><?xml version="1.0" encoding="utf-8"?>
-<w:styles xmlns:mc="http://schemas.openxmlformats.org/markup-compatibility/2006" xmlns:o="urn:schemas-microsoft-com:office:office" xmlns:r="http://schemas.openxmlformats.org/officeDocument/2006/relationships" xmlns:m="http://schemas.openxmlformats.org/officeDocument/2006/math" xmlns:v="urn:schemas-microsoft-com:vml" xmlns:wp="http://schemas.openxmlformats.org/drawingml/2006/wordprocessingDrawing" xmlns:w10="urn:schemas-microsoft-com:office:word" xmlns:w="http://schemas.openxmlformats.org/wordprocessingml/2006/main" xmlns:wne="http://schemas.microsoft.com/office/word/2006/wordml" xmlns:sl="http://schemas.openxmlformats.org/schemaLibrary/2006/main" xmlns:a="http://schemas.openxmlformats.org/drawingml/2006/main" xmlns:pic="http://schemas.openxmlformats.org/drawingml/2006/picture" xmlns:c="http://schemas.openxmlformats.org/drawingml/2006/chart" xmlns:lc="http://schemas.openxmlformats.org/drawingml/2006/lockedCanvas" xmlns:dgm="http://schemas.openxmlformats.org/drawingml/2006/diagram" xmlns:wps="http://schemas.microsoft.com/office/word/2010/wordprocessingShape" xmlns:wpg="http://schemas.microsoft.com/office/word/2010/wordprocessingGroup" xmlns:w14="http://schemas.microsoft.com/office/word/2010/wordml" xmlns:w15="http://schemas.microsoft.com/office/word/2012/wordml" xmlns:w16="http://schemas.microsoft.com/office/word/2018/wordml" xmlns:w16cex="http://schemas.microsoft.com/office/word/2018/wordml/cex" xmlns:w16cid="http://schemas.microsoft.com/office/word/2016/wordml/cid" xmlns="http://schemas.microsoft.com/office/tasks/2019/documenttasks" xmlns:cr="http://schemas.microsoft.com/office/comments/2020/reactions">
+<w:styles xmlns:mc="http://schemas.openxmlformats.org/markup-compatibility/2006" xmlns:r="http://schemas.openxmlformats.org/officeDocument/2006/relationships" xmlns:w="http://schemas.openxmlformats.org/wordprocessingml/2006/main" xmlns:w14="http://schemas.microsoft.com/office/word/2010/wordml" xmlns:w15="http://schemas.microsoft.com/office/word/2012/wordml" xmlns:w16cex="http://schemas.microsoft.com/office/word/2018/wordml/cex" xmlns:w16cid="http://schemas.microsoft.com/office/word/2016/wordml/cid" xmlns:w16="http://schemas.microsoft.com/office/word/2018/wordml" xmlns:w16du="http://schemas.microsoft.com/office/word/2023/wordml/word16du" xmlns:w16sdtdh="http://schemas.microsoft.com/office/word/2020/wordml/sdtdatahash" xmlns:w16sdtfl="http://schemas.microsoft.com/office/word/2024/wordml/sdtformatlock" xmlns:w16se="http://schemas.microsoft.com/office/word/2015/wordml/symex" mc:Ignorable="w14 w15 w16se w16cid w16 w16cex w16sdtdh w16sdtfl w16du">
   <w:docDefaults>
     <w:rPrDefault>
       <w:rPr>
-        <w:rFonts w:ascii="Aptos" w:cs="Aptos" w:eastAsia="Aptos" w:hAnsi="Aptos"/>
+        <w:rFonts w:ascii="Aptos" w:eastAsia="Aptos" w:hAnsi="Aptos" w:cs="Aptos"/>
         <w:sz w:val="22"/>
         <w:szCs w:val="22"/>
-        <w:lang w:val="pt_BR"/>
+        <w:lang w:val="pt-BR" w:eastAsia="pt-BR" w:bidi="ar-SA"/>
       </w:rPr>
     </w:rPrDefault>
     <w:pPrDefault>
@@ -3479,119 +4157,502 @@
       </w:pPr>
     </w:pPrDefault>
   </w:docDefaults>
-  <w:style w:type="table" w:styleId="TableNormal" w:default="1">
-    <w:name w:val="TableNormal"/>
-    <w:tblPr>
-      <w:tblCellMar>
-        <w:top w:w="100.0" w:type="dxa"/>
-        <w:left w:w="100.0" w:type="dxa"/>
-        <w:bottom w:w="100.0" w:type="dxa"/>
-        <w:right w:w="100.0" w:type="dxa"/>
-      </w:tblCellMar>
-    </w:tblPr>
+  <w:latentStyles w:defLockedState="0" w:defUIPriority="99" w:defSemiHidden="0" w:defUnhideWhenUsed="0" w:defQFormat="0" w:count="376">
+    <w:lsdException w:name="Normal" w:uiPriority="0" w:qFormat="1"/>
+    <w:lsdException w:name="heading 1" w:uiPriority="9" w:qFormat="1"/>
+    <w:lsdException w:name="heading 2" w:semiHidden="1" w:uiPriority="9" w:unhideWhenUsed="1" w:qFormat="1"/>
+    <w:lsdException w:name="heading 3" w:semiHidden="1" w:uiPriority="9" w:unhideWhenUsed="1" w:qFormat="1"/>
+    <w:lsdException w:name="heading 4" w:semiHidden="1" w:uiPriority="9" w:unhideWhenUsed="1" w:qFormat="1"/>
+    <w:lsdException w:name="heading 5" w:semiHidden="1" w:uiPriority="9" w:unhideWhenUsed="1" w:qFormat="1"/>
+    <w:lsdException w:name="heading 6" w:semiHidden="1" w:uiPriority="9" w:unhideWhenUsed="1" w:qFormat="1"/>
+    <w:lsdException w:name="heading 7" w:semiHidden="1" w:uiPriority="9" w:unhideWhenUsed="1" w:qFormat="1"/>
+    <w:lsdException w:name="heading 8" w:semiHidden="1" w:uiPriority="9" w:unhideWhenUsed="1" w:qFormat="1"/>
+    <w:lsdException w:name="heading 9" w:semiHidden="1" w:uiPriority="9" w:unhideWhenUsed="1" w:qFormat="1"/>
+    <w:lsdException w:name="index 1" w:semiHidden="1" w:unhideWhenUsed="1"/>
+    <w:lsdException w:name="index 2" w:semiHidden="1" w:unhideWhenUsed="1"/>
+    <w:lsdException w:name="index 3" w:semiHidden="1" w:unhideWhenUsed="1"/>
+    <w:lsdException w:name="index 4" w:semiHidden="1" w:unhideWhenUsed="1"/>
+    <w:lsdException w:name="index 5" w:semiHidden="1" w:unhideWhenUsed="1"/>
+    <w:lsdException w:name="index 6" w:semiHidden="1" w:unhideWhenUsed="1"/>
+    <w:lsdException w:name="index 7" w:semiHidden="1" w:unhideWhenUsed="1"/>
+    <w:lsdException w:name="index 8" w:semiHidden="1" w:unhideWhenUsed="1"/>
+    <w:lsdException w:name="index 9" w:semiHidden="1" w:unhideWhenUsed="1"/>
+    <w:lsdException w:name="toc 1" w:semiHidden="1" w:uiPriority="39" w:unhideWhenUsed="1"/>
+    <w:lsdException w:name="toc 2" w:semiHidden="1" w:uiPriority="39" w:unhideWhenUsed="1"/>
+    <w:lsdException w:name="toc 3" w:semiHidden="1" w:uiPriority="39" w:unhideWhenUsed="1"/>
+    <w:lsdException w:name="toc 4" w:semiHidden="1" w:uiPriority="39" w:unhideWhenUsed="1"/>
+    <w:lsdException w:name="toc 5" w:semiHidden="1" w:uiPriority="39" w:unhideWhenUsed="1"/>
+    <w:lsdException w:name="toc 6" w:semiHidden="1" w:uiPriority="39" w:unhideWhenUsed="1"/>
+    <w:lsdException w:name="toc 7" w:semiHidden="1" w:uiPriority="39" w:unhideWhenUsed="1"/>
+    <w:lsdException w:name="toc 8" w:semiHidden="1" w:uiPriority="39" w:unhideWhenUsed="1"/>
+    <w:lsdException w:name="toc 9" w:semiHidden="1" w:uiPriority="39" w:unhideWhenUsed="1"/>
+    <w:lsdException w:name="Normal Indent" w:semiHidden="1" w:unhideWhenUsed="1"/>
+    <w:lsdException w:name="footnote text" w:semiHidden="1" w:unhideWhenUsed="1"/>
+    <w:lsdException w:name="annotation text" w:semiHidden="1" w:unhideWhenUsed="1"/>
+    <w:lsdException w:name="header" w:semiHidden="1" w:unhideWhenUsed="1"/>
+    <w:lsdException w:name="footer" w:semiHidden="1" w:unhideWhenUsed="1"/>
+    <w:lsdException w:name="index heading" w:semiHidden="1" w:unhideWhenUsed="1"/>
+    <w:lsdException w:name="caption" w:semiHidden="1" w:uiPriority="35" w:unhideWhenUsed="1" w:qFormat="1"/>
+    <w:lsdException w:name="table of figures" w:semiHidden="1" w:unhideWhenUsed="1"/>
+    <w:lsdException w:name="envelope address" w:semiHidden="1" w:unhideWhenUsed="1"/>
+    <w:lsdException w:name="envelope return" w:semiHidden="1" w:unhideWhenUsed="1"/>
+    <w:lsdException w:name="footnote reference" w:semiHidden="1" w:unhideWhenUsed="1"/>
+    <w:lsdException w:name="annotation reference" w:semiHidden="1" w:unhideWhenUsed="1"/>
+    <w:lsdException w:name="line number" w:semiHidden="1" w:unhideWhenUsed="1"/>
+    <w:lsdException w:name="page number" w:semiHidden="1" w:unhideWhenUsed="1"/>
+    <w:lsdException w:name="endnote reference" w:semiHidden="1" w:unhideWhenUsed="1"/>
+    <w:lsdException w:name="endnote text" w:semiHidden="1" w:unhideWhenUsed="1"/>
+    <w:lsdException w:name="table of authorities" w:semiHidden="1" w:unhideWhenUsed="1"/>
+    <w:lsdException w:name="macro" w:semiHidden="1" w:unhideWhenUsed="1"/>
+    <w:lsdException w:name="toa heading" w:semiHidden="1" w:unhideWhenUsed="1"/>
+    <w:lsdException w:name="List" w:semiHidden="1" w:unhideWhenUsed="1"/>
+    <w:lsdException w:name="List Bullet" w:semiHidden="1" w:unhideWhenUsed="1"/>
+    <w:lsdException w:name="List Number" w:semiHidden="1" w:unhideWhenUsed="1"/>
+    <w:lsdException w:name="List 2" w:semiHidden="1" w:unhideWhenUsed="1"/>
+    <w:lsdException w:name="List 3" w:semiHidden="1" w:unhideWhenUsed="1"/>
+    <w:lsdException w:name="List 4" w:semiHidden="1" w:unhideWhenUsed="1"/>
+    <w:lsdException w:name="List 5" w:semiHidden="1" w:unhideWhenUsed="1"/>
+    <w:lsdException w:name="List Bullet 2" w:semiHidden="1" w:unhideWhenUsed="1"/>
+    <w:lsdException w:name="List Bullet 3" w:semiHidden="1" w:unhideWhenUsed="1"/>
+    <w:lsdException w:name="List Bullet 4" w:semiHidden="1" w:unhideWhenUsed="1"/>
+    <w:lsdException w:name="List Bullet 5" w:semiHidden="1" w:unhideWhenUsed="1"/>
+    <w:lsdException w:name="List Number 2" w:semiHidden="1" w:unhideWhenUsed="1"/>
+    <w:lsdException w:name="List Number 3" w:semiHidden="1" w:unhideWhenUsed="1"/>
+    <w:lsdException w:name="List Number 4" w:semiHidden="1" w:unhideWhenUsed="1"/>
+    <w:lsdException w:name="List Number 5" w:semiHidden="1" w:unhideWhenUsed="1"/>
+    <w:lsdException w:name="Title" w:uiPriority="10" w:qFormat="1"/>
+    <w:lsdException w:name="Closing" w:semiHidden="1" w:unhideWhenUsed="1"/>
+    <w:lsdException w:name="Signature" w:semiHidden="1" w:unhideWhenUsed="1"/>
+    <w:lsdException w:name="Default Paragraph Font" w:semiHidden="1" w:uiPriority="1" w:unhideWhenUsed="1"/>
+    <w:lsdException w:name="Body Text" w:semiHidden="1" w:unhideWhenUsed="1"/>
+    <w:lsdException w:name="Body Text Indent" w:semiHidden="1" w:unhideWhenUsed="1"/>
+    <w:lsdException w:name="List Continue" w:semiHidden="1" w:unhideWhenUsed="1"/>
+    <w:lsdException w:name="List Continue 2" w:semiHidden="1" w:unhideWhenUsed="1"/>
+    <w:lsdException w:name="List Continue 3" w:semiHidden="1" w:unhideWhenUsed="1"/>
+    <w:lsdException w:name="List Continue 4" w:semiHidden="1" w:unhideWhenUsed="1"/>
+    <w:lsdException w:name="List Continue 5" w:semiHidden="1" w:unhideWhenUsed="1"/>
+    <w:lsdException w:name="Message Header" w:semiHidden="1" w:unhideWhenUsed="1"/>
+    <w:lsdException w:name="Subtitle" w:uiPriority="11" w:qFormat="1"/>
+    <w:lsdException w:name="Salutation" w:semiHidden="1" w:unhideWhenUsed="1"/>
+    <w:lsdException w:name="Date" w:semiHidden="1" w:unhideWhenUsed="1"/>
+    <w:lsdException w:name="Body Text First Indent" w:semiHidden="1" w:unhideWhenUsed="1"/>
+    <w:lsdException w:name="Body Text First Indent 2" w:semiHidden="1" w:unhideWhenUsed="1"/>
+    <w:lsdException w:name="Note Heading" w:semiHidden="1" w:unhideWhenUsed="1"/>
+    <w:lsdException w:name="Body Text 2" w:semiHidden="1" w:unhideWhenUsed="1"/>
+    <w:lsdException w:name="Body Text 3" w:semiHidden="1" w:unhideWhenUsed="1"/>
+    <w:lsdException w:name="Body Text Indent 2" w:semiHidden="1" w:unhideWhenUsed="1"/>
+    <w:lsdException w:name="Body Text Indent 3" w:semiHidden="1" w:unhideWhenUsed="1"/>
+    <w:lsdException w:name="Block Text" w:semiHidden="1" w:unhideWhenUsed="1"/>
+    <w:lsdException w:name="Hyperlink" w:semiHidden="1" w:unhideWhenUsed="1"/>
+    <w:lsdException w:name="FollowedHyperlink" w:semiHidden="1" w:unhideWhenUsed="1"/>
+    <w:lsdException w:name="Strong" w:uiPriority="22" w:qFormat="1"/>
+    <w:lsdException w:name="Emphasis" w:uiPriority="20" w:qFormat="1"/>
+    <w:lsdException w:name="Document Map" w:semiHidden="1" w:unhideWhenUsed="1"/>
+    <w:lsdException w:name="Plain Text" w:semiHidden="1" w:unhideWhenUsed="1"/>
+    <w:lsdException w:name="E-mail Signature" w:semiHidden="1" w:unhideWhenUsed="1"/>
+    <w:lsdException w:name="HTML Top of Form" w:semiHidden="1" w:unhideWhenUsed="1"/>
+    <w:lsdException w:name="HTML Bottom of Form" w:semiHidden="1" w:unhideWhenUsed="1"/>
+    <w:lsdException w:name="Normal (Web)" w:semiHidden="1" w:unhideWhenUsed="1"/>
+    <w:lsdException w:name="HTML Acronym" w:semiHidden="1" w:unhideWhenUsed="1"/>
+    <w:lsdException w:name="HTML Address" w:semiHidden="1" w:unhideWhenUsed="1"/>
+    <w:lsdException w:name="HTML Cite" w:semiHidden="1" w:unhideWhenUsed="1"/>
+    <w:lsdException w:name="HTML Code" w:semiHidden="1" w:unhideWhenUsed="1"/>
+    <w:lsdException w:name="HTML Definition" w:semiHidden="1" w:unhideWhenUsed="1"/>
+    <w:lsdException w:name="HTML Keyboard" w:semiHidden="1" w:unhideWhenUsed="1"/>
+    <w:lsdException w:name="HTML Preformatted" w:semiHidden="1" w:unhideWhenUsed="1"/>
+    <w:lsdException w:name="HTML Sample" w:semiHidden="1" w:unhideWhenUsed="1"/>
+    <w:lsdException w:name="HTML Typewriter" w:semiHidden="1" w:unhideWhenUsed="1"/>
+    <w:lsdException w:name="HTML Variable" w:semiHidden="1" w:unhideWhenUsed="1"/>
+    <w:lsdException w:name="Normal Table" w:semiHidden="1" w:unhideWhenUsed="1"/>
+    <w:lsdException w:name="annotation subject" w:semiHidden="1" w:unhideWhenUsed="1"/>
+    <w:lsdException w:name="No List" w:semiHidden="1" w:unhideWhenUsed="1"/>
+    <w:lsdException w:name="Outline List 1" w:semiHidden="1" w:unhideWhenUsed="1"/>
+    <w:lsdException w:name="Outline List 2" w:semiHidden="1" w:unhideWhenUsed="1"/>
+    <w:lsdException w:name="Outline List 3" w:semiHidden="1" w:unhideWhenUsed="1"/>
+    <w:lsdException w:name="Table Simple 1" w:semiHidden="1" w:unhideWhenUsed="1"/>
+    <w:lsdException w:name="Table Simple 2" w:semiHidden="1" w:unhideWhenUsed="1"/>
+    <w:lsdException w:name="Table Simple 3" w:semiHidden="1" w:unhideWhenUsed="1"/>
+    <w:lsdException w:name="Table Classic 1" w:semiHidden="1" w:unhideWhenUsed="1"/>
+    <w:lsdException w:name="Table Classic 2" w:semiHidden="1" w:unhideWhenUsed="1"/>
+    <w:lsdException w:name="Table Classic 3" w:semiHidden="1" w:unhideWhenUsed="1"/>
+    <w:lsdException w:name="Table Classic 4" w:semiHidden="1" w:unhideWhenUsed="1"/>
+    <w:lsdException w:name="Table Colorful 1" w:semiHidden="1" w:unhideWhenUsed="1"/>
+    <w:lsdException w:name="Table Colorful 2" w:semiHidden="1" w:unhideWhenUsed="1"/>
+    <w:lsdException w:name="Table Colorful 3" w:semiHidden="1" w:unhideWhenUsed="1"/>
+    <w:lsdException w:name="Table Columns 1" w:semiHidden="1" w:unhideWhenUsed="1"/>
+    <w:lsdException w:name="Table Columns 2" w:semiHidden="1" w:unhideWhenUsed="1"/>
+    <w:lsdException w:name="Table Columns 3" w:semiHidden="1" w:unhideWhenUsed="1"/>
+    <w:lsdException w:name="Table Columns 4" w:semiHidden="1" w:unhideWhenUsed="1"/>
+    <w:lsdException w:name="Table Columns 5" w:semiHidden="1" w:unhideWhenUsed="1"/>
+    <w:lsdException w:name="Table Grid 1" w:semiHidden="1" w:unhideWhenUsed="1"/>
+    <w:lsdException w:name="Table Grid 2" w:semiHidden="1" w:unhideWhenUsed="1"/>
+    <w:lsdException w:name="Table Grid 3" w:semiHidden="1" w:unhideWhenUsed="1"/>
+    <w:lsdException w:name="Table Grid 4" w:semiHidden="1" w:unhideWhenUsed="1"/>
+    <w:lsdException w:name="Table Grid 5" w:semiHidden="1" w:unhideWhenUsed="1"/>
+    <w:lsdException w:name="Table Grid 6" w:semiHidden="1" w:unhideWhenUsed="1"/>
+    <w:lsdException w:name="Table Grid 7" w:semiHidden="1" w:unhideWhenUsed="1"/>
+    <w:lsdException w:name="Table Grid 8" w:semiHidden="1" w:unhideWhenUsed="1"/>
+    <w:lsdException w:name="Table List 1" w:semiHidden="1" w:unhideWhenUsed="1"/>
+    <w:lsdException w:name="Table List 2" w:semiHidden="1" w:unhideWhenUsed="1"/>
+    <w:lsdException w:name="Table List 3" w:semiHidden="1" w:unhideWhenUsed="1"/>
+    <w:lsdException w:name="Table List 4" w:semiHidden="1" w:unhideWhenUsed="1"/>
+    <w:lsdException w:name="Table List 5" w:semiHidden="1" w:unhideWhenUsed="1"/>
+    <w:lsdException w:name="Table List 6" w:semiHidden="1" w:unhideWhenUsed="1"/>
+    <w:lsdException w:name="Table List 7" w:semiHidden="1" w:unhideWhenUsed="1"/>
+    <w:lsdException w:name="Table List 8" w:semiHidden="1" w:unhideWhenUsed="1"/>
+    <w:lsdException w:name="Table 3D effects 1" w:semiHidden="1" w:unhideWhenUsed="1"/>
+    <w:lsdException w:name="Table 3D effects 2" w:semiHidden="1" w:unhideWhenUsed="1"/>
+    <w:lsdException w:name="Table 3D effects 3" w:semiHidden="1" w:unhideWhenUsed="1"/>
+    <w:lsdException w:name="Table Contemporary" w:semiHidden="1" w:unhideWhenUsed="1"/>
+    <w:lsdException w:name="Table Elegant" w:semiHidden="1" w:unhideWhenUsed="1"/>
+    <w:lsdException w:name="Table Professional" w:semiHidden="1" w:unhideWhenUsed="1"/>
+    <w:lsdException w:name="Table Subtle 1" w:semiHidden="1" w:unhideWhenUsed="1"/>
+    <w:lsdException w:name="Table Subtle 2" w:semiHidden="1" w:unhideWhenUsed="1"/>
+    <w:lsdException w:name="Table Web 1" w:semiHidden="1" w:unhideWhenUsed="1"/>
+    <w:lsdException w:name="Table Web 2" w:semiHidden="1" w:unhideWhenUsed="1"/>
+    <w:lsdException w:name="Table Web 3" w:semiHidden="1" w:unhideWhenUsed="1"/>
+    <w:lsdException w:name="Balloon Text" w:semiHidden="1" w:unhideWhenUsed="1"/>
+    <w:lsdException w:name="Table Grid" w:uiPriority="39"/>
+    <w:lsdException w:name="Table Theme" w:semiHidden="1" w:unhideWhenUsed="1"/>
+    <w:lsdException w:name="Placeholder Text" w:semiHidden="1"/>
+    <w:lsdException w:name="No Spacing" w:uiPriority="1" w:qFormat="1"/>
+    <w:lsdException w:name="Light Shading" w:uiPriority="60"/>
+    <w:lsdException w:name="Light List" w:uiPriority="61"/>
+    <w:lsdException w:name="Light Grid" w:uiPriority="62"/>
+    <w:lsdException w:name="Medium Shading 1" w:uiPriority="63"/>
+    <w:lsdException w:name="Medium Shading 2" w:uiPriority="64"/>
+    <w:lsdException w:name="Medium List 1" w:uiPriority="65"/>
+    <w:lsdException w:name="Medium List 2" w:uiPriority="66"/>
+    <w:lsdException w:name="Medium Grid 1" w:uiPriority="67"/>
+    <w:lsdException w:name="Medium Grid 2" w:uiPriority="68"/>
+    <w:lsdException w:name="Medium Grid 3" w:uiPriority="69"/>
+    <w:lsdException w:name="Dark List" w:uiPriority="70"/>
+    <w:lsdException w:name="Colorful Shading" w:uiPriority="71"/>
+    <w:lsdException w:name="Colorful List" w:uiPriority="72"/>
+    <w:lsdException w:name="Colorful Grid" w:uiPriority="73"/>
+    <w:lsdException w:name="Light Shading Accent 1" w:uiPriority="60"/>
+    <w:lsdException w:name="Light List Accent 1" w:uiPriority="61"/>
+    <w:lsdException w:name="Light Grid Accent 1" w:uiPriority="62"/>
+    <w:lsdException w:name="Medium Shading 1 Accent 1" w:uiPriority="63"/>
+    <w:lsdException w:name="Medium Shading 2 Accent 1" w:uiPriority="64"/>
+    <w:lsdException w:name="Medium List 1 Accent 1" w:uiPriority="65"/>
+    <w:lsdException w:name="Revision" w:semiHidden="1"/>
+    <w:lsdException w:name="List Paragraph" w:uiPriority="34" w:qFormat="1"/>
+    <w:lsdException w:name="Quote" w:uiPriority="29" w:qFormat="1"/>
+    <w:lsdException w:name="Intense Quote" w:uiPriority="30" w:qFormat="1"/>
+    <w:lsdException w:name="Medium List 2 Accent 1" w:uiPriority="66"/>
+    <w:lsdException w:name="Medium Grid 1 Accent 1" w:uiPriority="67"/>
+    <w:lsdException w:name="Medium Grid 2 Accent 1" w:uiPriority="68"/>
+    <w:lsdException w:name="Medium Grid 3 Accent 1" w:uiPriority="69"/>
+    <w:lsdException w:name="Dark List Accent 1" w:uiPriority="70"/>
+    <w:lsdException w:name="Colorful Shading Accent 1" w:uiPriority="71"/>
+    <w:lsdException w:name="Colorful List Accent 1" w:uiPriority="72"/>
+    <w:lsdException w:name="Colorful Grid Accent 1" w:uiPriority="73"/>
+    <w:lsdException w:name="Light Shading Accent 2" w:uiPriority="60"/>
+    <w:lsdException w:name="Light List Accent 2" w:uiPriority="61"/>
+    <w:lsdException w:name="Light Grid Accent 2" w:uiPriority="62"/>
+    <w:lsdException w:name="Medium Shading 1 Accent 2" w:uiPriority="63"/>
+    <w:lsdException w:name="Medium Shading 2 Accent 2" w:uiPriority="64"/>
+    <w:lsdException w:name="Medium List 1 Accent 2" w:uiPriority="65"/>
+    <w:lsdException w:name="Medium List 2 Accent 2" w:uiPriority="66"/>
+    <w:lsdException w:name="Medium Grid 1 Accent 2" w:uiPriority="67"/>
+    <w:lsdException w:name="Medium Grid 2 Accent 2" w:uiPriority="68"/>
+    <w:lsdException w:name="Medium Grid 3 Accent 2" w:uiPriority="69"/>
+    <w:lsdException w:name="Dark List Accent 2" w:uiPriority="70"/>
+    <w:lsdException w:name="Colorful Shading Accent 2" w:uiPriority="71"/>
+    <w:lsdException w:name="Colorful List Accent 2" w:uiPriority="72"/>
+    <w:lsdException w:name="Colorful Grid Accent 2" w:uiPriority="73"/>
+    <w:lsdException w:name="Light Shading Accent 3" w:uiPriority="60"/>
+    <w:lsdException w:name="Light List Accent 3" w:uiPriority="61"/>
+    <w:lsdException w:name="Light Grid Accent 3" w:uiPriority="62"/>
+    <w:lsdException w:name="Medium Shading 1 Accent 3" w:uiPriority="63"/>
+    <w:lsdException w:name="Medium Shading 2 Accent 3" w:uiPriority="64"/>
+    <w:lsdException w:name="Medium List 1 Accent 3" w:uiPriority="65"/>
+    <w:lsdException w:name="Medium List 2 Accent 3" w:uiPriority="66"/>
+    <w:lsdException w:name="Medium Grid 1 Accent 3" w:uiPriority="67"/>
+    <w:lsdException w:name="Medium Grid 2 Accent 3" w:uiPriority="68"/>
+    <w:lsdException w:name="Medium Grid 3 Accent 3" w:uiPriority="69"/>
+    <w:lsdException w:name="Dark List Accent 3" w:uiPriority="70"/>
+    <w:lsdException w:name="Colorful Shading Accent 3" w:uiPriority="71"/>
+    <w:lsdException w:name="Colorful List Accent 3" w:uiPriority="72"/>
+    <w:lsdException w:name="Colorful Grid Accent 3" w:uiPriority="73"/>
+    <w:lsdException w:name="Light Shading Accent 4" w:uiPriority="60"/>
+    <w:lsdException w:name="Light List Accent 4" w:uiPriority="61"/>
+    <w:lsdException w:name="Light Grid Accent 4" w:uiPriority="62"/>
+    <w:lsdException w:name="Medium Shading 1 Accent 4" w:uiPriority="63"/>
+    <w:lsdException w:name="Medium Shading 2 Accent 4" w:uiPriority="64"/>
+    <w:lsdException w:name="Medium List 1 Accent 4" w:uiPriority="65"/>
+    <w:lsdException w:name="Medium List 2 Accent 4" w:uiPriority="66"/>
+    <w:lsdException w:name="Medium Grid 1 Accent 4" w:uiPriority="67"/>
+    <w:lsdException w:name="Medium Grid 2 Accent 4" w:uiPriority="68"/>
+    <w:lsdException w:name="Medium Grid 3 Accent 4" w:uiPriority="69"/>
+    <w:lsdException w:name="Dark List Accent 4" w:uiPriority="70"/>
+    <w:lsdException w:name="Colorful Shading Accent 4" w:uiPriority="71"/>
+    <w:lsdException w:name="Colorful List Accent 4" w:uiPriority="72"/>
+    <w:lsdException w:name="Colorful Grid Accent 4" w:uiPriority="73"/>
+    <w:lsdException w:name="Light Shading Accent 5" w:uiPriority="60"/>
+    <w:lsdException w:name="Light List Accent 5" w:uiPriority="61"/>
+    <w:lsdException w:name="Light Grid Accent 5" w:uiPriority="62"/>
+    <w:lsdException w:name="Medium Shading 1 Accent 5" w:uiPriority="63"/>
+    <w:lsdException w:name="Medium Shading 2 Accent 5" w:uiPriority="64"/>
+    <w:lsdException w:name="Medium List 1 Accent 5" w:uiPriority="65"/>
+    <w:lsdException w:name="Medium List 2 Accent 5" w:uiPriority="66"/>
+    <w:lsdException w:name="Medium Grid 1 Accent 5" w:uiPriority="67"/>
+    <w:lsdException w:name="Medium Grid 2 Accent 5" w:uiPriority="68"/>
+    <w:lsdException w:name="Medium Grid 3 Accent 5" w:uiPriority="69"/>
+    <w:lsdException w:name="Dark List Accent 5" w:uiPriority="70"/>
+    <w:lsdException w:name="Colorful Shading Accent 5" w:uiPriority="71"/>
+    <w:lsdException w:name="Colorful List Accent 5" w:uiPriority="72"/>
+    <w:lsdException w:name="Colorful Grid Accent 5" w:uiPriority="73"/>
+    <w:lsdException w:name="Light Shading Accent 6" w:uiPriority="60"/>
+    <w:lsdException w:name="Light List Accent 6" w:uiPriority="61"/>
+    <w:lsdException w:name="Light Grid Accent 6" w:uiPriority="62"/>
+    <w:lsdException w:name="Medium Shading 1 Accent 6" w:uiPriority="63"/>
+    <w:lsdException w:name="Medium Shading 2 Accent 6" w:uiPriority="64"/>
+    <w:lsdException w:name="Medium List 1 Accent 6" w:uiPriority="65"/>
+    <w:lsdException w:name="Medium List 2 Accent 6" w:uiPriority="66"/>
+    <w:lsdException w:name="Medium Grid 1 Accent 6" w:uiPriority="67"/>
+    <w:lsdException w:name="Medium Grid 2 Accent 6" w:uiPriority="68"/>
+    <w:lsdException w:name="Medium Grid 3 Accent 6" w:uiPriority="69"/>
+    <w:lsdException w:name="Dark List Accent 6" w:uiPriority="70"/>
+    <w:lsdException w:name="Colorful Shading Accent 6" w:uiPriority="71"/>
+    <w:lsdException w:name="Colorful List Accent 6" w:uiPriority="72"/>
+    <w:lsdException w:name="Colorful Grid Accent 6" w:uiPriority="73"/>
+    <w:lsdException w:name="Subtle Emphasis" w:uiPriority="19" w:qFormat="1"/>
+    <w:lsdException w:name="Intense Emphasis" w:uiPriority="21" w:qFormat="1"/>
+    <w:lsdException w:name="Subtle Reference" w:uiPriority="31" w:qFormat="1"/>
+    <w:lsdException w:name="Intense Reference" w:uiPriority="32" w:qFormat="1"/>
+    <w:lsdException w:name="Book Title" w:uiPriority="33" w:qFormat="1"/>
+    <w:lsdException w:name="Bibliography" w:semiHidden="1" w:uiPriority="37" w:unhideWhenUsed="1"/>
+    <w:lsdException w:name="TOC Heading" w:semiHidden="1" w:uiPriority="39" w:unhideWhenUsed="1" w:qFormat="1"/>
+    <w:lsdException w:name="Plain Table 1" w:uiPriority="41"/>
+    <w:lsdException w:name="Plain Table 2" w:uiPriority="42"/>
+    <w:lsdException w:name="Plain Table 3" w:uiPriority="43"/>
+    <w:lsdException w:name="Plain Table 4" w:uiPriority="44"/>
+    <w:lsdException w:name="Plain Table 5" w:uiPriority="45"/>
+    <w:lsdException w:name="Grid Table Light" w:uiPriority="40"/>
+    <w:lsdException w:name="Grid Table 1 Light" w:uiPriority="46"/>
+    <w:lsdException w:name="Grid Table 2" w:uiPriority="47"/>
+    <w:lsdException w:name="Grid Table 3" w:uiPriority="48"/>
+    <w:lsdException w:name="Grid Table 4" w:uiPriority="49"/>
+    <w:lsdException w:name="Grid Table 5 Dark" w:uiPriority="50"/>
+    <w:lsdException w:name="Grid Table 6 Colorful" w:uiPriority="51"/>
+    <w:lsdException w:name="Grid Table 7 Colorful" w:uiPriority="52"/>
+    <w:lsdException w:name="Grid Table 1 Light Accent 1" w:uiPriority="46"/>
+    <w:lsdException w:name="Grid Table 2 Accent 1" w:uiPriority="47"/>
+    <w:lsdException w:name="Grid Table 3 Accent 1" w:uiPriority="48"/>
+    <w:lsdException w:name="Grid Table 4 Accent 1" w:uiPriority="49"/>
+    <w:lsdException w:name="Grid Table 5 Dark Accent 1" w:uiPriority="50"/>
+    <w:lsdException w:name="Grid Table 6 Colorful Accent 1" w:uiPriority="51"/>
+    <w:lsdException w:name="Grid Table 7 Colorful Accent 1" w:uiPriority="52"/>
+    <w:lsdException w:name="Grid Table 1 Light Accent 2" w:uiPriority="46"/>
+    <w:lsdException w:name="Grid Table 2 Accent 2" w:uiPriority="47"/>
+    <w:lsdException w:name="Grid Table 3 Accent 2" w:uiPriority="48"/>
+    <w:lsdException w:name="Grid Table 4 Accent 2" w:uiPriority="49"/>
+    <w:lsdException w:name="Grid Table 5 Dark Accent 2" w:uiPriority="50"/>
+    <w:lsdException w:name="Grid Table 6 Colorful Accent 2" w:uiPriority="51"/>
+    <w:lsdException w:name="Grid Table 7 Colorful Accent 2" w:uiPriority="52"/>
+    <w:lsdException w:name="Grid Table 1 Light Accent 3" w:uiPriority="46"/>
+    <w:lsdException w:name="Grid Table 2 Accent 3" w:uiPriority="47"/>
+    <w:lsdException w:name="Grid Table 3 Accent 3" w:uiPriority="48"/>
+    <w:lsdException w:name="Grid Table 4 Accent 3" w:uiPriority="49"/>
+    <w:lsdException w:name="Grid Table 5 Dark Accent 3" w:uiPriority="50"/>
+    <w:lsdException w:name="Grid Table 6 Colorful Accent 3" w:uiPriority="51"/>
+    <w:lsdException w:name="Grid Table 7 Colorful Accent 3" w:uiPriority="52"/>
+    <w:lsdException w:name="Grid Table 1 Light Accent 4" w:uiPriority="46"/>
+    <w:lsdException w:name="Grid Table 2 Accent 4" w:uiPriority="47"/>
+    <w:lsdException w:name="Grid Table 3 Accent 4" w:uiPriority="48"/>
+    <w:lsdException w:name="Grid Table 4 Accent 4" w:uiPriority="49"/>
+    <w:lsdException w:name="Grid Table 5 Dark Accent 4" w:uiPriority="50"/>
+    <w:lsdException w:name="Grid Table 6 Colorful Accent 4" w:uiPriority="51"/>
+    <w:lsdException w:name="Grid Table 7 Colorful Accent 4" w:uiPriority="52"/>
+    <w:lsdException w:name="Grid Table 1 Light Accent 5" w:uiPriority="46"/>
+    <w:lsdException w:name="Grid Table 2 Accent 5" w:uiPriority="47"/>
+    <w:lsdException w:name="Grid Table 3 Accent 5" w:uiPriority="48"/>
+    <w:lsdException w:name="Grid Table 4 Accent 5" w:uiPriority="49"/>
+    <w:lsdException w:name="Grid Table 5 Dark Accent 5" w:uiPriority="50"/>
+    <w:lsdException w:name="Grid Table 6 Colorful Accent 5" w:uiPriority="51"/>
+    <w:lsdException w:name="Grid Table 7 Colorful Accent 5" w:uiPriority="52"/>
+    <w:lsdException w:name="Grid Table 1 Light Accent 6" w:uiPriority="46"/>
+    <w:lsdException w:name="Grid Table 2 Accent 6" w:uiPriority="47"/>
+    <w:lsdException w:name="Grid Table 3 Accent 6" w:uiPriority="48"/>
+    <w:lsdException w:name="Grid Table 4 Accent 6" w:uiPriority="49"/>
+    <w:lsdException w:name="Grid Table 5 Dark Accent 6" w:uiPriority="50"/>
+    <w:lsdException w:name="Grid Table 6 Colorful Accent 6" w:uiPriority="51"/>
+    <w:lsdException w:name="Grid Table 7 Colorful Accent 6" w:uiPriority="52"/>
+    <w:lsdException w:name="List Table 1 Light" w:uiPriority="46"/>
+    <w:lsdException w:name="List Table 2" w:uiPriority="47"/>
+    <w:lsdException w:name="List Table 3" w:uiPriority="48"/>
+    <w:lsdException w:name="List Table 4" w:uiPriority="49"/>
+    <w:lsdException w:name="List Table 5 Dark" w:uiPriority="50"/>
+    <w:lsdException w:name="List Table 6 Colorful" w:uiPriority="51"/>
+    <w:lsdException w:name="List Table 7 Colorful" w:uiPriority="52"/>
+    <w:lsdException w:name="List Table 1 Light Accent 1" w:uiPriority="46"/>
+    <w:lsdException w:name="List Table 2 Accent 1" w:uiPriority="47"/>
+    <w:lsdException w:name="List Table 3 Accent 1" w:uiPriority="48"/>
+    <w:lsdException w:name="List Table 4 Accent 1" w:uiPriority="49"/>
+    <w:lsdException w:name="List Table 5 Dark Accent 1" w:uiPriority="50"/>
+    <w:lsdException w:name="List Table 6 Colorful Accent 1" w:uiPriority="51"/>
+    <w:lsdException w:name="List Table 7 Colorful Accent 1" w:uiPriority="52"/>
+    <w:lsdException w:name="List Table 1 Light Accent 2" w:uiPriority="46"/>
+    <w:lsdException w:name="List Table 2 Accent 2" w:uiPriority="47"/>
+    <w:lsdException w:name="List Table 3 Accent 2" w:uiPriority="48"/>
+    <w:lsdException w:name="List Table 4 Accent 2" w:uiPriority="49"/>
+    <w:lsdException w:name="List Table 5 Dark Accent 2" w:uiPriority="50"/>
+    <w:lsdException w:name="List Table 6 Colorful Accent 2" w:uiPriority="51"/>
+    <w:lsdException w:name="List Table 7 Colorful Accent 2" w:uiPriority="52"/>
+    <w:lsdException w:name="List Table 1 Light Accent 3" w:uiPriority="46"/>
+    <w:lsdException w:name="List Table 2 Accent 3" w:uiPriority="47"/>
+    <w:lsdException w:name="List Table 3 Accent 3" w:uiPriority="48"/>
+    <w:lsdException w:name="List Table 4 Accent 3" w:uiPriority="49"/>
+    <w:lsdException w:name="List Table 5 Dark Accent 3" w:uiPriority="50"/>
+    <w:lsdException w:name="List Table 6 Colorful Accent 3" w:uiPriority="51"/>
+    <w:lsdException w:name="List Table 7 Colorful Accent 3" w:uiPriority="52"/>
+    <w:lsdException w:name="List Table 1 Light Accent 4" w:uiPriority="46"/>
+    <w:lsdException w:name="List Table 2 Accent 4" w:uiPriority="47"/>
+    <w:lsdException w:name="List Table 3 Accent 4" w:uiPriority="48"/>
+    <w:lsdException w:name="List Table 4 Accent 4" w:uiPriority="49"/>
+    <w:lsdException w:name="List Table 5 Dark Accent 4" w:uiPriority="50"/>
+    <w:lsdException w:name="List Table 6 Colorful Accent 4" w:uiPriority="51"/>
+    <w:lsdException w:name="List Table 7 Colorful Accent 4" w:uiPriority="52"/>
+    <w:lsdException w:name="List Table 1 Light Accent 5" w:uiPriority="46"/>
+    <w:lsdException w:name="List Table 2 Accent 5" w:uiPriority="47"/>
+    <w:lsdException w:name="List Table 3 Accent 5" w:uiPriority="48"/>
+    <w:lsdException w:name="List Table 4 Accent 5" w:uiPriority="49"/>
+    <w:lsdException w:name="List Table 5 Dark Accent 5" w:uiPriority="50"/>
+    <w:lsdException w:name="List Table 6 Colorful Accent 5" w:uiPriority="51"/>
+    <w:lsdException w:name="List Table 7 Colorful Accent 5" w:uiPriority="52"/>
+    <w:lsdException w:name="List Table 1 Light Accent 6" w:uiPriority="46"/>
+    <w:lsdException w:name="List Table 2 Accent 6" w:uiPriority="47"/>
+    <w:lsdException w:name="List Table 3 Accent 6" w:uiPriority="48"/>
+    <w:lsdException w:name="List Table 4 Accent 6" w:uiPriority="49"/>
+    <w:lsdException w:name="List Table 5 Dark Accent 6" w:uiPriority="50"/>
+    <w:lsdException w:name="List Table 6 Colorful Accent 6" w:uiPriority="51"/>
+    <w:lsdException w:name="List Table 7 Colorful Accent 6" w:uiPriority="52"/>
+    <w:lsdException w:name="Mention" w:semiHidden="1" w:unhideWhenUsed="1"/>
+    <w:lsdException w:name="Smart Hyperlink" w:semiHidden="1" w:unhideWhenUsed="1"/>
+    <w:lsdException w:name="Hashtag" w:semiHidden="1" w:unhideWhenUsed="1"/>
+    <w:lsdException w:name="Unresolved Mention" w:semiHidden="1" w:unhideWhenUsed="1"/>
+    <w:lsdException w:name="Smart Link" w:semiHidden="1" w:unhideWhenUsed="1"/>
+  </w:latentStyles>
+  <w:style w:type="paragraph" w:default="1" w:styleId="Normal">
+    <w:name w:val="Normal"/>
+    <w:qFormat/>
   </w:style>
-  <w:style w:type="paragraph" w:styleId="Normal" w:default="1">
-    <w:name w:val="normal"/>
-  </w:style>
-  <w:style w:type="paragraph" w:styleId="Heading1">
+  <w:style w:type="paragraph" w:styleId="Ttulo1">
     <w:name w:val="heading 1"/>
     <w:basedOn w:val="Normal"/>
     <w:next w:val="Normal"/>
+    <w:uiPriority w:val="9"/>
+    <w:qFormat/>
     <w:pPr>
-      <w:keepNext w:val="1"/>
-      <w:keepLines w:val="1"/>
-      <w:spacing w:after="80" w:before="360" w:lineRule="auto"/>
+      <w:keepNext/>
+      <w:keepLines/>
+      <w:spacing w:before="360" w:after="80"/>
+      <w:outlineLvl w:val="0"/>
     </w:pPr>
     <w:rPr>
-      <w:rFonts w:ascii="Play" w:cs="Play" w:eastAsia="Play" w:hAnsi="Play"/>
-      <w:color w:val="0f4761"/>
+      <w:rFonts w:ascii="Play" w:eastAsia="Play" w:hAnsi="Play" w:cs="Play"/>
+      <w:color w:val="0F4761"/>
       <w:sz w:val="40"/>
       <w:szCs w:val="40"/>
     </w:rPr>
   </w:style>
-  <w:style w:type="paragraph" w:styleId="Heading2">
+  <w:style w:type="paragraph" w:styleId="Ttulo2">
     <w:name w:val="heading 2"/>
     <w:basedOn w:val="Normal"/>
     <w:next w:val="Normal"/>
+    <w:uiPriority w:val="9"/>
+    <w:semiHidden/>
+    <w:unhideWhenUsed/>
+    <w:qFormat/>
     <w:pPr>
-      <w:keepNext w:val="1"/>
-      <w:keepLines w:val="1"/>
-      <w:spacing w:after="80" w:before="160" w:lineRule="auto"/>
+      <w:keepNext/>
+      <w:keepLines/>
+      <w:spacing w:before="160" w:after="80"/>
+      <w:outlineLvl w:val="1"/>
     </w:pPr>
     <w:rPr>
-      <w:rFonts w:ascii="Play" w:cs="Play" w:eastAsia="Play" w:hAnsi="Play"/>
-      <w:color w:val="0f4761"/>
+      <w:rFonts w:ascii="Play" w:eastAsia="Play" w:hAnsi="Play" w:cs="Play"/>
+      <w:color w:val="0F4761"/>
       <w:sz w:val="32"/>
       <w:szCs w:val="32"/>
     </w:rPr>
   </w:style>
-  <w:style w:type="paragraph" w:styleId="Heading3">
+  <w:style w:type="paragraph" w:styleId="Ttulo3">
     <w:name w:val="heading 3"/>
     <w:basedOn w:val="Normal"/>
     <w:next w:val="Normal"/>
+    <w:uiPriority w:val="9"/>
+    <w:semiHidden/>
+    <w:unhideWhenUsed/>
+    <w:qFormat/>
     <w:pPr>
-      <w:keepNext w:val="1"/>
-      <w:keepLines w:val="1"/>
-      <w:spacing w:after="80" w:before="160" w:lineRule="auto"/>
+      <w:keepNext/>
+      <w:keepLines/>
+      <w:spacing w:before="160" w:after="80"/>
+      <w:outlineLvl w:val="2"/>
     </w:pPr>
     <w:rPr>
-      <w:color w:val="0f4761"/>
+      <w:color w:val="0F4761"/>
       <w:sz w:val="28"/>
       <w:szCs w:val="28"/>
     </w:rPr>
   </w:style>
-  <w:style w:type="paragraph" w:styleId="Heading4">
+  <w:style w:type="paragraph" w:styleId="Ttulo4">
     <w:name w:val="heading 4"/>
     <w:basedOn w:val="Normal"/>
     <w:next w:val="Normal"/>
+    <w:uiPriority w:val="9"/>
+    <w:semiHidden/>
+    <w:unhideWhenUsed/>
+    <w:qFormat/>
     <w:pPr>
-      <w:keepNext w:val="1"/>
-      <w:keepLines w:val="1"/>
-      <w:spacing w:after="40" w:before="80" w:lineRule="auto"/>
+      <w:keepNext/>
+      <w:keepLines/>
+      <w:spacing w:before="80" w:after="40"/>
+      <w:outlineLvl w:val="3"/>
     </w:pPr>
     <w:rPr>
-      <w:i w:val="1"/>
-      <w:color w:val="0f4761"/>
+      <w:i/>
+      <w:color w:val="0F4761"/>
     </w:rPr>
   </w:style>
-  <w:style w:type="paragraph" w:styleId="Heading5">
+  <w:style w:type="paragraph" w:styleId="Ttulo5">
     <w:name w:val="heading 5"/>
     <w:basedOn w:val="Normal"/>
     <w:next w:val="Normal"/>
+    <w:uiPriority w:val="9"/>
+    <w:semiHidden/>
+    <w:unhideWhenUsed/>
+    <w:qFormat/>
     <w:pPr>
-      <w:keepNext w:val="1"/>
-      <w:keepLines w:val="1"/>
-      <w:spacing w:after="40" w:before="80" w:lineRule="auto"/>
+      <w:keepNext/>
+      <w:keepLines/>
+      <w:spacing w:before="80" w:after="40"/>
+      <w:outlineLvl w:val="4"/>
     </w:pPr>
     <w:rPr>
-      <w:color w:val="0f4761"/>
+      <w:color w:val="0F4761"/>
     </w:rPr>
   </w:style>
-  <w:style w:type="paragraph" w:styleId="Heading6">
+  <w:style w:type="paragraph" w:styleId="Ttulo6">
     <w:name w:val="heading 6"/>
     <w:basedOn w:val="Normal"/>
     <w:next w:val="Normal"/>
+    <w:uiPriority w:val="9"/>
+    <w:semiHidden/>
+    <w:unhideWhenUsed/>
+    <w:qFormat/>
     <w:pPr>
-      <w:keepNext w:val="1"/>
-      <w:keepLines w:val="1"/>
-      <w:spacing w:after="0" w:before="40" w:lineRule="auto"/>
+      <w:keepNext/>
+      <w:keepLines/>
+      <w:spacing w:before="40" w:after="0"/>
+      <w:outlineLvl w:val="5"/>
     </w:pPr>
     <w:rPr>
-      <w:i w:val="1"/>
+      <w:i/>
       <w:color w:val="595959"/>
-    </w:rPr>
-  </w:style>
-  <w:style w:type="paragraph" w:styleId="Title">
-    <w:name w:val="Title"/>
-    <w:basedOn w:val="Normal"/>
-    <w:next w:val="Normal"/>
-    <w:pPr>
-      <w:spacing w:after="80" w:line="240" w:lineRule="auto"/>
-    </w:pPr>
-    <w:rPr>
-      <w:rFonts w:ascii="Play" w:cs="Play" w:eastAsia="Play" w:hAnsi="Play"/>
-      <w:sz w:val="56"/>
-      <w:szCs w:val="56"/>
     </w:rPr>
   </w:style>
   <w:style w:type="paragraph" w:styleId="Ttulo7">
@@ -3600,19 +4661,19 @@
     <w:next w:val="Normal"/>
     <w:link w:val="Ttulo7Char"/>
     <w:uiPriority w:val="9"/>
-    <w:semiHidden w:val="1"/>
-    <w:unhideWhenUsed w:val="1"/>
-    <w:qFormat w:val="1"/>
+    <w:semiHidden/>
+    <w:unhideWhenUsed/>
+    <w:qFormat/>
     <w:rsid w:val="00C82D7E"/>
     <w:pPr>
-      <w:keepNext w:val="1"/>
-      <w:keepLines w:val="1"/>
-      <w:spacing w:after="0" w:before="40"/>
+      <w:keepNext/>
+      <w:keepLines/>
+      <w:spacing w:before="40" w:after="0"/>
       <w:outlineLvl w:val="6"/>
     </w:pPr>
     <w:rPr>
-      <w:rFonts w:cstheme="majorBidi" w:eastAsiaTheme="majorEastAsia"/>
-      <w:color w:val="595959" w:themeColor="text1" w:themeTint="0000A6"/>
+      <w:rFonts w:eastAsiaTheme="majorEastAsia" w:cstheme="majorBidi"/>
+      <w:color w:val="595959" w:themeColor="text1" w:themeTint="A6"/>
     </w:rPr>
   </w:style>
   <w:style w:type="paragraph" w:styleId="Ttulo8">
@@ -3621,21 +4682,21 @@
     <w:next w:val="Normal"/>
     <w:link w:val="Ttulo8Char"/>
     <w:uiPriority w:val="9"/>
-    <w:semiHidden w:val="1"/>
-    <w:unhideWhenUsed w:val="1"/>
-    <w:qFormat w:val="1"/>
+    <w:semiHidden/>
+    <w:unhideWhenUsed/>
+    <w:qFormat/>
     <w:rsid w:val="00C82D7E"/>
     <w:pPr>
-      <w:keepNext w:val="1"/>
-      <w:keepLines w:val="1"/>
+      <w:keepNext/>
+      <w:keepLines/>
       <w:spacing w:after="0"/>
       <w:outlineLvl w:val="7"/>
     </w:pPr>
     <w:rPr>
-      <w:rFonts w:cstheme="majorBidi" w:eastAsiaTheme="majorEastAsia"/>
-      <w:i w:val="1"/>
-      <w:iCs w:val="1"/>
-      <w:color w:val="272727" w:themeColor="text1" w:themeTint="0000D8"/>
+      <w:rFonts w:eastAsiaTheme="majorEastAsia" w:cstheme="majorBidi"/>
+      <w:i/>
+      <w:iCs/>
+      <w:color w:val="272727" w:themeColor="text1" w:themeTint="D8"/>
     </w:rPr>
   </w:style>
   <w:style w:type="paragraph" w:styleId="Ttulo9">
@@ -3644,201 +4705,219 @@
     <w:next w:val="Normal"/>
     <w:link w:val="Ttulo9Char"/>
     <w:uiPriority w:val="9"/>
-    <w:semiHidden w:val="1"/>
-    <w:unhideWhenUsed w:val="1"/>
-    <w:qFormat w:val="1"/>
+    <w:semiHidden/>
+    <w:unhideWhenUsed/>
+    <w:qFormat/>
     <w:rsid w:val="00C82D7E"/>
     <w:pPr>
-      <w:keepNext w:val="1"/>
-      <w:keepLines w:val="1"/>
+      <w:keepNext/>
+      <w:keepLines/>
       <w:spacing w:after="0"/>
       <w:outlineLvl w:val="8"/>
     </w:pPr>
     <w:rPr>
-      <w:rFonts w:cstheme="majorBidi" w:eastAsiaTheme="majorEastAsia"/>
-      <w:color w:val="272727" w:themeColor="text1" w:themeTint="0000D8"/>
+      <w:rFonts w:eastAsiaTheme="majorEastAsia" w:cstheme="majorBidi"/>
+      <w:color w:val="272727" w:themeColor="text1" w:themeTint="D8"/>
     </w:rPr>
   </w:style>
-  <w:style w:type="character" w:styleId="Fontepargpadro" w:default="1">
+  <w:style w:type="character" w:default="1" w:styleId="Fontepargpadro">
     <w:name w:val="Default Paragraph Font"/>
     <w:uiPriority w:val="1"/>
-    <w:semiHidden w:val="1"/>
-    <w:unhideWhenUsed w:val="1"/>
+    <w:semiHidden/>
+    <w:unhideWhenUsed/>
   </w:style>
-  <w:style w:type="table" w:styleId="Tabelanormal" w:default="1">
+  <w:style w:type="table" w:default="1" w:styleId="Tabelanormal">
     <w:name w:val="Normal Table"/>
     <w:uiPriority w:val="99"/>
-    <w:semiHidden w:val="1"/>
-    <w:unhideWhenUsed w:val="1"/>
+    <w:semiHidden/>
+    <w:unhideWhenUsed/>
     <w:tblPr>
-      <w:tblInd w:w="0.0" w:type="dxa"/>
+      <w:tblInd w:w="0" w:type="dxa"/>
       <w:tblCellMar>
-        <w:top w:w="0.0" w:type="dxa"/>
-        <w:left w:w="108.0" w:type="dxa"/>
-        <w:bottom w:w="0.0" w:type="dxa"/>
-        <w:right w:w="108.0" w:type="dxa"/>
+        <w:top w:w="0" w:type="dxa"/>
+        <w:left w:w="108" w:type="dxa"/>
+        <w:bottom w:w="0" w:type="dxa"/>
+        <w:right w:w="108" w:type="dxa"/>
       </w:tblCellMar>
     </w:tblPr>
   </w:style>
-  <w:style w:type="numbering" w:styleId="Semlista" w:default="1">
+  <w:style w:type="numbering" w:default="1" w:styleId="Semlista">
     <w:name w:val="No List"/>
     <w:uiPriority w:val="99"/>
-    <w:semiHidden w:val="1"/>
-    <w:unhideWhenUsed w:val="1"/>
+    <w:semiHidden/>
+    <w:unhideWhenUsed/>
   </w:style>
-  <w:style w:type="table" w:styleId="TableNormal" w:customStyle="1">
+  <w:style w:type="table" w:customStyle="1" w:styleId="TableNormal">
+    <w:name w:val="TableNormal"/>
+    <w:tblPr>
+      <w:tblCellMar>
+        <w:top w:w="100" w:type="dxa"/>
+        <w:left w:w="100" w:type="dxa"/>
+        <w:bottom w:w="100" w:type="dxa"/>
+        <w:right w:w="100" w:type="dxa"/>
+      </w:tblCellMar>
+    </w:tblPr>
+  </w:style>
+  <w:style w:type="paragraph" w:styleId="Ttulo">
+    <w:name w:val="Title"/>
+    <w:basedOn w:val="Normal"/>
+    <w:next w:val="Normal"/>
+    <w:uiPriority w:val="10"/>
+    <w:qFormat/>
+    <w:pPr>
+      <w:spacing w:after="80" w:line="240" w:lineRule="auto"/>
+    </w:pPr>
+    <w:rPr>
+      <w:rFonts w:ascii="Play" w:eastAsia="Play" w:hAnsi="Play" w:cs="Play"/>
+      <w:sz w:val="56"/>
+      <w:szCs w:val="56"/>
+    </w:rPr>
+  </w:style>
+  <w:style w:type="table" w:customStyle="1" w:styleId="TableNormal0">
     <w:name w:val="Table Normal"/>
     <w:tblPr>
       <w:tblCellMar>
-        <w:top w:w="0.0" w:type="dxa"/>
-        <w:left w:w="0.0" w:type="dxa"/>
-        <w:bottom w:w="0.0" w:type="dxa"/>
-        <w:right w:w="0.0" w:type="dxa"/>
+        <w:top w:w="0" w:type="dxa"/>
+        <w:left w:w="0" w:type="dxa"/>
+        <w:bottom w:w="0" w:type="dxa"/>
+        <w:right w:w="0" w:type="dxa"/>
       </w:tblCellMar>
     </w:tblPr>
   </w:style>
-  <w:style w:type="character" w:styleId="Ttulo1Char" w:customStyle="1">
+  <w:style w:type="character" w:customStyle="1" w:styleId="Ttulo1Char">
     <w:name w:val="Título 1 Char"/>
     <w:basedOn w:val="Fontepargpadro"/>
-    <w:link w:val="Ttulo1"/>
     <w:uiPriority w:val="9"/>
     <w:rsid w:val="00C82D7E"/>
     <w:rPr>
-      <w:rFonts w:asciiTheme="majorHAnsi" w:cstheme="majorBidi" w:eastAsiaTheme="majorEastAsia" w:hAnsiTheme="majorHAnsi"/>
-      <w:color w:val="0f4761" w:themeColor="accent1" w:themeShade="0000BF"/>
+      <w:rFonts w:asciiTheme="majorHAnsi" w:eastAsiaTheme="majorEastAsia" w:hAnsiTheme="majorHAnsi" w:cstheme="majorBidi"/>
+      <w:color w:val="0F4761" w:themeColor="accent1" w:themeShade="BF"/>
       <w:sz w:val="40"/>
       <w:szCs w:val="40"/>
     </w:rPr>
   </w:style>
-  <w:style w:type="character" w:styleId="Ttulo2Char" w:customStyle="1">
+  <w:style w:type="character" w:customStyle="1" w:styleId="Ttulo2Char">
     <w:name w:val="Título 2 Char"/>
     <w:basedOn w:val="Fontepargpadro"/>
-    <w:link w:val="Ttulo2"/>
     <w:uiPriority w:val="9"/>
-    <w:semiHidden w:val="1"/>
+    <w:semiHidden/>
     <w:rsid w:val="00C82D7E"/>
     <w:rPr>
-      <w:rFonts w:asciiTheme="majorHAnsi" w:cstheme="majorBidi" w:eastAsiaTheme="majorEastAsia" w:hAnsiTheme="majorHAnsi"/>
-      <w:color w:val="0f4761" w:themeColor="accent1" w:themeShade="0000BF"/>
+      <w:rFonts w:asciiTheme="majorHAnsi" w:eastAsiaTheme="majorEastAsia" w:hAnsiTheme="majorHAnsi" w:cstheme="majorBidi"/>
+      <w:color w:val="0F4761" w:themeColor="accent1" w:themeShade="BF"/>
       <w:sz w:val="32"/>
       <w:szCs w:val="32"/>
     </w:rPr>
   </w:style>
-  <w:style w:type="character" w:styleId="Ttulo3Char" w:customStyle="1">
+  <w:style w:type="character" w:customStyle="1" w:styleId="Ttulo3Char">
     <w:name w:val="Título 3 Char"/>
     <w:basedOn w:val="Fontepargpadro"/>
-    <w:link w:val="Ttulo3"/>
     <w:uiPriority w:val="9"/>
-    <w:semiHidden w:val="1"/>
+    <w:semiHidden/>
     <w:rsid w:val="00C82D7E"/>
     <w:rPr>
-      <w:rFonts w:cstheme="majorBidi" w:eastAsiaTheme="majorEastAsia"/>
-      <w:color w:val="0f4761" w:themeColor="accent1" w:themeShade="0000BF"/>
+      <w:rFonts w:eastAsiaTheme="majorEastAsia" w:cstheme="majorBidi"/>
+      <w:color w:val="0F4761" w:themeColor="accent1" w:themeShade="BF"/>
       <w:sz w:val="28"/>
       <w:szCs w:val="28"/>
     </w:rPr>
   </w:style>
-  <w:style w:type="character" w:styleId="Ttulo4Char" w:customStyle="1">
+  <w:style w:type="character" w:customStyle="1" w:styleId="Ttulo4Char">
     <w:name w:val="Título 4 Char"/>
     <w:basedOn w:val="Fontepargpadro"/>
-    <w:link w:val="Ttulo4"/>
     <w:uiPriority w:val="9"/>
-    <w:semiHidden w:val="1"/>
+    <w:semiHidden/>
     <w:rsid w:val="00C82D7E"/>
     <w:rPr>
-      <w:rFonts w:cstheme="majorBidi" w:eastAsiaTheme="majorEastAsia"/>
-      <w:i w:val="1"/>
-      <w:iCs w:val="1"/>
-      <w:color w:val="0f4761" w:themeColor="accent1" w:themeShade="0000BF"/>
+      <w:rFonts w:eastAsiaTheme="majorEastAsia" w:cstheme="majorBidi"/>
+      <w:i/>
+      <w:iCs/>
+      <w:color w:val="0F4761" w:themeColor="accent1" w:themeShade="BF"/>
     </w:rPr>
   </w:style>
-  <w:style w:type="character" w:styleId="Ttulo5Char" w:customStyle="1">
+  <w:style w:type="character" w:customStyle="1" w:styleId="Ttulo5Char">
     <w:name w:val="Título 5 Char"/>
     <w:basedOn w:val="Fontepargpadro"/>
-    <w:link w:val="Ttulo5"/>
     <w:uiPriority w:val="9"/>
-    <w:semiHidden w:val="1"/>
+    <w:semiHidden/>
     <w:rsid w:val="00C82D7E"/>
     <w:rPr>
-      <w:rFonts w:cstheme="majorBidi" w:eastAsiaTheme="majorEastAsia"/>
-      <w:color w:val="0f4761" w:themeColor="accent1" w:themeShade="0000BF"/>
+      <w:rFonts w:eastAsiaTheme="majorEastAsia" w:cstheme="majorBidi"/>
+      <w:color w:val="0F4761" w:themeColor="accent1" w:themeShade="BF"/>
     </w:rPr>
   </w:style>
-  <w:style w:type="character" w:styleId="Ttulo6Char" w:customStyle="1">
+  <w:style w:type="character" w:customStyle="1" w:styleId="Ttulo6Char">
     <w:name w:val="Título 6 Char"/>
     <w:basedOn w:val="Fontepargpadro"/>
-    <w:link w:val="Ttulo6"/>
     <w:uiPriority w:val="9"/>
-    <w:semiHidden w:val="1"/>
+    <w:semiHidden/>
     <w:rsid w:val="00C82D7E"/>
     <w:rPr>
-      <w:rFonts w:cstheme="majorBidi" w:eastAsiaTheme="majorEastAsia"/>
-      <w:i w:val="1"/>
-      <w:iCs w:val="1"/>
-      <w:color w:val="595959" w:themeColor="text1" w:themeTint="0000A6"/>
+      <w:rFonts w:eastAsiaTheme="majorEastAsia" w:cstheme="majorBidi"/>
+      <w:i/>
+      <w:iCs/>
+      <w:color w:val="595959" w:themeColor="text1" w:themeTint="A6"/>
     </w:rPr>
   </w:style>
-  <w:style w:type="character" w:styleId="Ttulo7Char" w:customStyle="1">
+  <w:style w:type="character" w:customStyle="1" w:styleId="Ttulo7Char">
     <w:name w:val="Título 7 Char"/>
     <w:basedOn w:val="Fontepargpadro"/>
     <w:link w:val="Ttulo7"/>
     <w:uiPriority w:val="9"/>
-    <w:semiHidden w:val="1"/>
+    <w:semiHidden/>
     <w:rsid w:val="00C82D7E"/>
     <w:rPr>
-      <w:rFonts w:cstheme="majorBidi" w:eastAsiaTheme="majorEastAsia"/>
-      <w:color w:val="595959" w:themeColor="text1" w:themeTint="0000A6"/>
+      <w:rFonts w:eastAsiaTheme="majorEastAsia" w:cstheme="majorBidi"/>
+      <w:color w:val="595959" w:themeColor="text1" w:themeTint="A6"/>
     </w:rPr>
   </w:style>
-  <w:style w:type="character" w:styleId="Ttulo8Char" w:customStyle="1">
+  <w:style w:type="character" w:customStyle="1" w:styleId="Ttulo8Char">
     <w:name w:val="Título 8 Char"/>
     <w:basedOn w:val="Fontepargpadro"/>
     <w:link w:val="Ttulo8"/>
     <w:uiPriority w:val="9"/>
-    <w:semiHidden w:val="1"/>
+    <w:semiHidden/>
     <w:rsid w:val="00C82D7E"/>
     <w:rPr>
-      <w:rFonts w:cstheme="majorBidi" w:eastAsiaTheme="majorEastAsia"/>
-      <w:i w:val="1"/>
-      <w:iCs w:val="1"/>
-      <w:color w:val="272727" w:themeColor="text1" w:themeTint="0000D8"/>
+      <w:rFonts w:eastAsiaTheme="majorEastAsia" w:cstheme="majorBidi"/>
+      <w:i/>
+      <w:iCs/>
+      <w:color w:val="272727" w:themeColor="text1" w:themeTint="D8"/>
     </w:rPr>
   </w:style>
-  <w:style w:type="character" w:styleId="Ttulo9Char" w:customStyle="1">
+  <w:style w:type="character" w:customStyle="1" w:styleId="Ttulo9Char">
     <w:name w:val="Título 9 Char"/>
     <w:basedOn w:val="Fontepargpadro"/>
     <w:link w:val="Ttulo9"/>
     <w:uiPriority w:val="9"/>
-    <w:semiHidden w:val="1"/>
+    <w:semiHidden/>
     <w:rsid w:val="00C82D7E"/>
     <w:rPr>
-      <w:rFonts w:cstheme="majorBidi" w:eastAsiaTheme="majorEastAsia"/>
-      <w:color w:val="272727" w:themeColor="text1" w:themeTint="0000D8"/>
+      <w:rFonts w:eastAsiaTheme="majorEastAsia" w:cstheme="majorBidi"/>
+      <w:color w:val="272727" w:themeColor="text1" w:themeTint="D8"/>
     </w:rPr>
   </w:style>
-  <w:style w:type="character" w:styleId="TtuloChar" w:customStyle="1">
+  <w:style w:type="character" w:customStyle="1" w:styleId="TtuloChar">
     <w:name w:val="Título Char"/>
     <w:basedOn w:val="Fontepargpadro"/>
-    <w:link w:val="Ttulo"/>
     <w:uiPriority w:val="10"/>
     <w:rsid w:val="00C82D7E"/>
     <w:rPr>
-      <w:rFonts w:asciiTheme="majorHAnsi" w:cstheme="majorBidi" w:eastAsiaTheme="majorEastAsia" w:hAnsiTheme="majorHAnsi"/>
+      <w:rFonts w:asciiTheme="majorHAnsi" w:eastAsiaTheme="majorEastAsia" w:hAnsiTheme="majorHAnsi" w:cstheme="majorBidi"/>
       <w:spacing w:val="-10"/>
       <w:kern w:val="28"/>
       <w:sz w:val="56"/>
       <w:szCs w:val="56"/>
     </w:rPr>
   </w:style>
-  <w:style w:type="character" w:styleId="SubttuloChar" w:customStyle="1">
+  <w:style w:type="character" w:customStyle="1" w:styleId="SubttuloChar">
     <w:name w:val="Subtítulo Char"/>
     <w:basedOn w:val="Fontepargpadro"/>
-    <w:link w:val="Subttulo"/>
     <w:uiPriority w:val="11"/>
     <w:rsid w:val="00C82D7E"/>
     <w:rPr>
-      <w:rFonts w:cstheme="majorBidi" w:eastAsiaTheme="majorEastAsia"/>
-      <w:color w:val="595959" w:themeColor="text1" w:themeTint="0000A6"/>
+      <w:rFonts w:eastAsiaTheme="majorEastAsia" w:cstheme="majorBidi"/>
+      <w:color w:val="595959" w:themeColor="text1" w:themeTint="A6"/>
       <w:spacing w:val="15"/>
       <w:sz w:val="28"/>
       <w:szCs w:val="28"/>
@@ -3850,51 +4929,51 @@
     <w:next w:val="Normal"/>
     <w:link w:val="CitaoChar"/>
     <w:uiPriority w:val="29"/>
-    <w:qFormat w:val="1"/>
+    <w:qFormat/>
     <w:rsid w:val="00C82D7E"/>
     <w:pPr>
       <w:spacing w:before="160"/>
       <w:jc w:val="center"/>
     </w:pPr>
     <w:rPr>
-      <w:i w:val="1"/>
-      <w:iCs w:val="1"/>
-      <w:color w:val="404040" w:themeColor="text1" w:themeTint="0000BF"/>
+      <w:i/>
+      <w:iCs/>
+      <w:color w:val="404040" w:themeColor="text1" w:themeTint="BF"/>
     </w:rPr>
   </w:style>
-  <w:style w:type="character" w:styleId="CitaoChar" w:customStyle="1">
+  <w:style w:type="character" w:customStyle="1" w:styleId="CitaoChar">
     <w:name w:val="Citação Char"/>
     <w:basedOn w:val="Fontepargpadro"/>
     <w:link w:val="Citao"/>
     <w:uiPriority w:val="29"/>
     <w:rsid w:val="00C82D7E"/>
     <w:rPr>
-      <w:i w:val="1"/>
-      <w:iCs w:val="1"/>
-      <w:color w:val="404040" w:themeColor="text1" w:themeTint="0000BF"/>
+      <w:i/>
+      <w:iCs/>
+      <w:color w:val="404040" w:themeColor="text1" w:themeTint="BF"/>
     </w:rPr>
   </w:style>
   <w:style w:type="paragraph" w:styleId="PargrafodaLista">
     <w:name w:val="List Paragraph"/>
     <w:basedOn w:val="Normal"/>
     <w:uiPriority w:val="34"/>
-    <w:qFormat w:val="1"/>
+    <w:qFormat/>
     <w:rsid w:val="00C82D7E"/>
     <w:pPr>
       <w:ind w:left="720"/>
-      <w:contextualSpacing w:val="1"/>
+      <w:contextualSpacing/>
     </w:pPr>
   </w:style>
   <w:style w:type="character" w:styleId="nfaseIntensa">
     <w:name w:val="Intense Emphasis"/>
     <w:basedOn w:val="Fontepargpadro"/>
     <w:uiPriority w:val="21"/>
-    <w:qFormat w:val="1"/>
+    <w:qFormat/>
     <w:rsid w:val="00C82D7E"/>
     <w:rPr>
-      <w:i w:val="1"/>
-      <w:iCs w:val="1"/>
-      <w:color w:val="0f4761" w:themeColor="accent1" w:themeShade="0000BF"/>
+      <w:i/>
+      <w:iCs/>
+      <w:color w:val="0F4761" w:themeColor="accent1" w:themeShade="BF"/>
     </w:rPr>
   </w:style>
   <w:style w:type="paragraph" w:styleId="CitaoIntensa">
@@ -3903,46 +4982,46 @@
     <w:next w:val="Normal"/>
     <w:link w:val="CitaoIntensaChar"/>
     <w:uiPriority w:val="30"/>
-    <w:qFormat w:val="1"/>
+    <w:qFormat/>
     <w:rsid w:val="00C82D7E"/>
     <w:pPr>
       <w:pBdr>
-        <w:top w:color="0f4761" w:space="10" w:sz="4" w:themeColor="accent1" w:themeShade="0000BF" w:val="single"/>
-        <w:bottom w:color="0f4761" w:space="10" w:sz="4" w:themeColor="accent1" w:themeShade="0000BF" w:val="single"/>
+        <w:top w:val="single" w:sz="4" w:space="10" w:color="0F4761" w:themeColor="accent1" w:themeShade="BF"/>
+        <w:bottom w:val="single" w:sz="4" w:space="10" w:color="0F4761" w:themeColor="accent1" w:themeShade="BF"/>
       </w:pBdr>
-      <w:spacing w:after="360" w:before="360"/>
+      <w:spacing w:before="360" w:after="360"/>
       <w:ind w:left="864" w:right="864"/>
       <w:jc w:val="center"/>
     </w:pPr>
     <w:rPr>
-      <w:i w:val="1"/>
-      <w:iCs w:val="1"/>
-      <w:color w:val="0f4761" w:themeColor="accent1" w:themeShade="0000BF"/>
+      <w:i/>
+      <w:iCs/>
+      <w:color w:val="0F4761" w:themeColor="accent1" w:themeShade="BF"/>
     </w:rPr>
   </w:style>
-  <w:style w:type="character" w:styleId="CitaoIntensaChar" w:customStyle="1">
+  <w:style w:type="character" w:customStyle="1" w:styleId="CitaoIntensaChar">
     <w:name w:val="Citação Intensa Char"/>
     <w:basedOn w:val="Fontepargpadro"/>
     <w:link w:val="CitaoIntensa"/>
     <w:uiPriority w:val="30"/>
     <w:rsid w:val="00C82D7E"/>
     <w:rPr>
-      <w:i w:val="1"/>
-      <w:iCs w:val="1"/>
-      <w:color w:val="0f4761" w:themeColor="accent1" w:themeShade="0000BF"/>
+      <w:i/>
+      <w:iCs/>
+      <w:color w:val="0F4761" w:themeColor="accent1" w:themeShade="BF"/>
     </w:rPr>
   </w:style>
   <w:style w:type="character" w:styleId="RefernciaIntensa">
     <w:name w:val="Intense Reference"/>
     <w:basedOn w:val="Fontepargpadro"/>
     <w:uiPriority w:val="32"/>
-    <w:qFormat w:val="1"/>
+    <w:qFormat/>
     <w:rsid w:val="00C82D7E"/>
     <w:rPr>
-      <w:b w:val="1"/>
-      <w:bCs w:val="1"/>
-      <w:smallCaps w:val="1"/>
-      <w:color w:val="0f4761" w:themeColor="accent1" w:themeShade="0000BF"/>
+      <w:b/>
+      <w:bCs/>
+      <w:smallCaps/>
+      <w:color w:val="0F4761" w:themeColor="accent1" w:themeShade="BF"/>
       <w:spacing w:val="5"/>
     </w:rPr>
   </w:style>
@@ -3956,12 +5035,12 @@
     </w:pPr>
     <w:tblPr>
       <w:tblBorders>
-        <w:top w:color="auto" w:space="0" w:sz="4" w:val="single"/>
-        <w:left w:color="auto" w:space="0" w:sz="4" w:val="single"/>
-        <w:bottom w:color="auto" w:space="0" w:sz="4" w:val="single"/>
-        <w:right w:color="auto" w:space="0" w:sz="4" w:val="single"/>
-        <w:insideH w:color="auto" w:space="0" w:sz="4" w:val="single"/>
-        <w:insideV w:color="auto" w:space="0" w:sz="4" w:val="single"/>
+        <w:top w:val="single" w:sz="4" w:space="0" w:color="auto"/>
+        <w:left w:val="single" w:sz="4" w:space="0" w:color="auto"/>
+        <w:bottom w:val="single" w:sz="4" w:space="0" w:color="auto"/>
+        <w:right w:val="single" w:sz="4" w:space="0" w:color="auto"/>
+        <w:insideH w:val="single" w:sz="4" w:space="0" w:color="auto"/>
+        <w:insideV w:val="single" w:sz="4" w:space="0" w:color="auto"/>
       </w:tblBorders>
     </w:tblPr>
   </w:style>
@@ -3970,7 +5049,7 @@
     <w:basedOn w:val="Normal"/>
     <w:link w:val="CabealhoChar"/>
     <w:uiPriority w:val="99"/>
-    <w:unhideWhenUsed w:val="1"/>
+    <w:unhideWhenUsed/>
     <w:rsid w:val="002C3398"/>
     <w:pPr>
       <w:tabs>
@@ -3980,7 +5059,7 @@
       <w:spacing w:after="0" w:line="240" w:lineRule="auto"/>
     </w:pPr>
   </w:style>
-  <w:style w:type="character" w:styleId="CabealhoChar" w:customStyle="1">
+  <w:style w:type="character" w:customStyle="1" w:styleId="CabealhoChar">
     <w:name w:val="Cabeçalho Char"/>
     <w:basedOn w:val="Fontepargpadro"/>
     <w:link w:val="Cabealho"/>
@@ -3992,7 +5071,7 @@
     <w:basedOn w:val="Normal"/>
     <w:link w:val="RodapChar"/>
     <w:uiPriority w:val="99"/>
-    <w:unhideWhenUsed w:val="1"/>
+    <w:unhideWhenUsed/>
     <w:rsid w:val="002C3398"/>
     <w:pPr>
       <w:tabs>
@@ -4002,7 +5081,7 @@
       <w:spacing w:after="0" w:line="240" w:lineRule="auto"/>
     </w:pPr>
   </w:style>
-  <w:style w:type="character" w:styleId="RodapChar" w:customStyle="1">
+  <w:style w:type="character" w:customStyle="1" w:styleId="RodapChar">
     <w:name w:val="Rodapé Char"/>
     <w:basedOn w:val="Fontepargpadro"/>
     <w:link w:val="Rodap"/>
@@ -4011,50 +5090,48 @@
   </w:style>
   <w:style w:type="paragraph" w:styleId="CabealhodoSumrio">
     <w:name w:val="TOC Heading"/>
-    <w:basedOn w:val="Ttulo1"/>
     <w:next w:val="Normal"/>
     <w:uiPriority w:val="39"/>
-    <w:unhideWhenUsed w:val="1"/>
-    <w:qFormat w:val="1"/>
+    <w:unhideWhenUsed/>
+    <w:qFormat/>
     <w:rsid w:val="00921443"/>
     <w:pPr>
-      <w:spacing w:after="0" w:before="240"/>
-      <w:outlineLvl w:val="9"/>
+      <w:spacing w:before="240" w:after="0"/>
     </w:pPr>
     <w:rPr>
       <w:sz w:val="32"/>
       <w:szCs w:val="32"/>
     </w:rPr>
   </w:style>
-  <w:style w:type="paragraph" w:styleId="TtuloGuardian" w:customStyle="1">
+  <w:style w:type="paragraph" w:customStyle="1" w:styleId="TtuloGuardian">
     <w:name w:val="Título [Guardian]"/>
     <w:basedOn w:val="Normal"/>
     <w:link w:val="TtuloGuardianChar"/>
-    <w:qFormat w:val="1"/>
+    <w:qFormat/>
     <w:rsid w:val="002E18FE"/>
     <w:pPr>
       <w:spacing w:after="0" w:line="360" w:lineRule="auto"/>
       <w:outlineLvl w:val="0"/>
     </w:pPr>
     <w:rPr>
-      <w:rFonts w:ascii="Arial" w:cs="Arial" w:hAnsi="Arial"/>
-      <w:b w:val="1"/>
-      <w:bCs w:val="1"/>
-      <w:caps w:val="1"/>
+      <w:rFonts w:ascii="Arial" w:hAnsi="Arial" w:cs="Arial"/>
+      <w:b/>
+      <w:bCs/>
+      <w:caps/>
       <w:sz w:val="32"/>
       <w:szCs w:val="32"/>
     </w:rPr>
   </w:style>
-  <w:style w:type="character" w:styleId="TtuloGuardianChar" w:customStyle="1">
+  <w:style w:type="character" w:customStyle="1" w:styleId="TtuloGuardianChar">
     <w:name w:val="Título [Guardian] Char"/>
     <w:basedOn w:val="Fontepargpadro"/>
     <w:link w:val="TtuloGuardian"/>
     <w:rsid w:val="002E18FE"/>
     <w:rPr>
-      <w:rFonts w:ascii="Arial" w:cs="Arial" w:hAnsi="Arial"/>
-      <w:b w:val="1"/>
-      <w:bCs w:val="1"/>
-      <w:caps w:val="1"/>
+      <w:rFonts w:ascii="Arial" w:hAnsi="Arial" w:cs="Arial"/>
+      <w:b/>
+      <w:bCs/>
+      <w:caps/>
       <w:sz w:val="32"/>
       <w:szCs w:val="32"/>
     </w:rPr>
@@ -4063,9 +5140,9 @@
     <w:name w:val="toc 1"/>
     <w:basedOn w:val="Normal"/>
     <w:next w:val="Normal"/>
-    <w:autoRedefine w:val="1"/>
+    <w:autoRedefine/>
     <w:uiPriority w:val="39"/>
-    <w:unhideWhenUsed w:val="1"/>
+    <w:unhideWhenUsed/>
     <w:rsid w:val="002E18FE"/>
     <w:pPr>
       <w:spacing w:after="100"/>
@@ -4075,18 +5152,18 @@
     <w:name w:val="Hyperlink"/>
     <w:basedOn w:val="Fontepargpadro"/>
     <w:uiPriority w:val="99"/>
-    <w:unhideWhenUsed w:val="1"/>
+    <w:unhideWhenUsed/>
     <w:rsid w:val="002E18FE"/>
     <w:rPr>
       <w:color w:val="467886" w:themeColor="hyperlink"/>
       <w:u w:val="single"/>
     </w:rPr>
   </w:style>
-  <w:style w:type="paragraph" w:styleId="SubttuloGuardian" w:customStyle="1">
+  <w:style w:type="paragraph" w:customStyle="1" w:styleId="SubttuloGuardian">
     <w:name w:val="Subtítulo [Guardian]"/>
     <w:basedOn w:val="TtuloGuardian"/>
     <w:link w:val="SubttuloGuardianChar"/>
-    <w:qFormat w:val="1"/>
+    <w:qFormat/>
     <w:rsid w:val="002E18FE"/>
     <w:pPr>
       <w:outlineLvl w:val="1"/>
@@ -4096,16 +5173,16 @@
       <w:szCs w:val="24"/>
     </w:rPr>
   </w:style>
-  <w:style w:type="character" w:styleId="SubttuloGuardianChar" w:customStyle="1">
+  <w:style w:type="character" w:customStyle="1" w:styleId="SubttuloGuardianChar">
     <w:name w:val="Subtítulo [Guardian] Char"/>
     <w:basedOn w:val="TtuloGuardianChar"/>
     <w:link w:val="SubttuloGuardian"/>
     <w:rsid w:val="002E18FE"/>
     <w:rPr>
-      <w:rFonts w:ascii="Arial" w:cs="Arial" w:hAnsi="Arial"/>
-      <w:b w:val="1"/>
-      <w:bCs w:val="1"/>
-      <w:caps w:val="1"/>
+      <w:rFonts w:ascii="Arial" w:hAnsi="Arial" w:cs="Arial"/>
+      <w:b/>
+      <w:bCs/>
+      <w:caps/>
       <w:sz w:val="24"/>
       <w:szCs w:val="24"/>
     </w:rPr>
@@ -4114,17 +5191,17 @@
     <w:name w:val="toc 2"/>
     <w:basedOn w:val="Normal"/>
     <w:next w:val="Normal"/>
-    <w:autoRedefine w:val="1"/>
+    <w:autoRedefine/>
     <w:uiPriority w:val="39"/>
-    <w:unhideWhenUsed w:val="1"/>
+    <w:unhideWhenUsed/>
     <w:rsid w:val="002E18FE"/>
     <w:pPr>
       <w:spacing w:after="100"/>
       <w:ind w:left="220"/>
     </w:pPr>
   </w:style>
-  <w:style w:type="table" w:styleId="a" w:customStyle="1">
-    <w:basedOn w:val="TableNormal"/>
+  <w:style w:type="table" w:customStyle="1" w:styleId="a">
+    <w:basedOn w:val="TableNormal0"/>
     <w:pPr>
       <w:spacing w:after="0" w:line="240" w:lineRule="auto"/>
     </w:pPr>
@@ -4132,15 +5209,13 @@
       <w:tblStyleRowBandSize w:val="1"/>
       <w:tblStyleColBandSize w:val="1"/>
       <w:tblCellMar>
-        <w:top w:w="0.0" w:type="dxa"/>
-        <w:left w:w="108.0" w:type="dxa"/>
-        <w:bottom w:w="0.0" w:type="dxa"/>
-        <w:right w:w="108.0" w:type="dxa"/>
+        <w:left w:w="108" w:type="dxa"/>
+        <w:right w:w="108" w:type="dxa"/>
       </w:tblCellMar>
     </w:tblPr>
   </w:style>
-  <w:style w:type="table" w:styleId="a0" w:customStyle="1">
-    <w:basedOn w:val="TableNormal"/>
+  <w:style w:type="table" w:customStyle="1" w:styleId="a0">
+    <w:basedOn w:val="TableNormal0"/>
     <w:pPr>
       <w:spacing w:after="0" w:line="240" w:lineRule="auto"/>
     </w:pPr>
@@ -4148,15 +5223,13 @@
       <w:tblStyleRowBandSize w:val="1"/>
       <w:tblStyleColBandSize w:val="1"/>
       <w:tblCellMar>
-        <w:top w:w="0.0" w:type="dxa"/>
-        <w:left w:w="108.0" w:type="dxa"/>
-        <w:bottom w:w="0.0" w:type="dxa"/>
-        <w:right w:w="108.0" w:type="dxa"/>
+        <w:left w:w="108" w:type="dxa"/>
+        <w:right w:w="108" w:type="dxa"/>
       </w:tblCellMar>
     </w:tblPr>
   </w:style>
-  <w:style w:type="table" w:styleId="a1" w:customStyle="1">
-    <w:basedOn w:val="TableNormal"/>
+  <w:style w:type="table" w:customStyle="1" w:styleId="a1">
+    <w:basedOn w:val="TableNormal0"/>
     <w:pPr>
       <w:spacing w:after="0" w:line="240" w:lineRule="auto"/>
     </w:pPr>
@@ -4164,26 +5237,25 @@
       <w:tblStyleRowBandSize w:val="1"/>
       <w:tblStyleColBandSize w:val="1"/>
       <w:tblCellMar>
-        <w:top w:w="0.0" w:type="dxa"/>
-        <w:left w:w="108.0" w:type="dxa"/>
-        <w:bottom w:w="0.0" w:type="dxa"/>
-        <w:right w:w="108.0" w:type="dxa"/>
+        <w:left w:w="108" w:type="dxa"/>
+        <w:right w:w="108" w:type="dxa"/>
       </w:tblCellMar>
     </w:tblPr>
   </w:style>
-  <w:style w:type="paragraph" w:styleId="Subtitle">
+  <w:style w:type="paragraph" w:styleId="Subttulo">
     <w:name w:val="Subtitle"/>
     <w:basedOn w:val="Normal"/>
     <w:next w:val="Normal"/>
-    <w:pPr/>
+    <w:uiPriority w:val="11"/>
+    <w:qFormat/>
     <w:rPr>
       <w:color w:val="595959"/>
       <w:sz w:val="28"/>
       <w:szCs w:val="28"/>
     </w:rPr>
   </w:style>
-  <w:style w:type="table" w:styleId="Table1">
-    <w:basedOn w:val="TableNormal"/>
+  <w:style w:type="table" w:customStyle="1" w:styleId="a2">
+    <w:basedOn w:val="TableNormal0"/>
     <w:pPr>
       <w:spacing w:after="0" w:line="240" w:lineRule="auto"/>
     </w:pPr>
@@ -4191,15 +5263,13 @@
       <w:tblStyleRowBandSize w:val="1"/>
       <w:tblStyleColBandSize w:val="1"/>
       <w:tblCellMar>
-        <w:top w:w="0.0" w:type="dxa"/>
-        <w:left w:w="108.0" w:type="dxa"/>
-        <w:bottom w:w="0.0" w:type="dxa"/>
-        <w:right w:w="108.0" w:type="dxa"/>
+        <w:left w:w="108" w:type="dxa"/>
+        <w:right w:w="108" w:type="dxa"/>
       </w:tblCellMar>
     </w:tblPr>
   </w:style>
-  <w:style w:type="table" w:styleId="Table2">
-    <w:basedOn w:val="TableNormal"/>
+  <w:style w:type="table" w:customStyle="1" w:styleId="a3">
+    <w:basedOn w:val="TableNormal0"/>
     <w:pPr>
       <w:spacing w:after="0" w:line="240" w:lineRule="auto"/>
     </w:pPr>
@@ -4207,15 +5277,13 @@
       <w:tblStyleRowBandSize w:val="1"/>
       <w:tblStyleColBandSize w:val="1"/>
       <w:tblCellMar>
-        <w:top w:w="0.0" w:type="dxa"/>
-        <w:left w:w="108.0" w:type="dxa"/>
-        <w:bottom w:w="0.0" w:type="dxa"/>
-        <w:right w:w="108.0" w:type="dxa"/>
+        <w:left w:w="108" w:type="dxa"/>
+        <w:right w:w="108" w:type="dxa"/>
       </w:tblCellMar>
     </w:tblPr>
   </w:style>
-  <w:style w:type="table" w:styleId="Table3">
-    <w:basedOn w:val="TableNormal"/>
+  <w:style w:type="table" w:customStyle="1" w:styleId="a4">
+    <w:basedOn w:val="TableNormal0"/>
     <w:pPr>
       <w:spacing w:after="0" w:line="240" w:lineRule="auto"/>
     </w:pPr>
@@ -4223,23 +5291,19 @@
       <w:tblStyleRowBandSize w:val="1"/>
       <w:tblStyleColBandSize w:val="1"/>
       <w:tblCellMar>
-        <w:top w:w="0.0" w:type="dxa"/>
-        <w:left w:w="108.0" w:type="dxa"/>
-        <w:bottom w:w="0.0" w:type="dxa"/>
-        <w:right w:w="108.0" w:type="dxa"/>
+        <w:left w:w="108" w:type="dxa"/>
+        <w:right w:w="108" w:type="dxa"/>
       </w:tblCellMar>
     </w:tblPr>
   </w:style>
-  <w:style w:type="table" w:styleId="Table4">
-    <w:basedOn w:val="TableNormal"/>
+  <w:style w:type="table" w:customStyle="1" w:styleId="a5">
+    <w:basedOn w:val="TableNormal0"/>
     <w:tblPr>
       <w:tblStyleRowBandSize w:val="1"/>
       <w:tblStyleColBandSize w:val="1"/>
       <w:tblCellMar>
-        <w:top w:w="0.0" w:type="dxa"/>
-        <w:left w:w="115.0" w:type="dxa"/>
-        <w:bottom w:w="0.0" w:type="dxa"/>
-        <w:right w:w="115.0" w:type="dxa"/>
+        <w:left w:w="115" w:type="dxa"/>
+        <w:right w:w="115" w:type="dxa"/>
       </w:tblCellMar>
     </w:tblPr>
   </w:style>
@@ -4541,17 +5605,17 @@
 </a:theme>
 </file>
 
-<file path=customXML/item1.xml><?xml version="1.0" encoding="utf-8"?>
+<file path=customXml/item1.xml><?xml version="1.0" encoding="utf-8"?>
 <go:gDocsCustomXmlDataStorage xmlns:go="http://customooxmlschemas.google.com/" xmlns:r="http://schemas.openxmlformats.org/officeDocument/2006/relationships" uri="GoogleDocsCustomDataVersion2">
   <go:docsCustomData xmlns:go="http://customooxmlschemas.google.com/" roundtripDataSignature="AMtx7mgVNSOSD36VXPkF8eZAM7MbzJGvaw==">CgMxLjAyCGguZ2pkZ3hzMgloLjFmb2I5dGUyCWguM3pueXNoNzIJaC4yZXQ5MnAwMgloLjF0M2g1c2YyCWguNGQzNG9nODgAciExc2JFUGRqY3ZUVjd6TmhNdmdvdWx4WWJoNEFrNlNKS0U=</go:docsCustomData>
 </go:gDocsCustomXmlDataStorage>
 </file>
 
-<file path=customXML/itemProps1.xml><?xml version="1.0" encoding="utf-8"?>
+<file path=customXml/itemProps1.xml><?xml version="1.0" encoding="utf-8"?>
 <ds:datastoreItem xmlns:ds="http://schemas.openxmlformats.org/officeDocument/2006/customXml" ds:itemID="{11111111-1234-1234-1234-123412341234}">
   <ds:schemaRefs>
+    <ds:schemaRef ds:uri="http://customooxmlschemas.google.com/"/>
     <ds:schemaRef ds:uri="http://schemas.openxmlformats.org/officeDocument/2006/relationships"/>
-    <ds:schemaRef ds:uri="http://customooxmlschemas.google.com/"/>
   </ds:schemaRefs>
 </ds:datastoreItem>
 </file>